--- a/Requisitos/UC07_Manter horário.docx
+++ b/Requisitos/UC07_Manter horário.docx
@@ -1,8 +1,8 @@
 
 <file path=word/document.xml><?xml version="1.0" encoding="utf-8"?>
-<w:document xmlns:mc="http://schemas.openxmlformats.org/markup-compatibility/2006" xmlns:o="urn:schemas-microsoft-com:office:office" xmlns:r="http://schemas.openxmlformats.org/officeDocument/2006/relationships" xmlns:m="http://schemas.openxmlformats.org/officeDocument/2006/math" xmlns:v="urn:schemas-microsoft-com:vml" xmlns:wp="http://schemas.openxmlformats.org/drawingml/2006/wordprocessingDrawing" xmlns:w10="urn:schemas-microsoft-com:office:word" xmlns:w="http://schemas.openxmlformats.org/wordprocessingml/2006/main" xmlns:wne="http://schemas.microsoft.com/office/word/2006/wordml" xmlns:sl="http://schemas.openxmlformats.org/schemaLibrary/2006/main" xmlns:a="http://schemas.openxmlformats.org/drawingml/2006/main" xmlns:pic="http://schemas.openxmlformats.org/drawingml/2006/picture" xmlns:c="http://schemas.openxmlformats.org/drawingml/2006/chart" xmlns:lc="http://schemas.openxmlformats.org/drawingml/2006/lockedCanvas" xmlns:dgm="http://schemas.openxmlformats.org/drawingml/2006/diagram" xmlns:wps="http://schemas.microsoft.com/office/word/2010/wordprocessingShape" xmlns:wpg="http://schemas.microsoft.com/office/word/2010/wordprocessingGroup" xmlns:w14="http://schemas.microsoft.com/office/word/2010/wordml" xmlns:w15="http://schemas.microsoft.com/office/word/2012/wordml" xmlns:w16="http://schemas.microsoft.com/office/word/2018/wordml" xmlns:w16cex="http://schemas.microsoft.com/office/word/2018/wordml/cex" xmlns:w16cid="http://schemas.microsoft.com/office/word/2016/wordml/cid" xmlns="http://schemas.microsoft.com/office/tasks/2019/documenttasks" xmlns:cr="http://schemas.microsoft.com/office/comments/2020/reactions">
+<w:document xmlns:wp14="http://schemas.microsoft.com/office/word/2010/wordprocessingDrawing" xmlns:mc="http://schemas.openxmlformats.org/markup-compatibility/2006" xmlns:o="urn:schemas-microsoft-com:office:office" xmlns:r="http://schemas.openxmlformats.org/officeDocument/2006/relationships" xmlns:m="http://schemas.openxmlformats.org/officeDocument/2006/math" xmlns:v="urn:schemas-microsoft-com:vml" xmlns:wp="http://schemas.openxmlformats.org/drawingml/2006/wordprocessingDrawing" xmlns:w10="urn:schemas-microsoft-com:office:word" xmlns:w="http://schemas.openxmlformats.org/wordprocessingml/2006/main" xmlns:wne="http://schemas.microsoft.com/office/word/2006/wordml" xmlns:sl="http://schemas.openxmlformats.org/schemaLibrary/2006/main" xmlns:a="http://schemas.openxmlformats.org/drawingml/2006/main" xmlns:pic="http://schemas.openxmlformats.org/drawingml/2006/picture" xmlns:c="http://schemas.openxmlformats.org/drawingml/2006/chart" xmlns:lc="http://schemas.openxmlformats.org/drawingml/2006/lockedCanvas" xmlns:dgm="http://schemas.openxmlformats.org/drawingml/2006/diagram" xmlns:wps="http://schemas.microsoft.com/office/word/2010/wordprocessingShape" xmlns:wpg="http://schemas.microsoft.com/office/word/2010/wordprocessingGroup" xmlns:w14="http://schemas.microsoft.com/office/word/2010/wordml" xmlns:w15="http://schemas.microsoft.com/office/word/2012/wordml" xmlns:w16="http://schemas.microsoft.com/office/word/2018/wordml" xmlns:w16cex="http://schemas.microsoft.com/office/word/2018/wordml/cex" xmlns:w16cid="http://schemas.microsoft.com/office/word/2016/wordml/cid" xmlns="http://schemas.microsoft.com/office/tasks/2019/documenttasks" xmlns:cr="http://schemas.microsoft.com/office/comments/2020/reactions" mc:Ignorable="wp14">
   <w:body>
-    <w:p>
+    <w:p xmlns:wp14="http://schemas.microsoft.com/office/word/2010/wordml" wp14:textId="77777777">
       <w:pPr>
         <w:jc w:val="center"/>
         <w:rPr>
@@ -11,6 +11,7 @@
           <w:sz w:val="36"/>
           <w:szCs w:val="36"/>
           <w:vertAlign w:val="baseline"/>
+          <w:lang w:val="en-US"/>
         </w:rPr>
       </w:pPr>
       <w:r>
@@ -20,7 +21,7 @@
           <w:color w:val="ff0000"/>
           <w:sz w:val="36"/>
           <w:szCs w:val="36"/>
-          <w:rtl w:val="0"/>
+          <w:lang w:val="en-US"/>
         </w:rPr>
         <w:t xml:space="preserve">UC07</w:t>
       </w:r>
@@ -32,7 +33,7 @@
           <w:sz w:val="36"/>
           <w:szCs w:val="36"/>
           <w:vertAlign w:val="baseline"/>
-          <w:rtl w:val="0"/>
+          <w:lang w:val="en-US"/>
         </w:rPr>
         <w:t xml:space="preserve">: </w:t>
       </w:r>
@@ -42,7 +43,7 @@
           <w:bCs w:val="1"/>
           <w:sz w:val="36"/>
           <w:szCs w:val="36"/>
-          <w:rtl w:val="0"/>
+          <w:lang w:val="en-US"/>
         </w:rPr>
         <w:t xml:space="preserve">Manter Horário</w:t>
       </w:r>
@@ -52,7 +53,7 @@
         </w:rPr>
       </w:r>
     </w:p>
-    <w:p>
+    <w:p xmlns:wp14="http://schemas.microsoft.com/office/word/2010/wordml" wp14:textId="77777777">
       <w:pPr>
         <w:rPr>
           <w:sz w:val="28"/>
@@ -66,11 +67,12 @@
         </w:rPr>
       </w:r>
     </w:p>
-    <w:p>
+    <w:p xmlns:wp14="http://schemas.microsoft.com/office/word/2010/wordml" wp14:textId="77777777">
       <w:pPr>
         <w:pStyle w:val="Heading1"/>
         <w:rPr>
           <w:vertAlign w:val="baseline"/>
+          <w:lang w:val="en-US"/>
         </w:rPr>
       </w:pPr>
       <w:r>
@@ -78,7 +80,7 @@
           <w:b w:val="1"/>
           <w:bCs w:val="1"/>
           <w:vertAlign w:val="baseline"/>
-          <w:rtl w:val="0"/>
+          <w:lang w:val="en-US"/>
         </w:rPr>
         <w:t xml:space="preserve">Seção: </w:t>
       </w:r>
@@ -87,7 +89,7 @@
           <w:b w:val="0"/>
           <w:bCs w:val="0"/>
           <w:vertAlign w:val="baseline"/>
-          <w:rtl w:val="0"/>
+          <w:lang w:val="en-US"/>
         </w:rPr>
         <w:t xml:space="preserve">Principal</w:t>
       </w:r>
@@ -100,40 +102,38 @@
     <w:tbl>
       <w:tblPr>
         <w:tblStyle w:val="Table1"/>
-        <w:tblW w:w="10330.0" w:type="dxa"/>
+        <w:tblW w:w="10330" w:type="dxa"/>
         <w:jc w:val="left"/>
         <w:tblInd w:w="-70.0" w:type="dxa"/>
         <w:tblBorders>
-          <w:top w:color="000000" w:space="0" w:sz="4" w:val="single"/>
-          <w:left w:color="000000" w:space="0" w:sz="4" w:val="single"/>
-          <w:bottom w:color="000000" w:space="0" w:sz="4" w:val="single"/>
-          <w:right w:color="000000" w:space="0" w:sz="4" w:val="single"/>
-          <w:insideH w:color="000000" w:space="0" w:sz="4" w:val="single"/>
-          <w:insideV w:color="000000" w:space="0" w:sz="4" w:val="single"/>
+          <w:top w:val="single" w:color="000000" w:sz="4" w:space="0"/>
+          <w:left w:val="single" w:color="000000" w:sz="4" w:space="0"/>
+          <w:bottom w:val="single" w:color="000000" w:sz="4" w:space="0"/>
+          <w:right w:val="single" w:color="000000" w:sz="4" w:space="0"/>
+          <w:insideH w:val="single" w:color="000000" w:sz="4" w:space="0"/>
+          <w:insideV w:val="single" w:color="000000" w:sz="4" w:space="0"/>
         </w:tblBorders>
         <w:tblLayout w:type="fixed"/>
         <w:tblLook w:val="0000"/>
+        <w:tblPrChange w:author="" w:id="1419123545">
+          <w:tblPr/>
+        </w:tblPrChange>
       </w:tblPr>
       <w:tblGrid>
         <w:gridCol w:w="2905"/>
         <w:gridCol w:w="7425"/>
-        <w:tblGridChange w:id="0">
-          <w:tblGrid>
-            <w:gridCol w:w="2905"/>
-            <w:gridCol w:w="7425"/>
-          </w:tblGrid>
-        </w:tblGridChange>
       </w:tblGrid>
-      <w:tr>
+      <w:tr xmlns:wp14="http://schemas.microsoft.com/office/word/2010/wordml" wp14:textId="77777777">
         <w:trPr>
           <w:cantSplit w:val="0"/>
           <w:tblHeader w:val="0"/>
         </w:trPr>
         <w:tc>
           <w:tcPr>
+            <w:tcMar/>
             <w:vAlign w:val="top"/>
           </w:tcPr>
-          <w:p>
+          <w:p wp14:textId="77777777">
             <w:pPr>
               <w:rPr>
                 <w:b w:val="0"/>
@@ -141,6 +141,7 @@
                 <w:sz w:val="28"/>
                 <w:szCs w:val="28"/>
                 <w:vertAlign w:val="baseline"/>
+                <w:lang w:val="en-US"/>
               </w:rPr>
             </w:pPr>
             <w:r>
@@ -150,7 +151,7 @@
                 <w:sz w:val="28"/>
                 <w:szCs w:val="28"/>
                 <w:vertAlign w:val="baseline"/>
-                <w:rtl w:val="0"/>
+                <w:lang w:val="en-US"/>
               </w:rPr>
               <w:t xml:space="preserve">Importância</w:t>
             </w:r>
@@ -163,28 +164,30 @@
         </w:tc>
         <w:tc>
           <w:tcPr>
+            <w:tcMar/>
             <w:vAlign w:val="top"/>
           </w:tcPr>
-          <w:p>
+          <w:p wp14:textId="77777777">
             <w:pPr>
               <w:pStyle w:val="Heading1"/>
               <w:rPr>
                 <w:b w:val="0"/>
                 <w:bCs w:val="0"/>
                 <w:vertAlign w:val="baseline"/>
+                <w:lang w:val="en-US"/>
               </w:rPr>
             </w:pPr>
             <w:r>
               <w:rPr>
                 <w:b w:val="0"/>
                 <w:bCs w:val="0"/>
-                <w:rtl w:val="0"/>
+                <w:lang w:val="en-US"/>
               </w:rPr>
               <w:t xml:space="preserve"> 69 (</w:t>
             </w:r>
             <w:r>
               <w:rPr>
-                <w:rtl w:val="0"/>
+                <w:lang w:val="en-US"/>
               </w:rPr>
               <w:t xml:space="preserve">Risco Baixo e Prioridade Alta</w:t>
             </w:r>
@@ -192,7 +195,7 @@
               <w:rPr>
                 <w:b w:val="0"/>
                 <w:bCs w:val="0"/>
-                <w:rtl w:val="0"/>
+                <w:lang w:val="en-US"/>
               </w:rPr>
               <w:t xml:space="preserve">)</w:t>
             </w:r>
@@ -204,16 +207,17 @@
           </w:p>
         </w:tc>
       </w:tr>
-      <w:tr>
+      <w:tr xmlns:wp14="http://schemas.microsoft.com/office/word/2010/wordml" wp14:textId="77777777">
         <w:trPr>
           <w:cantSplit w:val="0"/>
           <w:tblHeader w:val="0"/>
         </w:trPr>
         <w:tc>
           <w:tcPr>
+            <w:tcMar/>
             <w:vAlign w:val="top"/>
           </w:tcPr>
-          <w:p>
+          <w:p wp14:textId="77777777">
             <w:pPr>
               <w:rPr>
                 <w:b w:val="0"/>
@@ -221,6 +225,7 @@
                 <w:sz w:val="28"/>
                 <w:szCs w:val="28"/>
                 <w:vertAlign w:val="baseline"/>
+                <w:lang w:val="en-US"/>
               </w:rPr>
             </w:pPr>
             <w:r>
@@ -230,7 +235,7 @@
                 <w:sz w:val="28"/>
                 <w:szCs w:val="28"/>
                 <w:vertAlign w:val="baseline"/>
-                <w:rtl w:val="0"/>
+                <w:lang w:val="en-US"/>
               </w:rPr>
               <w:t xml:space="preserve">Sumário</w:t>
             </w:r>
@@ -243,21 +248,23 @@
         </w:tc>
         <w:tc>
           <w:tcPr>
+            <w:tcMar/>
             <w:vAlign w:val="top"/>
           </w:tcPr>
-          <w:p>
+          <w:p wp14:textId="77777777">
             <w:pPr>
               <w:rPr>
                 <w:sz w:val="28"/>
                 <w:szCs w:val="28"/>
                 <w:vertAlign w:val="baseline"/>
-              </w:rPr>
-            </w:pPr>
-            <w:r>
-              <w:rPr>
-                <w:sz w:val="28"/>
-                <w:szCs w:val="28"/>
-                <w:rtl w:val="0"/>
+                <w:lang w:val="en-US"/>
+              </w:rPr>
+            </w:pPr>
+            <w:r>
+              <w:rPr>
+                <w:sz w:val="28"/>
+                <w:szCs w:val="28"/>
+                <w:lang w:val="en-US"/>
               </w:rPr>
               <w:t xml:space="preserve">Permitir ao administrador gerenciar os horários dos profissionais do estabelecimento </w:t>
             </w:r>
@@ -269,16 +276,17 @@
           </w:p>
         </w:tc>
       </w:tr>
-      <w:tr>
+      <w:tr xmlns:wp14="http://schemas.microsoft.com/office/word/2010/wordml" wp14:textId="77777777">
         <w:trPr>
           <w:cantSplit w:val="0"/>
           <w:tblHeader w:val="0"/>
         </w:trPr>
         <w:tc>
           <w:tcPr>
+            <w:tcMar/>
             <w:vAlign w:val="top"/>
           </w:tcPr>
-          <w:p>
+          <w:p wp14:textId="77777777">
             <w:pPr>
               <w:rPr>
                 <w:b w:val="0"/>
@@ -286,6 +294,7 @@
                 <w:sz w:val="28"/>
                 <w:szCs w:val="28"/>
                 <w:vertAlign w:val="baseline"/>
+                <w:lang w:val="en-US"/>
               </w:rPr>
             </w:pPr>
             <w:r>
@@ -295,7 +304,7 @@
                 <w:sz w:val="28"/>
                 <w:szCs w:val="28"/>
                 <w:vertAlign w:val="baseline"/>
-                <w:rtl w:val="0"/>
+                <w:lang w:val="en-US"/>
               </w:rPr>
               <w:t xml:space="preserve">Ator Primário</w:t>
             </w:r>
@@ -308,21 +317,23 @@
         </w:tc>
         <w:tc>
           <w:tcPr>
+            <w:tcMar/>
             <w:vAlign w:val="top"/>
           </w:tcPr>
-          <w:p>
+          <w:p wp14:textId="77777777">
             <w:pPr>
               <w:rPr>
                 <w:sz w:val="28"/>
                 <w:szCs w:val="28"/>
                 <w:vertAlign w:val="baseline"/>
-              </w:rPr>
-            </w:pPr>
-            <w:r>
-              <w:rPr>
-                <w:sz w:val="28"/>
-                <w:szCs w:val="28"/>
-                <w:rtl w:val="0"/>
+                <w:lang w:val="en-US"/>
+              </w:rPr>
+            </w:pPr>
+            <w:r>
+              <w:rPr>
+                <w:sz w:val="28"/>
+                <w:szCs w:val="28"/>
+                <w:lang w:val="en-US"/>
               </w:rPr>
               <w:t xml:space="preserve">Administrador</w:t>
             </w:r>
@@ -334,16 +345,17 @@
           </w:p>
         </w:tc>
       </w:tr>
-      <w:tr>
+      <w:tr xmlns:wp14="http://schemas.microsoft.com/office/word/2010/wordml" wp14:textId="77777777">
         <w:trPr>
           <w:cantSplit w:val="0"/>
           <w:tblHeader w:val="0"/>
         </w:trPr>
         <w:tc>
           <w:tcPr>
+            <w:tcMar/>
             <w:vAlign w:val="top"/>
           </w:tcPr>
-          <w:p>
+          <w:p wp14:textId="77777777">
             <w:pPr>
               <w:rPr>
                 <w:b w:val="0"/>
@@ -351,6 +363,7 @@
                 <w:sz w:val="28"/>
                 <w:szCs w:val="28"/>
                 <w:vertAlign w:val="baseline"/>
+                <w:lang w:val="en-US"/>
               </w:rPr>
             </w:pPr>
             <w:r>
@@ -360,7 +373,7 @@
                 <w:sz w:val="28"/>
                 <w:szCs w:val="28"/>
                 <w:vertAlign w:val="baseline"/>
-                <w:rtl w:val="0"/>
+                <w:lang w:val="en-US"/>
               </w:rPr>
               <w:t xml:space="preserve">Ator Secundário</w:t>
             </w:r>
@@ -373,21 +386,23 @@
         </w:tc>
         <w:tc>
           <w:tcPr>
+            <w:tcMar/>
             <w:vAlign w:val="top"/>
           </w:tcPr>
-          <w:p>
+          <w:p wp14:textId="77777777">
             <w:pPr>
               <w:rPr>
                 <w:sz w:val="28"/>
                 <w:szCs w:val="28"/>
                 <w:vertAlign w:val="baseline"/>
-              </w:rPr>
-            </w:pPr>
-            <w:r>
-              <w:rPr>
-                <w:sz w:val="28"/>
-                <w:szCs w:val="28"/>
-                <w:rtl w:val="0"/>
+                <w:lang w:val="en-US"/>
+              </w:rPr>
+            </w:pPr>
+            <w:r>
+              <w:rPr>
+                <w:sz w:val="28"/>
+                <w:szCs w:val="28"/>
+                <w:lang w:val="en-US"/>
               </w:rPr>
               <w:t xml:space="preserve">Profissional</w:t>
             </w:r>
@@ -399,16 +414,17 @@
           </w:p>
         </w:tc>
       </w:tr>
-      <w:tr>
+      <w:tr xmlns:wp14="http://schemas.microsoft.com/office/word/2010/wordml" wp14:textId="77777777">
         <w:trPr>
           <w:cantSplit w:val="0"/>
           <w:tblHeader w:val="0"/>
         </w:trPr>
         <w:tc>
           <w:tcPr>
+            <w:tcMar/>
             <w:vAlign w:val="top"/>
           </w:tcPr>
-          <w:p>
+          <w:p wp14:textId="77777777">
             <w:pPr>
               <w:rPr>
                 <w:b w:val="0"/>
@@ -416,6 +432,7 @@
                 <w:sz w:val="28"/>
                 <w:szCs w:val="28"/>
                 <w:vertAlign w:val="baseline"/>
+                <w:lang w:val="en-US"/>
               </w:rPr>
             </w:pPr>
             <w:r>
@@ -425,7 +442,7 @@
                 <w:sz w:val="28"/>
                 <w:szCs w:val="28"/>
                 <w:vertAlign w:val="baseline"/>
-                <w:rtl w:val="0"/>
+                <w:lang w:val="en-US"/>
               </w:rPr>
               <w:t xml:space="preserve">Pré-Condição</w:t>
             </w:r>
@@ -438,53 +455,56 @@
         </w:tc>
         <w:tc>
           <w:tcPr>
+            <w:tcMar/>
             <w:vAlign w:val="top"/>
           </w:tcPr>
-          <w:p>
-            <w:pPr>
-              <w:rPr>
-                <w:sz w:val="28"/>
-                <w:szCs w:val="28"/>
-              </w:rPr>
-            </w:pPr>
-            <w:r>
-              <w:rPr>
-                <w:sz w:val="28"/>
-                <w:szCs w:val="28"/>
-                <w:rtl w:val="0"/>
+          <w:p wp14:textId="77777777">
+            <w:pPr>
+              <w:rPr>
+                <w:sz w:val="28"/>
+                <w:szCs w:val="28"/>
+                <w:lang w:val="en-US"/>
+              </w:rPr>
+            </w:pPr>
+            <w:r>
+              <w:rPr>
+                <w:sz w:val="28"/>
+                <w:szCs w:val="28"/>
+                <w:lang w:val="en-US"/>
               </w:rPr>
               <w:t xml:space="preserve">O administrador e profissional fez a rotina de autenticação no sistema conforme </w:t>
             </w:r>
             <w:r>
               <w:rPr>
-                <w:color w:val="ff0000"/>
-                <w:sz w:val="28"/>
-                <w:szCs w:val="28"/>
-                <w:rtl w:val="0"/>
-              </w:rPr>
-              <w:t xml:space="preserve">UC01-Autenticar Usuario</w:t>
-            </w:r>
-            <w:r>
-              <w:rPr>
-                <w:sz w:val="28"/>
-                <w:szCs w:val="28"/>
-                <w:rtl w:val="0"/>
-              </w:rPr>
-              <w:t xml:space="preserve">.</w:t>
+                <w:color w:val="FF0000"/>
+                <w:sz w:val="28"/>
+                <w:szCs w:val="28"/>
+                <w:lang w:val="en-US"/>
+              </w:rPr>
+              <w:t>UC01-Autenticar Usuario</w:t>
+            </w:r>
+            <w:r>
+              <w:rPr>
+                <w:sz w:val="28"/>
+                <w:szCs w:val="28"/>
+                <w:lang w:val="en-US"/>
+              </w:rPr>
+              <w:t>.</w:t>
             </w:r>
           </w:p>
         </w:tc>
       </w:tr>
-      <w:tr>
+      <w:tr xmlns:wp14="http://schemas.microsoft.com/office/word/2010/wordml" wp14:textId="77777777">
         <w:trPr>
           <w:cantSplit w:val="0"/>
           <w:tblHeader w:val="0"/>
         </w:trPr>
         <w:tc>
           <w:tcPr>
+            <w:tcMar/>
             <w:vAlign w:val="top"/>
           </w:tcPr>
-          <w:p>
+          <w:p wp14:textId="77777777">
             <w:pPr>
               <w:rPr>
                 <w:b w:val="0"/>
@@ -492,6 +512,7 @@
                 <w:sz w:val="28"/>
                 <w:szCs w:val="28"/>
                 <w:vertAlign w:val="baseline"/>
+                <w:lang w:val="en-US"/>
               </w:rPr>
             </w:pPr>
             <w:r>
@@ -501,7 +522,7 @@
                 <w:sz w:val="28"/>
                 <w:szCs w:val="28"/>
                 <w:vertAlign w:val="baseline"/>
-                <w:rtl w:val="0"/>
+                <w:lang w:val="en-US"/>
               </w:rPr>
               <w:t xml:space="preserve">Pós-Condição</w:t>
             </w:r>
@@ -514,21 +535,23 @@
         </w:tc>
         <w:tc>
           <w:tcPr>
+            <w:tcMar/>
             <w:vAlign w:val="top"/>
           </w:tcPr>
-          <w:p>
+          <w:p wp14:textId="77777777">
             <w:pPr>
               <w:rPr>
                 <w:sz w:val="28"/>
                 <w:szCs w:val="28"/>
                 <w:vertAlign w:val="baseline"/>
-              </w:rPr>
-            </w:pPr>
-            <w:r>
-              <w:rPr>
-                <w:sz w:val="28"/>
-                <w:szCs w:val="28"/>
-                <w:rtl w:val="0"/>
+                <w:lang w:val="en-US"/>
+              </w:rPr>
+            </w:pPr>
+            <w:r>
+              <w:rPr>
+                <w:sz w:val="28"/>
+                <w:szCs w:val="28"/>
+                <w:lang w:val="en-US"/>
               </w:rPr>
               <w:t xml:space="preserve">Os horários dos profissionais são atualizados no sistema </w:t>
             </w:r>
@@ -540,7 +563,7 @@
           </w:p>
         </w:tc>
       </w:tr>
-      <w:tr>
+      <w:tr xmlns:wp14="http://schemas.microsoft.com/office/word/2010/wordml" wp14:textId="77777777">
         <w:trPr>
           <w:cantSplit w:val="1"/>
           <w:trHeight w:val="422" w:hRule="atLeast"/>
@@ -549,15 +572,17 @@
         <w:tc>
           <w:tcPr>
             <w:gridSpan w:val="2"/>
+            <w:tcMar/>
             <w:vAlign w:val="top"/>
           </w:tcPr>
-          <w:p>
+          <w:p wp14:textId="77777777">
             <w:pPr>
               <w:pStyle w:val="Heading2"/>
               <w:rPr>
                 <w:b w:val="0"/>
                 <w:bCs w:val="0"/>
                 <w:vertAlign w:val="baseline"/>
+                <w:lang w:val="en-US"/>
               </w:rPr>
             </w:pPr>
             <w:r>
@@ -565,7 +590,7 @@
                 <w:b w:val="1"/>
                 <w:bCs w:val="1"/>
                 <w:vertAlign w:val="baseline"/>
-                <w:rtl w:val="0"/>
+                <w:lang w:val="en-US"/>
               </w:rPr>
               <w:t xml:space="preserve">Fluxo Principal</w:t>
             </w:r>
@@ -577,7 +602,7 @@
           </w:p>
         </w:tc>
       </w:tr>
-      <w:tr>
+      <w:tr xmlns:wp14="http://schemas.microsoft.com/office/word/2010/wordml" wp14:textId="77777777">
         <w:trPr>
           <w:cantSplit w:val="0"/>
           <w:trHeight w:val="1615" w:hRule="atLeast"/>
@@ -586,6 +611,7 @@
         <w:tc>
           <w:tcPr>
             <w:gridSpan w:val="2"/>
+            <w:tcMar/>
             <w:vAlign w:val="top"/>
           </w:tcPr>
           <w:p>
@@ -595,21 +621,194 @@
                 <w:numId w:val="5"/>
               </w:numPr>
               <w:ind w:left="720" w:hanging="360"/>
-              <w:rPr>
-                <w:sz w:val="28"/>
-                <w:szCs w:val="28"/>
-              </w:rPr>
-            </w:pPr>
-            <w:r>
-              <w:rPr>
-                <w:sz w:val="28"/>
-                <w:szCs w:val="28"/>
-                <w:rtl w:val="0"/>
-              </w:rPr>
-              <w:t xml:space="preserve">Ator seleciona aba de horários no menu do sistema.</w:t>
+              <w:rPr/>
+            </w:pPr>
+            <w:r>
+              <w:rPr>
+                <w:sz w:val="28"/>
+                <w:szCs w:val="28"/>
+                <w:lang w:val="en-US"/>
+              </w:rPr>
+              <w:t>Ator seleciona a aba "Profissionais" no menu do sistema.</w:t>
             </w:r>
           </w:p>
           <w:p>
+            <w:pPr>
+              <w:pStyle w:val="ListParagraph"/>
+              <w:numPr>
+                <w:ilvl w:val="0"/>
+                <w:numId w:val="5"/>
+              </w:numPr>
+              <w:spacing w:before="240" w:beforeAutospacing="off" w:after="240" w:afterAutospacing="off"/>
+              <w:rPr>
+                <w:rFonts w:ascii="Aptos" w:hAnsi="Aptos" w:eastAsia="Aptos" w:cs="Aptos"/>
+                <w:noProof w:val="0"/>
+                <w:sz w:val="28"/>
+                <w:szCs w:val="28"/>
+                <w:lang w:val="pt-BR"/>
+              </w:rPr>
+            </w:pPr>
+            <w:r>
+              <w:rPr>
+                <w:rFonts w:ascii="Aptos" w:hAnsi="Aptos" w:eastAsia="Aptos" w:cs="Aptos"/>
+                <w:noProof w:val="0"/>
+                <w:sz w:val="28"/>
+                <w:szCs w:val="28"/>
+                <w:lang w:val="pt-BR"/>
+              </w:rPr>
+              <w:t>O sistema exibe a tela com a listagem de profissionais cadastrados.</w:t>
+            </w:r>
+          </w:p>
+          <w:p>
+            <w:pPr>
+              <w:pStyle w:val="ListParagraph"/>
+              <w:numPr>
+                <w:ilvl w:val="0"/>
+                <w:numId w:val="5"/>
+              </w:numPr>
+              <w:spacing w:before="240" w:beforeAutospacing="off" w:after="240" w:afterAutospacing="off"/>
+              <w:rPr>
+                <w:rFonts w:ascii="Aptos" w:hAnsi="Aptos" w:eastAsia="Aptos" w:cs="Aptos"/>
+                <w:noProof w:val="0"/>
+                <w:sz w:val="28"/>
+                <w:szCs w:val="28"/>
+                <w:lang w:val="pt-BR"/>
+              </w:rPr>
+            </w:pPr>
+            <w:r>
+              <w:rPr>
+                <w:rFonts w:ascii="Aptos" w:hAnsi="Aptos" w:eastAsia="Aptos" w:cs="Aptos"/>
+                <w:noProof w:val="0"/>
+                <w:sz w:val="28"/>
+                <w:szCs w:val="28"/>
+                <w:lang w:val="pt-BR"/>
+              </w:rPr>
+              <w:t>Ator seleciona um profissional da lista.</w:t>
+            </w:r>
+          </w:p>
+          <w:p>
+            <w:pPr>
+              <w:pStyle w:val="ListParagraph"/>
+              <w:numPr>
+                <w:ilvl w:val="0"/>
+                <w:numId w:val="5"/>
+              </w:numPr>
+              <w:spacing w:before="240" w:beforeAutospacing="off" w:after="240" w:afterAutospacing="off"/>
+              <w:rPr>
+                <w:rFonts w:ascii="Aptos" w:hAnsi="Aptos" w:eastAsia="Aptos" w:cs="Aptos"/>
+                <w:noProof w:val="0"/>
+                <w:sz w:val="28"/>
+                <w:szCs w:val="28"/>
+                <w:lang w:val="pt-BR"/>
+              </w:rPr>
+            </w:pPr>
+            <w:r>
+              <w:rPr>
+                <w:rFonts w:ascii="Aptos" w:hAnsi="Aptos" w:eastAsia="Aptos" w:cs="Aptos"/>
+                <w:noProof w:val="0"/>
+                <w:sz w:val="28"/>
+                <w:szCs w:val="28"/>
+                <w:lang w:val="pt-BR"/>
+              </w:rPr>
+              <w:t>O sistema exibe o perfil do profissional selecionado (</w:t>
+            </w:r>
+            <w:r>
+              <w:rPr>
+                <w:rFonts w:ascii="Aptos" w:hAnsi="Aptos" w:eastAsia="Aptos" w:cs="Aptos"/>
+                <w:noProof w:val="0"/>
+                <w:color w:val="FF0000"/>
+                <w:sz w:val="28"/>
+                <w:szCs w:val="28"/>
+                <w:lang w:val="pt-BR"/>
+              </w:rPr>
+              <w:t>Tela_021</w:t>
+            </w:r>
+            <w:r>
+              <w:rPr>
+                <w:rFonts w:ascii="Aptos" w:hAnsi="Aptos" w:eastAsia="Aptos" w:cs="Aptos"/>
+                <w:noProof w:val="0"/>
+                <w:sz w:val="28"/>
+                <w:szCs w:val="28"/>
+                <w:lang w:val="pt-BR"/>
+              </w:rPr>
+              <w:t>).</w:t>
+            </w:r>
+          </w:p>
+          <w:p>
+            <w:pPr>
+              <w:pStyle w:val="ListParagraph"/>
+              <w:numPr>
+                <w:ilvl w:val="0"/>
+                <w:numId w:val="5"/>
+              </w:numPr>
+              <w:spacing w:before="240" w:beforeAutospacing="off" w:after="240" w:afterAutospacing="off"/>
+              <w:rPr>
+                <w:rFonts w:ascii="Aptos" w:hAnsi="Aptos" w:eastAsia="Aptos" w:cs="Aptos"/>
+                <w:noProof w:val="0"/>
+                <w:sz w:val="28"/>
+                <w:szCs w:val="28"/>
+                <w:lang w:val="pt-BR"/>
+              </w:rPr>
+            </w:pPr>
+            <w:r>
+              <w:rPr>
+                <w:rFonts w:ascii="Aptos" w:hAnsi="Aptos" w:eastAsia="Aptos" w:cs="Aptos"/>
+                <w:noProof w:val="0"/>
+                <w:sz w:val="28"/>
+                <w:szCs w:val="28"/>
+                <w:lang w:val="pt-BR"/>
+              </w:rPr>
+              <w:t>Ator clica no botão "Expediente".</w:t>
+            </w:r>
+          </w:p>
+          <w:p>
+            <w:pPr>
+              <w:pStyle w:val="ListParagraph"/>
+              <w:numPr>
+                <w:ilvl w:val="0"/>
+                <w:numId w:val="5"/>
+              </w:numPr>
+              <w:rPr>
+                <w:rFonts w:ascii="Aptos" w:hAnsi="Aptos" w:eastAsia="Aptos" w:cs="Aptos"/>
+                <w:noProof w:val="0"/>
+                <w:sz w:val="28"/>
+                <w:szCs w:val="28"/>
+                <w:lang w:val="pt-BR"/>
+              </w:rPr>
+            </w:pPr>
+            <w:r>
+              <w:rPr>
+                <w:rFonts w:ascii="Aptos" w:hAnsi="Aptos" w:eastAsia="Aptos" w:cs="Aptos"/>
+                <w:noProof w:val="0"/>
+                <w:sz w:val="28"/>
+                <w:szCs w:val="28"/>
+                <w:lang w:val="pt-BR"/>
+              </w:rPr>
+              <w:t>O sistema exibe a tela de Expediente do profissional (</w:t>
+            </w:r>
+            <w:r>
+              <w:rPr>
+                <w:rFonts w:ascii="Aptos" w:hAnsi="Aptos" w:eastAsia="Aptos" w:cs="Aptos"/>
+                <w:noProof w:val="0"/>
+                <w:color w:val="FF0000"/>
+                <w:sz w:val="28"/>
+                <w:szCs w:val="28"/>
+                <w:lang w:val="pt-BR"/>
+              </w:rPr>
+              <w:t>Tela_022</w:t>
+            </w:r>
+            <w:r>
+              <w:rPr>
+                <w:rFonts w:ascii="Aptos" w:hAnsi="Aptos" w:eastAsia="Aptos" w:cs="Aptos"/>
+                <w:noProof w:val="0"/>
+                <w:sz w:val="28"/>
+                <w:szCs w:val="28"/>
+                <w:lang w:val="pt-BR"/>
+              </w:rPr>
+              <w:t>), exibindo as abas de dias da semana e os turnos já cadastrados.</w:t>
+            </w:r>
+          </w:p>
+          <w:p wp14:textId="77777777">
             <w:pPr>
               <w:numPr>
                 <w:ilvl w:val="0"/>
@@ -620,35 +819,144 @@
                 <w:sz w:val="28"/>
                 <w:szCs w:val="28"/>
                 <w:u w:val="none"/>
-              </w:rPr>
-            </w:pPr>
-            <w:r>
-              <w:rPr>
-                <w:sz w:val="28"/>
-                <w:szCs w:val="28"/>
+                <w:lang w:val="en-US"/>
+              </w:rPr>
+            </w:pPr>
+            <w:r>
+              <w:rPr>
+                <w:sz w:val="28"/>
+                <w:szCs w:val="28"/>
+                <w:lang w:val="en-US"/>
+              </w:rPr>
+              <w:t>Caso a opção seja:</w:t>
+            </w:r>
+          </w:p>
+          <w:p wp14:textId="77777777">
+            <w:pPr>
+              <w:ind w:left="0" w:firstLine="0"/>
+              <w:rPr>
+                <w:color w:val="ff0000"/>
+                <w:sz w:val="28"/>
+                <w:szCs w:val="28"/>
+                <w:lang w:val="en-US"/>
+              </w:rPr>
+            </w:pPr>
+            <w:r>
+              <w:rPr>
+                <w:sz w:val="28"/>
+                <w:szCs w:val="28"/>
+                <w:lang w:val="en-US"/>
+              </w:rPr>
+              <w:t xml:space="preserve">         a) Inserção: Ver </w:t>
+            </w:r>
+            <w:r>
+              <w:rPr>
+                <w:color w:val="FF0000"/>
+                <w:sz w:val="28"/>
+                <w:szCs w:val="28"/>
+                <w:lang w:val="en-US"/>
+              </w:rPr>
+              <w:t>Seção Inserir Novo Horário</w:t>
+            </w:r>
+          </w:p>
+          <w:p wp14:textId="77777777">
+            <w:pPr>
+              <w:ind w:left="0" w:firstLine="0"/>
+              <w:rPr>
+                <w:color w:val="ff0000"/>
+                <w:sz w:val="28"/>
+                <w:szCs w:val="28"/>
+                <w:lang w:val="en-US"/>
+              </w:rPr>
+            </w:pPr>
+            <w:r>
+              <w:rPr>
+                <w:sz w:val="28"/>
+                <w:szCs w:val="28"/>
+                <w:lang w:val="en-US"/>
+              </w:rPr>
+              <w:t xml:space="preserve">         b) Alteração: Ver </w:t>
+            </w:r>
+            <w:r>
+              <w:rPr>
+                <w:color w:val="FF0000"/>
+                <w:sz w:val="28"/>
+                <w:szCs w:val="28"/>
+                <w:lang w:val="en-US"/>
+              </w:rPr>
+              <w:t>Seção Alterar Horário</w:t>
+            </w:r>
+          </w:p>
+          <w:p wp14:textId="77777777">
+            <w:pPr>
+              <w:ind w:left="0" w:firstLine="0"/>
+              <w:rPr>
+                <w:color w:val="ff0000"/>
+                <w:sz w:val="28"/>
+                <w:szCs w:val="28"/>
+                <w:lang w:val="en-US"/>
+              </w:rPr>
+            </w:pPr>
+            <w:r>
+              <w:rPr>
+                <w:color w:val="FF0000"/>
+                <w:sz w:val="28"/>
+                <w:szCs w:val="28"/>
+                <w:lang w:val="en-US"/>
+              </w:rPr>
+              <w:t xml:space="preserve">         </w:t>
+            </w:r>
+            <w:r>
+              <w:rPr>
+                <w:sz w:val="28"/>
+                <w:szCs w:val="28"/>
+                <w:lang w:val="en-US"/>
+              </w:rPr>
+              <w:t xml:space="preserve">c) Remoção: Ver </w:t>
+            </w:r>
+            <w:r>
+              <w:rPr>
+                <w:color w:val="FF0000"/>
+                <w:sz w:val="28"/>
+                <w:szCs w:val="28"/>
+                <w:lang w:val="en-US"/>
+              </w:rPr>
+              <w:t>Seção Remover Horário</w:t>
+            </w:r>
+          </w:p>
+          <w:p wp14:textId="77777777">
+            <w:pPr>
+              <w:ind w:left="0" w:firstLine="0"/>
+              <w:rPr>
+                <w:sz w:val="28"/>
+                <w:szCs w:val="28"/>
+                <w:lang w:val="en-US"/>
+              </w:rPr>
+            </w:pPr>
+            <w:r>
+              <w:rPr>
+                <w:sz w:val="28"/>
+                <w:szCs w:val="28"/>
+                <w:lang w:val="en-US"/>
+              </w:rPr>
+              <w:t xml:space="preserve">         d) Consulta: Ver </w:t>
+            </w:r>
+            <w:r>
+              <w:rPr>
+                <w:color w:val="ff0000"/>
+                <w:sz w:val="28"/>
+                <w:szCs w:val="28"/>
+                <w:lang w:val="en-US"/>
+              </w:rPr>
+              <w:t xml:space="preserve">Seção Consultar Dados dos Horários</w:t>
+            </w:r>
+            <w:r>
+              <w:rPr>
                 <w:rtl w:val="0"/>
               </w:rPr>
-              <w:t xml:space="preserve">O sistema exibe a tela de horários para semana vigente (</w:t>
-            </w:r>
-            <w:r>
-              <w:rPr>
-                <w:color w:val="ff0000"/>
-                <w:sz w:val="28"/>
-                <w:szCs w:val="28"/>
-                <w:rtl w:val="0"/>
-              </w:rPr>
-              <w:t xml:space="preserve">Tela_029</w:t>
-            </w:r>
-            <w:r>
-              <w:rPr>
-                <w:sz w:val="28"/>
-                <w:szCs w:val="28"/>
-                <w:rtl w:val="0"/>
-              </w:rPr>
-              <w:t xml:space="preserve">). </w:t>
-            </w:r>
-          </w:p>
-          <w:p>
+            </w:r>
+          </w:p>
+          <w:p wp14:textId="16BAE854">
             <w:pPr>
               <w:numPr>
                 <w:ilvl w:val="0"/>
@@ -658,183 +966,84 @@
               <w:rPr>
                 <w:sz w:val="28"/>
                 <w:szCs w:val="28"/>
-              </w:rPr>
-            </w:pPr>
-            <w:r>
-              <w:rPr>
-                <w:sz w:val="28"/>
-                <w:szCs w:val="28"/>
-                <w:rtl w:val="0"/>
-              </w:rPr>
-              <w:t xml:space="preserve">Ator seleciona uma das 4 opções disponibilizadas pelo sistema.</w:t>
-            </w:r>
-          </w:p>
-          <w:p>
-            <w:pPr>
-              <w:numPr>
-                <w:ilvl w:val="0"/>
-                <w:numId w:val="5"/>
-              </w:numPr>
-              <w:ind w:left="720" w:hanging="360"/>
-              <w:rPr>
-                <w:sz w:val="28"/>
-                <w:szCs w:val="28"/>
                 <w:u w:val="none"/>
-              </w:rPr>
-            </w:pPr>
-            <w:r>
-              <w:rPr>
-                <w:sz w:val="28"/>
-                <w:szCs w:val="28"/>
-                <w:rtl w:val="0"/>
-              </w:rPr>
-              <w:t xml:space="preserve">Caso a opção seja:</w:t>
-            </w:r>
-          </w:p>
-          <w:p>
-            <w:pPr>
-              <w:ind w:left="0" w:firstLine="0"/>
-              <w:rPr>
-                <w:color w:val="ff0000"/>
-                <w:sz w:val="28"/>
-                <w:szCs w:val="28"/>
-              </w:rPr>
-            </w:pPr>
-            <w:r>
-              <w:rPr>
-                <w:sz w:val="28"/>
-                <w:szCs w:val="28"/>
-                <w:rtl w:val="0"/>
-              </w:rPr>
-              <w:t xml:space="preserve">         a) Inserção: Ver </w:t>
-            </w:r>
-            <w:r>
-              <w:rPr>
-                <w:color w:val="ff0000"/>
-                <w:sz w:val="28"/>
-                <w:szCs w:val="28"/>
-                <w:rtl w:val="0"/>
-              </w:rPr>
-              <w:t xml:space="preserve">Seção Inserir Novo Horário</w:t>
-            </w:r>
-          </w:p>
-          <w:p>
-            <w:pPr>
-              <w:ind w:left="0" w:firstLine="0"/>
-              <w:rPr>
-                <w:color w:val="ff0000"/>
-                <w:sz w:val="28"/>
-                <w:szCs w:val="28"/>
-              </w:rPr>
-            </w:pPr>
-            <w:r>
-              <w:rPr>
-                <w:sz w:val="28"/>
-                <w:szCs w:val="28"/>
-                <w:rtl w:val="0"/>
-              </w:rPr>
-              <w:t xml:space="preserve">         b) Alteração: Ver </w:t>
-            </w:r>
-            <w:r>
-              <w:rPr>
-                <w:color w:val="ff0000"/>
-                <w:sz w:val="28"/>
-                <w:szCs w:val="28"/>
-                <w:rtl w:val="0"/>
-              </w:rPr>
-              <w:t xml:space="preserve">Seção Alterar Horário</w:t>
-            </w:r>
-          </w:p>
-          <w:p>
-            <w:pPr>
-              <w:ind w:left="0" w:firstLine="0"/>
-              <w:rPr>
-                <w:color w:val="ff0000"/>
-                <w:sz w:val="28"/>
-                <w:szCs w:val="28"/>
-              </w:rPr>
-            </w:pPr>
-            <w:r>
-              <w:rPr>
-                <w:color w:val="ff0000"/>
-                <w:sz w:val="28"/>
-                <w:szCs w:val="28"/>
-                <w:rtl w:val="0"/>
-              </w:rPr>
-              <w:t xml:space="preserve">         </w:t>
-            </w:r>
-            <w:r>
-              <w:rPr>
-                <w:sz w:val="28"/>
-                <w:szCs w:val="28"/>
-                <w:rtl w:val="0"/>
-              </w:rPr>
-              <w:t xml:space="preserve">c) Remoção: Ver </w:t>
-            </w:r>
-            <w:r>
-              <w:rPr>
-                <w:color w:val="ff0000"/>
-                <w:sz w:val="28"/>
-                <w:szCs w:val="28"/>
-                <w:rtl w:val="0"/>
-              </w:rPr>
-              <w:t xml:space="preserve">Seção Remover Horário</w:t>
-            </w:r>
-          </w:p>
-          <w:p>
-            <w:pPr>
-              <w:ind w:left="0" w:firstLine="0"/>
-              <w:rPr>
-                <w:sz w:val="28"/>
-                <w:szCs w:val="28"/>
-              </w:rPr>
-            </w:pPr>
-            <w:r>
-              <w:rPr>
-                <w:sz w:val="28"/>
-                <w:szCs w:val="28"/>
-                <w:rtl w:val="0"/>
-              </w:rPr>
-              <w:t xml:space="preserve">         d) Consulta: Ver </w:t>
-            </w:r>
-            <w:r>
-              <w:rPr>
-                <w:color w:val="ff0000"/>
-                <w:sz w:val="28"/>
-                <w:szCs w:val="28"/>
-                <w:rtl w:val="0"/>
-              </w:rPr>
-              <w:t xml:space="preserve">Seção Consultar Dados dos Horários</w:t>
-            </w:r>
-            <w:r>
-              <w:rPr>
-                <w:rtl w:val="0"/>
-              </w:rPr>
-            </w:r>
-          </w:p>
-          <w:p>
-            <w:pPr>
-              <w:numPr>
-                <w:ilvl w:val="0"/>
-                <w:numId w:val="5"/>
-              </w:numPr>
-              <w:ind w:left="720" w:hanging="360"/>
-              <w:rPr>
-                <w:sz w:val="28"/>
-                <w:szCs w:val="28"/>
-                <w:u w:val="none"/>
-              </w:rPr>
-            </w:pPr>
-            <w:r>
-              <w:rPr>
-                <w:sz w:val="28"/>
-                <w:szCs w:val="28"/>
-                <w:rtl w:val="0"/>
-              </w:rPr>
-              <w:t xml:space="preserve">Sistema retorna ao passo 2.</w:t>
-            </w:r>
-          </w:p>
-          <w:p>
+                <w:lang w:val="en-US"/>
+              </w:rPr>
+            </w:pPr>
+            <w:r>
+              <w:rPr>
+                <w:sz w:val="28"/>
+                <w:szCs w:val="28"/>
+                <w:lang w:val="en-US"/>
+              </w:rPr>
+              <w:t xml:space="preserve">Sistema </w:t>
+            </w:r>
+            <w:r>
+              <w:rPr>
+                <w:sz w:val="28"/>
+                <w:szCs w:val="28"/>
+                <w:lang w:val="en-US"/>
+              </w:rPr>
+              <w:t>retorna</w:t>
+            </w:r>
+            <w:r>
+              <w:rPr>
+                <w:sz w:val="28"/>
+                <w:szCs w:val="28"/>
+                <w:lang w:val="en-US"/>
+              </w:rPr>
+              <w:t xml:space="preserve"> </w:t>
+            </w:r>
+            <w:r>
+              <w:rPr>
+                <w:sz w:val="28"/>
+                <w:szCs w:val="28"/>
+                <w:lang w:val="en-US"/>
+              </w:rPr>
+              <w:t>ao</w:t>
+            </w:r>
+            <w:r>
+              <w:rPr>
+                <w:sz w:val="28"/>
+                <w:szCs w:val="28"/>
+                <w:lang w:val="en-US"/>
+              </w:rPr>
+              <w:t xml:space="preserve"> </w:t>
+            </w:r>
+            <w:r>
+              <w:rPr>
+                <w:sz w:val="28"/>
+                <w:szCs w:val="28"/>
+                <w:lang w:val="en-US"/>
+              </w:rPr>
+              <w:t>passo</w:t>
+            </w:r>
+            <w:r>
+              <w:rPr>
+                <w:sz w:val="28"/>
+                <w:szCs w:val="28"/>
+                <w:lang w:val="en-US"/>
+              </w:rPr>
+              <w:t xml:space="preserve"> </w:t>
+            </w:r>
+            <w:r>
+              <w:rPr>
+                <w:sz w:val="28"/>
+                <w:szCs w:val="28"/>
+                <w:lang w:val="en-US"/>
+              </w:rPr>
+              <w:t>6</w:t>
+            </w:r>
+            <w:r>
+              <w:rPr>
+                <w:sz w:val="28"/>
+                <w:szCs w:val="28"/>
+                <w:lang w:val="en-US"/>
+              </w:rPr>
+              <w:t>.</w:t>
+            </w:r>
+          </w:p>
+          <w:p wp14:textId="77777777">
             <w:pPr>
               <w:ind w:left="0" w:firstLine="0"/>
               <w:rPr>
@@ -851,7 +1060,7 @@
           </w:p>
         </w:tc>
       </w:tr>
-      <w:tr>
+      <w:tr xmlns:wp14="http://schemas.microsoft.com/office/word/2010/wordml" wp14:textId="77777777">
         <w:trPr>
           <w:cantSplit w:val="0"/>
           <w:trHeight w:val="390" w:hRule="atLeast"/>
@@ -860,9 +1069,10 @@
         <w:tc>
           <w:tcPr>
             <w:gridSpan w:val="2"/>
+            <w:tcMar/>
             <w:vAlign w:val="top"/>
           </w:tcPr>
-          <w:p>
+          <w:p wp14:textId="77777777">
             <w:pPr>
               <w:ind w:left="360" w:firstLine="0"/>
               <w:jc w:val="center"/>
@@ -871,6 +1081,7 @@
                 <w:bCs w:val="1"/>
                 <w:sz w:val="28"/>
                 <w:szCs w:val="28"/>
+                <w:lang w:val="en-US"/>
               </w:rPr>
             </w:pPr>
             <w:r>
@@ -879,14 +1090,14 @@
                 <w:bCs w:val="1"/>
                 <w:sz w:val="28"/>
                 <w:szCs w:val="28"/>
-                <w:rtl w:val="0"/>
-              </w:rPr>
-              <w:t xml:space="preserve">Fluxo Alternativo</w:t>
+                <w:lang w:val="en-US"/>
+              </w:rPr>
+              <w:t>Fluxo Alternativo</w:t>
             </w:r>
           </w:p>
         </w:tc>
       </w:tr>
-      <w:tr>
+      <w:tr xmlns:wp14="http://schemas.microsoft.com/office/word/2010/wordml" wp14:textId="77777777">
         <w:trPr>
           <w:cantSplit w:val="0"/>
           <w:trHeight w:val="1380" w:hRule="atLeast"/>
@@ -895,104 +1106,216 @@
         <w:tc>
           <w:tcPr>
             <w:gridSpan w:val="2"/>
+            <w:tcMar/>
             <w:vAlign w:val="top"/>
           </w:tcPr>
-          <w:p>
-            <w:pPr>
-              <w:rPr>
-                <w:sz w:val="28"/>
-                <w:szCs w:val="28"/>
-              </w:rPr>
-            </w:pPr>
+          <w:p wp14:textId="215E4DC5">
+            <w:pPr/>
             <w:r>
               <w:rPr>
                 <w:b w:val="1"/>
                 <w:bCs w:val="1"/>
                 <w:sz w:val="28"/>
                 <w:szCs w:val="28"/>
-                <w:rtl w:val="0"/>
-              </w:rPr>
-              <w:t xml:space="preserve">Linha 2 : </w:t>
-            </w:r>
-            <w:r>
-              <w:rPr>
-                <w:sz w:val="28"/>
-                <w:szCs w:val="28"/>
-                <w:rtl w:val="0"/>
-              </w:rPr>
-              <w:t xml:space="preserve">Ator deseja visualizar outros períodos de horários.</w:t>
+                <w:lang w:val="en-US"/>
+              </w:rPr>
+              <w:t>Linha 4:</w:t>
+            </w:r>
+            <w:r>
+              <w:rPr>
+                <w:b w:val="0"/>
+                <w:bCs w:val="0"/>
+                <w:sz w:val="28"/>
+                <w:szCs w:val="28"/>
+                <w:lang w:val="en-US"/>
+              </w:rPr>
+              <w:t xml:space="preserve"> Ator deseja visualizar os turnos de outro dia da semana.</w:t>
             </w:r>
           </w:p>
           <w:p>
             <w:pPr>
+              <w:pStyle w:val="ListParagraph"/>
               <w:numPr>
                 <w:ilvl w:val="0"/>
-                <w:numId w:val="4"/>
+                <w:numId w:val="10"/>
               </w:numPr>
-              <w:ind w:left="720" w:hanging="360"/>
-              <w:rPr>
-                <w:sz w:val="28"/>
-                <w:szCs w:val="28"/>
-                <w:u w:val="none"/>
-              </w:rPr>
-            </w:pPr>
-            <w:r>
-              <w:rPr>
-                <w:sz w:val="28"/>
-                <w:szCs w:val="28"/>
-                <w:rtl w:val="0"/>
-              </w:rPr>
-              <w:t xml:space="preserve">O ator clica nas setas de navegação para avançar ou retroceder o período.</w:t>
+              <w:rPr/>
+            </w:pPr>
+            <w:r>
+              <w:rPr>
+                <w:b w:val="0"/>
+                <w:bCs w:val="0"/>
+                <w:sz w:val="28"/>
+                <w:szCs w:val="28"/>
+                <w:lang w:val="en-US"/>
+              </w:rPr>
+              <w:t>O ator clica na aba do dia da semana desejado (Seg, Ter, Qua, Qui, Sex, Sab ou Dom).</w:t>
             </w:r>
           </w:p>
           <w:p>
             <w:pPr>
+              <w:pStyle w:val="ListParagraph"/>
               <w:numPr>
                 <w:ilvl w:val="0"/>
-                <w:numId w:val="4"/>
+                <w:numId w:val="10"/>
               </w:numPr>
-              <w:ind w:left="720" w:hanging="360"/>
-              <w:rPr>
-                <w:sz w:val="28"/>
-                <w:szCs w:val="28"/>
-                <w:u w:val="none"/>
-              </w:rPr>
-            </w:pPr>
-            <w:r>
-              <w:rPr>
-                <w:sz w:val="28"/>
-                <w:szCs w:val="28"/>
-                <w:rtl w:val="0"/>
-              </w:rPr>
-              <w:t xml:space="preserve">O sistema altera o intervalo de datas exibido.</w:t>
+              <w:spacing w:before="240" w:beforeAutospacing="off" w:after="240" w:afterAutospacing="off"/>
+              <w:rPr>
+                <w:noProof w:val="0"/>
+                <w:sz w:val="28"/>
+                <w:szCs w:val="28"/>
+                <w:lang w:val="en-US"/>
+              </w:rPr>
+            </w:pPr>
+            <w:r>
+              <w:rPr>
+                <w:noProof w:val="0"/>
+                <w:sz w:val="28"/>
+                <w:szCs w:val="28"/>
+                <w:lang w:val="en-US"/>
+              </w:rPr>
+              <w:t>O sistema altera a exibição, mostrando apenas os turnos correspondentes ao dia selecionado.</w:t>
             </w:r>
           </w:p>
           <w:p>
             <w:pPr>
+              <w:pStyle w:val="ListParagraph"/>
               <w:numPr>
                 <w:ilvl w:val="0"/>
-                <w:numId w:val="4"/>
+                <w:numId w:val="10"/>
               </w:numPr>
-              <w:ind w:left="720" w:hanging="360"/>
-              <w:rPr>
-                <w:sz w:val="28"/>
-                <w:szCs w:val="28"/>
-                <w:u w:val="none"/>
-              </w:rPr>
-            </w:pPr>
-            <w:r>
-              <w:rPr>
-                <w:sz w:val="28"/>
-                <w:szCs w:val="28"/>
-                <w:rtl w:val="0"/>
-              </w:rPr>
-              <w:t xml:space="preserve">O sistema busca e exibe os horários correspondentes ao novo período selecionado.</w:t>
-            </w:r>
+              <w:rPr>
+                <w:noProof w:val="0"/>
+                <w:sz w:val="28"/>
+                <w:szCs w:val="28"/>
+                <w:lang w:val="en-US"/>
+              </w:rPr>
+            </w:pPr>
+            <w:r>
+              <w:rPr>
+                <w:noProof w:val="0"/>
+                <w:sz w:val="28"/>
+                <w:szCs w:val="28"/>
+                <w:lang w:val="en-US"/>
+              </w:rPr>
+              <w:t xml:space="preserve">Sistema </w:t>
+            </w:r>
+            <w:r>
+              <w:rPr>
+                <w:noProof w:val="0"/>
+                <w:sz w:val="28"/>
+                <w:szCs w:val="28"/>
+                <w:lang w:val="en-US"/>
+              </w:rPr>
+              <w:t>retorna</w:t>
+            </w:r>
+            <w:r>
+              <w:rPr>
+                <w:noProof w:val="0"/>
+                <w:sz w:val="28"/>
+                <w:szCs w:val="28"/>
+                <w:lang w:val="en-US"/>
+              </w:rPr>
+              <w:t xml:space="preserve"> </w:t>
+            </w:r>
+            <w:r>
+              <w:rPr>
+                <w:noProof w:val="0"/>
+                <w:sz w:val="28"/>
+                <w:szCs w:val="28"/>
+                <w:lang w:val="en-US"/>
+              </w:rPr>
+              <w:t>ao</w:t>
+            </w:r>
+            <w:r>
+              <w:rPr>
+                <w:noProof w:val="0"/>
+                <w:sz w:val="28"/>
+                <w:szCs w:val="28"/>
+                <w:lang w:val="en-US"/>
+              </w:rPr>
+              <w:t xml:space="preserve"> </w:t>
+            </w:r>
+            <w:r>
+              <w:rPr>
+                <w:noProof w:val="0"/>
+                <w:sz w:val="28"/>
+                <w:szCs w:val="28"/>
+                <w:lang w:val="en-US"/>
+              </w:rPr>
+              <w:t>passo</w:t>
+            </w:r>
+            <w:r>
+              <w:rPr>
+                <w:noProof w:val="0"/>
+                <w:sz w:val="28"/>
+                <w:szCs w:val="28"/>
+                <w:lang w:val="en-US"/>
+              </w:rPr>
+              <w:t xml:space="preserve"> </w:t>
+            </w:r>
+            <w:r>
+              <w:rPr>
+                <w:noProof w:val="0"/>
+                <w:sz w:val="28"/>
+                <w:szCs w:val="28"/>
+                <w:lang w:val="en-US"/>
+              </w:rPr>
+              <w:t>7</w:t>
+            </w:r>
+            <w:r>
+              <w:rPr>
+                <w:noProof w:val="0"/>
+                <w:sz w:val="28"/>
+                <w:szCs w:val="28"/>
+                <w:lang w:val="en-US"/>
+              </w:rPr>
+              <w:t xml:space="preserve"> do </w:t>
+            </w:r>
+            <w:r>
+              <w:rPr>
+                <w:noProof w:val="0"/>
+                <w:color w:val="FF0000"/>
+                <w:sz w:val="28"/>
+                <w:szCs w:val="28"/>
+                <w:lang w:val="en-US"/>
+              </w:rPr>
+              <w:t>Fluxo</w:t>
+            </w:r>
+            <w:r>
+              <w:rPr>
+                <w:noProof w:val="0"/>
+                <w:color w:val="FF0000"/>
+                <w:sz w:val="28"/>
+                <w:szCs w:val="28"/>
+                <w:lang w:val="en-US"/>
+              </w:rPr>
+              <w:t xml:space="preserve"> Principal</w:t>
+            </w:r>
+            <w:r>
+              <w:rPr>
+                <w:noProof w:val="0"/>
+                <w:sz w:val="28"/>
+                <w:szCs w:val="28"/>
+                <w:lang w:val="en-US"/>
+              </w:rPr>
+              <w:t>.</w:t>
+            </w:r>
+          </w:p>
+          <w:p wp14:textId="1922B188">
+            <w:pPr>
+              <w:ind/>
+              <w:rPr>
+                <w:sz w:val="28"/>
+                <w:szCs w:val="28"/>
+                <w:lang w:val="en-US"/>
+              </w:rPr>
+            </w:pPr>
           </w:p>
         </w:tc>
       </w:tr>
     </w:tbl>
-    <w:p>
+    <w:p xmlns:wp14="http://schemas.microsoft.com/office/word/2010/wordml" wp14:textId="77777777">
       <w:pPr>
         <w:jc w:val="center"/>
         <w:rPr>
@@ -1005,7 +1328,7 @@
         </w:rPr>
       </w:r>
     </w:p>
-    <w:p>
+    <w:p xmlns:wp14="http://schemas.microsoft.com/office/word/2010/wordml" wp14:textId="77777777">
       <w:pPr>
         <w:jc w:val="center"/>
         <w:rPr/>
@@ -1016,7 +1339,7 @@
         </w:rPr>
       </w:r>
     </w:p>
-    <w:p>
+    <w:p xmlns:wp14="http://schemas.microsoft.com/office/word/2010/wordml" wp14:textId="77777777">
       <w:pPr>
         <w:jc w:val="center"/>
         <w:rPr/>
@@ -1027,7 +1350,7 @@
         </w:rPr>
       </w:r>
     </w:p>
-    <w:p>
+    <w:p xmlns:wp14="http://schemas.microsoft.com/office/word/2010/wordml" wp14:textId="77777777">
       <w:pPr>
         <w:jc w:val="center"/>
         <w:rPr/>
@@ -1038,7 +1361,7 @@
         </w:rPr>
       </w:r>
     </w:p>
-    <w:p>
+    <w:p xmlns:wp14="http://schemas.microsoft.com/office/word/2010/wordml" wp14:textId="77777777">
       <w:pPr>
         <w:jc w:val="center"/>
         <w:rPr/>
@@ -1049,7 +1372,7 @@
         </w:rPr>
       </w:r>
     </w:p>
-    <w:p>
+    <w:p xmlns:wp14="http://schemas.microsoft.com/office/word/2010/wordml" wp14:textId="77777777">
       <w:pPr>
         <w:jc w:val="center"/>
         <w:rPr/>
@@ -1060,7 +1383,7 @@
         </w:rPr>
       </w:r>
     </w:p>
-    <w:p>
+    <w:p xmlns:wp14="http://schemas.microsoft.com/office/word/2010/wordml" wp14:textId="77777777">
       <w:pPr>
         <w:jc w:val="left"/>
         <w:rPr/>
@@ -1071,7 +1394,7 @@
         </w:rPr>
       </w:r>
     </w:p>
-    <w:p>
+    <w:p xmlns:wp14="http://schemas.microsoft.com/office/word/2010/wordml" wp14:textId="77777777">
       <w:pPr>
         <w:jc w:val="left"/>
         <w:rPr/>
@@ -1082,7 +1405,7 @@
         </w:rPr>
       </w:r>
     </w:p>
-    <w:p>
+    <w:p xmlns:wp14="http://schemas.microsoft.com/office/word/2010/wordml" wp14:textId="77777777">
       <w:pPr>
         <w:jc w:val="left"/>
         <w:rPr/>
@@ -1093,7 +1416,7 @@
         </w:rPr>
       </w:r>
     </w:p>
-    <w:p>
+    <w:p xmlns:wp14="http://schemas.microsoft.com/office/word/2010/wordml" wp14:textId="77777777">
       <w:pPr>
         <w:jc w:val="left"/>
         <w:rPr/>
@@ -1104,7 +1427,7 @@
         </w:rPr>
       </w:r>
     </w:p>
-    <w:p>
+    <w:p xmlns:wp14="http://schemas.microsoft.com/office/word/2010/wordml" wp14:textId="77777777">
       <w:pPr>
         <w:jc w:val="left"/>
         <w:rPr/>
@@ -1115,7 +1438,7 @@
         </w:rPr>
       </w:r>
     </w:p>
-    <w:p>
+    <w:p xmlns:wp14="http://schemas.microsoft.com/office/word/2010/wordml" wp14:textId="77777777">
       <w:pPr>
         <w:jc w:val="left"/>
         <w:rPr/>
@@ -1126,7 +1449,7 @@
         </w:rPr>
       </w:r>
     </w:p>
-    <w:p>
+    <w:p xmlns:wp14="http://schemas.microsoft.com/office/word/2010/wordml" wp14:textId="77777777">
       <w:pPr>
         <w:jc w:val="left"/>
         <w:rPr/>
@@ -1137,7 +1460,7 @@
         </w:rPr>
       </w:r>
     </w:p>
-    <w:p>
+    <w:p xmlns:wp14="http://schemas.microsoft.com/office/word/2010/wordml" wp14:textId="77777777">
       <w:pPr>
         <w:jc w:val="left"/>
         <w:rPr/>
@@ -1148,7 +1471,7 @@
         </w:rPr>
       </w:r>
     </w:p>
-    <w:p>
+    <w:p xmlns:wp14="http://schemas.microsoft.com/office/word/2010/wordml" wp14:textId="77777777">
       <w:pPr>
         <w:jc w:val="center"/>
         <w:rPr/>
@@ -1159,11 +1482,12 @@
         </w:rPr>
       </w:r>
     </w:p>
-    <w:p>
+    <w:p xmlns:wp14="http://schemas.microsoft.com/office/word/2010/wordml" wp14:textId="77777777">
       <w:pPr>
         <w:pStyle w:val="Heading1"/>
         <w:rPr>
           <w:vertAlign w:val="baseline"/>
+          <w:lang w:val="en-US"/>
         </w:rPr>
       </w:pPr>
       <w:r>
@@ -1171,7 +1495,7 @@
           <w:b w:val="1"/>
           <w:bCs w:val="1"/>
           <w:vertAlign w:val="baseline"/>
-          <w:rtl w:val="0"/>
+          <w:lang w:val="en-US"/>
         </w:rPr>
         <w:t xml:space="preserve">Seção: </w:t>
       </w:r>
@@ -1179,7 +1503,7 @@
         <w:rPr>
           <w:b w:val="0"/>
           <w:bCs w:val="0"/>
-          <w:rtl w:val="0"/>
+          <w:lang w:val="en-US"/>
         </w:rPr>
         <w:t xml:space="preserve">Inserir Novo Horário</w:t>
       </w:r>
@@ -1192,40 +1516,38 @@
     <w:tbl>
       <w:tblPr>
         <w:tblStyle w:val="Table2"/>
-        <w:tblW w:w="10330.0" w:type="dxa"/>
+        <w:tblW w:w="10330" w:type="dxa"/>
         <w:jc w:val="left"/>
         <w:tblInd w:w="-70.0" w:type="dxa"/>
         <w:tblBorders>
-          <w:top w:color="000000" w:space="0" w:sz="4" w:val="single"/>
-          <w:left w:color="000000" w:space="0" w:sz="4" w:val="single"/>
-          <w:bottom w:color="000000" w:space="0" w:sz="4" w:val="single"/>
-          <w:right w:color="000000" w:space="0" w:sz="4" w:val="single"/>
-          <w:insideH w:color="000000" w:space="0" w:sz="4" w:val="single"/>
-          <w:insideV w:color="000000" w:space="0" w:sz="4" w:val="single"/>
+          <w:top w:val="single" w:color="000000" w:sz="4" w:space="0"/>
+          <w:left w:val="single" w:color="000000" w:sz="4" w:space="0"/>
+          <w:bottom w:val="single" w:color="000000" w:sz="4" w:space="0"/>
+          <w:right w:val="single" w:color="000000" w:sz="4" w:space="0"/>
+          <w:insideH w:val="single" w:color="000000" w:sz="4" w:space="0"/>
+          <w:insideV w:val="single" w:color="000000" w:sz="4" w:space="0"/>
         </w:tblBorders>
         <w:tblLayout w:type="fixed"/>
         <w:tblLook w:val="0000"/>
+        <w:tblPrChange w:author="" w:id="603291017">
+          <w:tblPr/>
+        </w:tblPrChange>
       </w:tblPr>
       <w:tblGrid>
         <w:gridCol w:w="2905"/>
         <w:gridCol w:w="7425"/>
-        <w:tblGridChange w:id="0">
-          <w:tblGrid>
-            <w:gridCol w:w="2905"/>
-            <w:gridCol w:w="7425"/>
-          </w:tblGrid>
-        </w:tblGridChange>
       </w:tblGrid>
-      <w:tr>
+      <w:tr xmlns:wp14="http://schemas.microsoft.com/office/word/2010/wordml" wp14:textId="77777777">
         <w:trPr>
           <w:cantSplit w:val="0"/>
           <w:tblHeader w:val="0"/>
         </w:trPr>
         <w:tc>
           <w:tcPr>
+            <w:tcMar/>
             <w:vAlign w:val="top"/>
           </w:tcPr>
-          <w:p>
+          <w:p wp14:textId="77777777">
             <w:pPr>
               <w:rPr>
                 <w:b w:val="0"/>
@@ -1233,6 +1555,7 @@
                 <w:sz w:val="28"/>
                 <w:szCs w:val="28"/>
                 <w:vertAlign w:val="baseline"/>
+                <w:lang w:val="en-US"/>
               </w:rPr>
             </w:pPr>
             <w:r>
@@ -1242,7 +1565,7 @@
                 <w:sz w:val="28"/>
                 <w:szCs w:val="28"/>
                 <w:vertAlign w:val="baseline"/>
-                <w:rtl w:val="0"/>
+                <w:lang w:val="en-US"/>
               </w:rPr>
               <w:t xml:space="preserve">Sumário</w:t>
             </w:r>
@@ -1255,14 +1578,16 @@
         </w:tc>
         <w:tc>
           <w:tcPr>
+            <w:tcMar/>
             <w:vAlign w:val="top"/>
           </w:tcPr>
-          <w:p>
+          <w:p wp14:textId="532354E8">
             <w:pPr>
               <w:rPr>
                 <w:sz w:val="28"/>
                 <w:szCs w:val="28"/>
                 <w:vertAlign w:val="baseline"/>
+                <w:lang w:val="pt-BR"/>
               </w:rPr>
             </w:pPr>
             <w:r>
@@ -1270,31 +1595,23 @@
                 <w:sz w:val="28"/>
                 <w:szCs w:val="28"/>
                 <w:vertAlign w:val="baseline"/>
-                <w:rtl w:val="0"/>
-              </w:rPr>
-              <w:t xml:space="preserve">Insere os dados d</w:t>
-            </w:r>
-            <w:r>
-              <w:rPr>
-                <w:sz w:val="28"/>
-                <w:szCs w:val="28"/>
-                <w:rtl w:val="0"/>
-              </w:rPr>
-              <w:t xml:space="preserve">a categoria </w:t>
+                <w:lang w:val="pt-BR"/>
+              </w:rPr>
+              <w:t>Insere os dados do horário/turno em meio persistente.</w:t>
             </w:r>
             <w:r>
               <w:rPr>
                 <w:sz w:val="28"/>
                 <w:szCs w:val="28"/>
                 <w:vertAlign w:val="baseline"/>
-                <w:rtl w:val="0"/>
-              </w:rPr>
-              <w:t xml:space="preserve">em meio persistente.</w:t>
+                <w:lang w:val="pt-BR"/>
+              </w:rPr>
+              <w:t>.</w:t>
             </w:r>
           </w:p>
         </w:tc>
       </w:tr>
-      <w:tr>
+      <w:tr xmlns:wp14="http://schemas.microsoft.com/office/word/2010/wordml" wp14:textId="77777777">
         <w:trPr>
           <w:cantSplit w:val="1"/>
           <w:tblHeader w:val="0"/>
@@ -1302,15 +1619,17 @@
         <w:tc>
           <w:tcPr>
             <w:gridSpan w:val="2"/>
+            <w:tcMar/>
             <w:vAlign w:val="top"/>
           </w:tcPr>
-          <w:p>
+          <w:p wp14:textId="77777777">
             <w:pPr>
               <w:pStyle w:val="Heading2"/>
               <w:rPr>
                 <w:b w:val="0"/>
                 <w:bCs w:val="0"/>
                 <w:vertAlign w:val="baseline"/>
+                <w:lang w:val="en-US"/>
               </w:rPr>
             </w:pPr>
             <w:r>
@@ -1318,7 +1637,7 @@
                 <w:b w:val="1"/>
                 <w:bCs w:val="1"/>
                 <w:vertAlign w:val="baseline"/>
-                <w:rtl w:val="0"/>
+                <w:lang w:val="en-US"/>
               </w:rPr>
               <w:t xml:space="preserve">Fluxo Principal</w:t>
             </w:r>
@@ -1330,7 +1649,7 @@
           </w:p>
         </w:tc>
       </w:tr>
-      <w:tr>
+      <w:tr xmlns:wp14="http://schemas.microsoft.com/office/word/2010/wordml" wp14:textId="77777777">
         <w:trPr>
           <w:cantSplit w:val="0"/>
           <w:trHeight w:val="1615" w:hRule="atLeast"/>
@@ -1339,9 +1658,10 @@
         <w:tc>
           <w:tcPr>
             <w:gridSpan w:val="2"/>
+            <w:tcMar/>
             <w:vAlign w:val="top"/>
           </w:tcPr>
-          <w:p>
+          <w:p wp14:textId="65D8F2DB">
             <w:pPr>
               <w:numPr>
                 <w:ilvl w:val="0"/>
@@ -1351,18 +1671,49 @@
               <w:rPr>
                 <w:sz w:val="28"/>
                 <w:szCs w:val="28"/>
-              </w:rPr>
-            </w:pPr>
-            <w:r>
-              <w:rPr>
-                <w:sz w:val="28"/>
-                <w:szCs w:val="28"/>
-                <w:rtl w:val="0"/>
-              </w:rPr>
-              <w:t xml:space="preserve">Ator solicita adicionar horário.</w:t>
-            </w:r>
-          </w:p>
-          <w:p>
+                <w:lang w:val="en-US"/>
+              </w:rPr>
+            </w:pPr>
+            <w:r>
+              <w:rPr>
+                <w:sz w:val="28"/>
+                <w:szCs w:val="28"/>
+                <w:lang w:val="en-US"/>
+              </w:rPr>
+              <w:t>Ator solicita adicionar horário clicando no botão "+ Adicionar turno" na aba do dia da semana selecionado.</w:t>
+            </w:r>
+            <w:r>
+              <w:rPr>
+                <w:sz w:val="28"/>
+                <w:szCs w:val="28"/>
+                <w:lang w:val="en-US"/>
+              </w:rPr>
+              <w:t xml:space="preserve"> </w:t>
+            </w:r>
+            <w:r>
+              <w:rPr>
+                <w:sz w:val="28"/>
+                <w:szCs w:val="28"/>
+              </w:rPr>
+              <w:t>(</w:t>
+            </w:r>
+            <w:r>
+              <w:rPr>
+                <w:color w:val="FF0000"/>
+                <w:sz w:val="28"/>
+                <w:szCs w:val="28"/>
+              </w:rPr>
+              <w:t>Tela_022</w:t>
+            </w:r>
+            <w:r>
+              <w:rPr>
+                <w:sz w:val="28"/>
+                <w:szCs w:val="28"/>
+              </w:rPr>
+              <w:t>)</w:t>
+            </w:r>
+          </w:p>
+          <w:p wp14:textId="2151B38C">
             <w:pPr>
               <w:numPr>
                 <w:ilvl w:val="0"/>
@@ -1372,24 +1723,40 @@
               <w:rPr>
                 <w:sz w:val="28"/>
                 <w:szCs w:val="28"/>
-                <w:u w:val="none"/>
-              </w:rPr>
-            </w:pPr>
-            <w:r>
-              <w:rPr>
-                <w:sz w:val="28"/>
-                <w:szCs w:val="28"/>
+                <w:lang w:val="en-US"/>
+              </w:rPr>
+            </w:pPr>
+            <w:r>
+              <w:rPr>
+                <w:sz w:val="28"/>
+                <w:szCs w:val="28"/>
+                <w:lang w:val="en-US"/>
+              </w:rPr>
+              <w:t>Sistema exibe um novo bloco de formulário de turno na</w:t>
+            </w:r>
+            <w:r>
+              <w:rPr>
+                <w:sz w:val="28"/>
+                <w:szCs w:val="28"/>
+                <w:lang w:val="en-US"/>
+              </w:rPr>
+              <w:t xml:space="preserve"> mesma</w:t>
+            </w:r>
+            <w:r>
+              <w:rPr>
+                <w:sz w:val="28"/>
+                <w:szCs w:val="28"/>
+                <w:lang w:val="en-US"/>
+              </w:rPr>
+              <w:t xml:space="preserve"> tela, contendo:</w:t>
+            </w:r>
+            <w:r>
+              <w:rPr>
                 <w:rtl w:val="0"/>
               </w:rPr>
-              <w:t xml:space="preserve">Sistema exibe formulário de cadastro de horários contendo: </w:t>
-            </w:r>
-            <w:r>
-              <w:rPr>
-                <w:rtl w:val="0"/>
-              </w:rPr>
-            </w:r>
-          </w:p>
-          <w:p>
+            </w:r>
+          </w:p>
+          <w:p wp14:textId="0F831E8E">
             <w:pPr>
               <w:numPr>
                 <w:ilvl w:val="0"/>
@@ -1400,18 +1767,67 @@
                 <w:sz w:val="28"/>
                 <w:szCs w:val="28"/>
                 <w:u w:val="none"/>
-              </w:rPr>
-            </w:pPr>
-            <w:r>
-              <w:rPr>
-                <w:sz w:val="28"/>
-                <w:szCs w:val="28"/>
-                <w:rtl w:val="0"/>
-              </w:rPr>
-              <w:t xml:space="preserve">Campo de data para definir o período.</w:t>
-            </w:r>
-          </w:p>
-          <w:p>
+                <w:lang w:val="en-US"/>
+              </w:rPr>
+            </w:pPr>
+            <w:r>
+              <w:rPr>
+                <w:sz w:val="28"/>
+                <w:szCs w:val="28"/>
+                <w:lang w:val="en-US"/>
+              </w:rPr>
+              <w:t xml:space="preserve">Campos de </w:t>
+            </w:r>
+            <w:r>
+              <w:rPr>
+                <w:sz w:val="28"/>
+                <w:szCs w:val="28"/>
+                <w:lang w:val="en-US"/>
+              </w:rPr>
+              <w:t>Início</w:t>
+            </w:r>
+            <w:r>
+              <w:rPr>
+                <w:sz w:val="28"/>
+                <w:szCs w:val="28"/>
+                <w:lang w:val="en-US"/>
+              </w:rPr>
+              <w:t xml:space="preserve"> e </w:t>
+            </w:r>
+            <w:r>
+              <w:rPr>
+                <w:sz w:val="28"/>
+                <w:szCs w:val="28"/>
+                <w:lang w:val="en-US"/>
+              </w:rPr>
+              <w:t xml:space="preserve">Fim </w:t>
+            </w:r>
+            <w:r>
+              <w:rPr>
+                <w:sz w:val="28"/>
+                <w:szCs w:val="28"/>
+                <w:lang w:val="en-US"/>
+              </w:rPr>
+              <w:t>vaz</w:t>
+            </w:r>
+            <w:r>
+              <w:rPr>
+                <w:sz w:val="28"/>
+                <w:szCs w:val="28"/>
+                <w:lang w:val="en-US"/>
+              </w:rPr>
+              <w:t>ios</w:t>
+            </w:r>
+            <w:r>
+              <w:rPr>
+                <w:sz w:val="28"/>
+                <w:szCs w:val="28"/>
+                <w:lang w:val="en-US"/>
+              </w:rPr>
+              <w:t>.</w:t>
+            </w:r>
+          </w:p>
+          <w:p wp14:textId="625E8F45">
             <w:pPr>
               <w:numPr>
                 <w:ilvl w:val="0"/>
@@ -1422,300 +1838,197 @@
                 <w:sz w:val="28"/>
                 <w:szCs w:val="28"/>
                 <w:u w:val="none"/>
-              </w:rPr>
-            </w:pPr>
-            <w:r>
-              <w:rPr>
-                <w:sz w:val="28"/>
-                <w:szCs w:val="28"/>
-                <w:rtl w:val="0"/>
-              </w:rPr>
-              <w:t xml:space="preserve">Campo para selecionar o dia a qual quer criar os horários.</w:t>
-            </w:r>
-          </w:p>
-          <w:p>
+                <w:lang w:val="en-US"/>
+              </w:rPr>
+            </w:pPr>
+            <w:r>
+              <w:rPr>
+                <w:sz w:val="28"/>
+                <w:szCs w:val="28"/>
+                <w:lang w:val="en-US"/>
+              </w:rPr>
+              <w:t>Data inicial do Período de vigência preenchida com a data atual (data de criação)</w:t>
+            </w:r>
+            <w:r>
+              <w:rPr>
+                <w:sz w:val="28"/>
+                <w:szCs w:val="28"/>
+                <w:lang w:val="en-US"/>
+              </w:rPr>
+              <w:t>.</w:t>
+            </w:r>
+          </w:p>
+          <w:p wp14:textId="7E23359B">
             <w:pPr>
               <w:numPr>
                 <w:ilvl w:val="0"/>
                 <w:numId w:val="3"/>
               </w:numPr>
               <w:ind w:left="720" w:hanging="360"/>
-              <w:rPr>
-                <w:sz w:val="28"/>
-                <w:szCs w:val="28"/>
-                <w:u w:val="none"/>
-              </w:rPr>
-            </w:pPr>
-            <w:r>
-              <w:rPr>
-                <w:sz w:val="28"/>
-                <w:szCs w:val="28"/>
+              <w:rPr/>
+            </w:pPr>
+            <w:r>
+              <w:rPr>
+                <w:sz w:val="28"/>
+                <w:szCs w:val="28"/>
+                <w:lang w:val="en-US"/>
+              </w:rPr>
+              <w:t>Data limite do Período de vigência preenchida como "Indefinido".</w:t>
+            </w:r>
+          </w:p>
+          <w:p wp14:textId="7B2469E5">
+            <w:pPr>
+              <w:ind w:left="0" w:firstLine="0"/>
+              <w:rPr>
+                <w:sz w:val="28"/>
+                <w:szCs w:val="28"/>
+                <w:lang w:val="en-US"/>
+              </w:rPr>
+            </w:pPr>
+            <w:r>
+              <w:rPr>
+                <w:sz w:val="28"/>
+                <w:szCs w:val="28"/>
+                <w:lang w:val="en-US"/>
+              </w:rPr>
+              <w:t>3</w:t>
+            </w:r>
+            <w:r>
+              <w:rPr>
+                <w:sz w:val="28"/>
+                <w:szCs w:val="28"/>
+                <w:lang w:val="en-US"/>
+              </w:rPr>
+              <w:t xml:space="preserve">.  </w:t>
+            </w:r>
+            <w:r>
+              <w:rPr>
+                <w:sz w:val="28"/>
+                <w:szCs w:val="28"/>
+                <w:lang w:val="en-US"/>
+              </w:rPr>
+              <w:t>O ator preenche os campos vazios de horário de início e fim.</w:t>
+            </w:r>
+          </w:p>
+          <w:p wp14:textId="2FC7B8D4">
+            <w:pPr>
+              <w:ind w:left="0" w:firstLine="0"/>
+            </w:pPr>
+            <w:r>
+              <w:rPr>
+                <w:sz w:val="28"/>
+                <w:szCs w:val="28"/>
+                <w:lang w:val="pt-BR"/>
+              </w:rPr>
+              <w:t xml:space="preserve">4.  </w:t>
+            </w:r>
+            <w:r>
+              <w:rPr>
+                <w:sz w:val="28"/>
+                <w:szCs w:val="28"/>
+                <w:lang w:val="pt-BR"/>
+              </w:rPr>
+              <w:t>O ator altera os dados do período de vigência (opcional)</w:t>
+            </w:r>
+            <w:r>
+              <w:rPr>
+                <w:sz w:val="28"/>
+                <w:szCs w:val="28"/>
+                <w:lang w:val="pt-BR"/>
+              </w:rPr>
+              <w:t>.</w:t>
+            </w:r>
+            <w:r>
+              <w:rPr>
                 <w:rtl w:val="0"/>
               </w:rPr>
-              <w:t xml:space="preserve">Campo que define o início e outro campo que define o fim do turno.</w:t>
-            </w:r>
-          </w:p>
-          <w:p>
-            <w:pPr>
-              <w:numPr>
-                <w:ilvl w:val="0"/>
-                <w:numId w:val="3"/>
-              </w:numPr>
-              <w:ind w:left="720" w:hanging="360"/>
-              <w:rPr>
-                <w:sz w:val="28"/>
-                <w:szCs w:val="28"/>
-                <w:u w:val="none"/>
-              </w:rPr>
-            </w:pPr>
-            <w:r>
-              <w:rPr>
-                <w:sz w:val="28"/>
-                <w:szCs w:val="28"/>
-                <w:rtl w:val="0"/>
-              </w:rPr>
-              <w:t xml:space="preserve">Campo que define os profissionais vinculados àquele dia e horários.</w:t>
-            </w:r>
-          </w:p>
-          <w:p>
-            <w:pPr>
-              <w:numPr>
-                <w:ilvl w:val="0"/>
-                <w:numId w:val="3"/>
-              </w:numPr>
-              <w:ind w:left="720" w:hanging="360"/>
-              <w:rPr>
-                <w:sz w:val="28"/>
-                <w:szCs w:val="28"/>
-                <w:u w:val="none"/>
-              </w:rPr>
-            </w:pPr>
-            <w:r>
-              <w:rPr>
-                <w:sz w:val="28"/>
-                <w:szCs w:val="28"/>
-                <w:rtl w:val="0"/>
-              </w:rPr>
-              <w:t xml:space="preserve">Botão para adicionar o turno.</w:t>
-            </w:r>
-          </w:p>
-          <w:p>
-            <w:pPr>
-              <w:numPr>
-                <w:ilvl w:val="0"/>
-                <w:numId w:val="3"/>
-              </w:numPr>
-              <w:ind w:left="720" w:hanging="360"/>
-              <w:rPr>
-                <w:sz w:val="28"/>
-                <w:szCs w:val="28"/>
-                <w:u w:val="none"/>
-              </w:rPr>
-            </w:pPr>
-            <w:r>
-              <w:rPr>
-                <w:sz w:val="28"/>
-                <w:szCs w:val="28"/>
-                <w:rtl w:val="0"/>
-              </w:rPr>
-              <w:t xml:space="preserve">Botão para remover um turno já cadastrado.</w:t>
-            </w:r>
-          </w:p>
-          <w:p>
+            </w:r>
+          </w:p>
+          <w:p wp14:textId="4CF2B809">
             <w:pPr>
               <w:ind w:left="0" w:firstLine="0"/>
               <w:rPr>
                 <w:sz w:val="28"/>
                 <w:szCs w:val="28"/>
-              </w:rPr>
-            </w:pPr>
-            <w:r>
-              <w:rPr>
-                <w:sz w:val="28"/>
-                <w:szCs w:val="28"/>
-                <w:rtl w:val="0"/>
-              </w:rPr>
-              <w:t xml:space="preserve">     (</w:t>
-            </w:r>
-            <w:r>
-              <w:rPr>
-                <w:color w:val="ff0000"/>
-                <w:sz w:val="28"/>
-                <w:szCs w:val="28"/>
-                <w:rtl w:val="0"/>
-              </w:rPr>
-              <w:t xml:space="preserve">Tela_035</w:t>
-            </w:r>
-            <w:r>
-              <w:rPr>
-                <w:sz w:val="28"/>
-                <w:szCs w:val="28"/>
-                <w:rtl w:val="0"/>
-              </w:rPr>
-              <w:t xml:space="preserve">)</w:t>
-            </w:r>
-          </w:p>
-          <w:p>
+                <w:lang w:val="en-US"/>
+              </w:rPr>
+            </w:pPr>
+            <w:r>
+              <w:rPr>
+                <w:sz w:val="28"/>
+                <w:szCs w:val="28"/>
+                <w:lang w:val="en-US"/>
+              </w:rPr>
+              <w:t>5</w:t>
+            </w:r>
+            <w:r>
+              <w:rPr>
+                <w:sz w:val="28"/>
+                <w:szCs w:val="28"/>
+                <w:lang w:val="en-US"/>
+              </w:rPr>
+              <w:t xml:space="preserve">.  </w:t>
+            </w:r>
+            <w:r>
+              <w:rPr>
+                <w:sz w:val="28"/>
+                <w:szCs w:val="28"/>
+                <w:lang w:val="en-US"/>
+              </w:rPr>
+              <w:t xml:space="preserve">O sistema verifica a validade dos dados inseridos, checando se não há choque de horários (Ver </w:t>
+            </w:r>
+            <w:r>
+              <w:rPr>
+                <w:color w:val="FF0000"/>
+                <w:sz w:val="28"/>
+                <w:szCs w:val="28"/>
+                <w:lang w:val="en-US"/>
+              </w:rPr>
+              <w:t>Fluxo de Exceção</w:t>
+            </w:r>
+            <w:r>
+              <w:rPr>
+                <w:sz w:val="28"/>
+                <w:szCs w:val="28"/>
+                <w:lang w:val="en-US"/>
+              </w:rPr>
+              <w:t>).</w:t>
+            </w:r>
+          </w:p>
+          <w:p wp14:textId="45A02572">
             <w:pPr>
               <w:ind w:left="0" w:firstLine="0"/>
-              <w:rPr>
-                <w:sz w:val="28"/>
-                <w:szCs w:val="28"/>
-              </w:rPr>
-            </w:pPr>
-            <w:r>
-              <w:rPr>
-                <w:sz w:val="28"/>
-                <w:szCs w:val="28"/>
-                <w:rtl w:val="0"/>
-              </w:rPr>
-              <w:t xml:space="preserve">3.  O ator preenche a data limite.  </w:t>
-            </w:r>
-          </w:p>
-          <w:p>
+            </w:pPr>
+            <w:r>
+              <w:rPr>
+                <w:sz w:val="28"/>
+                <w:szCs w:val="28"/>
+                <w:lang w:val="pt-BR"/>
+              </w:rPr>
+              <w:t xml:space="preserve">6.  </w:t>
+            </w:r>
+            <w:r>
+              <w:rPr>
+                <w:sz w:val="28"/>
+                <w:szCs w:val="28"/>
+                <w:lang w:val="pt-BR"/>
+              </w:rPr>
+              <w:t>O sistema salva o turno automaticamente em meio persistente.</w:t>
+            </w:r>
+          </w:p>
+          <w:p wp14:textId="05E963EE">
             <w:pPr>
               <w:ind w:left="0" w:firstLine="0"/>
               <w:rPr>
                 <w:sz w:val="28"/>
                 <w:szCs w:val="28"/>
-              </w:rPr>
-            </w:pPr>
-            <w:r>
-              <w:rPr>
-                <w:sz w:val="28"/>
-                <w:szCs w:val="28"/>
-                <w:rtl w:val="0"/>
-              </w:rPr>
-              <w:t xml:space="preserve">4.  O ator clica no campo para selecionar o dia (</w:t>
-            </w:r>
-            <w:r>
-              <w:rPr>
-                <w:color w:val="ff0000"/>
-                <w:sz w:val="28"/>
-                <w:szCs w:val="28"/>
-                <w:rtl w:val="0"/>
-              </w:rPr>
-              <w:t xml:space="preserve">Tela_030</w:t>
-            </w:r>
-            <w:r>
-              <w:rPr>
-                <w:sz w:val="28"/>
-                <w:szCs w:val="28"/>
-                <w:rtl w:val="0"/>
-              </w:rPr>
-              <w:t xml:space="preserve">)</w:t>
-            </w:r>
-            <w:r>
-              <w:rPr>
-                <w:rtl w:val="0"/>
-              </w:rPr>
-            </w:r>
-          </w:p>
-          <w:p>
-            <w:pPr>
-              <w:ind w:left="0" w:firstLine="0"/>
-              <w:rPr>
-                <w:sz w:val="28"/>
-                <w:szCs w:val="28"/>
-              </w:rPr>
-            </w:pPr>
-            <w:r>
-              <w:rPr>
-                <w:sz w:val="28"/>
-                <w:szCs w:val="28"/>
-                <w:rtl w:val="0"/>
-              </w:rPr>
-              <w:t xml:space="preserve">5.  O ator seleciona um ou mais profissionais na listagem de profissionais.</w:t>
-            </w:r>
-          </w:p>
-          <w:p>
-            <w:pPr>
-              <w:ind w:left="0" w:firstLine="0"/>
-              <w:rPr>
-                <w:sz w:val="28"/>
-                <w:szCs w:val="28"/>
-              </w:rPr>
-            </w:pPr>
-            <w:r>
-              <w:rPr>
-                <w:sz w:val="28"/>
-                <w:szCs w:val="28"/>
-                <w:rtl w:val="0"/>
-              </w:rPr>
-              <w:t xml:space="preserve">6.  O ator digita o início e fim do turno</w:t>
-            </w:r>
-          </w:p>
-          <w:p>
-            <w:pPr>
-              <w:ind w:left="0" w:firstLine="0"/>
-              <w:rPr>
-                <w:sz w:val="28"/>
-                <w:szCs w:val="28"/>
-              </w:rPr>
-            </w:pPr>
-            <w:r>
-              <w:rPr>
-                <w:sz w:val="28"/>
-                <w:szCs w:val="28"/>
-                <w:rtl w:val="0"/>
-              </w:rPr>
-              <w:t xml:space="preserve">7.  O ator conclui a adição.</w:t>
-            </w:r>
-          </w:p>
-          <w:p>
-            <w:pPr>
-              <w:ind w:left="0" w:firstLine="0"/>
-              <w:rPr>
-                <w:sz w:val="28"/>
-                <w:szCs w:val="28"/>
-              </w:rPr>
-            </w:pPr>
-            <w:r>
-              <w:rPr>
-                <w:sz w:val="28"/>
-                <w:szCs w:val="28"/>
-                <w:rtl w:val="0"/>
-              </w:rPr>
-              <w:t xml:space="preserve">8. Sistema verifica a validade dos dados conforme </w:t>
-            </w:r>
-            <w:r>
-              <w:rPr>
-                <w:color w:val="ff0000"/>
-                <w:sz w:val="28"/>
-                <w:szCs w:val="28"/>
-                <w:rtl w:val="0"/>
-              </w:rPr>
-              <w:t xml:space="preserve">DD-BemMeCare</w:t>
-            </w:r>
-            <w:r>
-              <w:rPr>
-                <w:sz w:val="28"/>
-                <w:szCs w:val="28"/>
-                <w:rtl w:val="0"/>
-              </w:rPr>
-              <w:t xml:space="preserve">.</w:t>
-            </w:r>
-          </w:p>
-          <w:p>
-            <w:pPr>
-              <w:ind w:left="0" w:firstLine="0"/>
-              <w:rPr>
-                <w:sz w:val="28"/>
-                <w:szCs w:val="28"/>
-              </w:rPr>
-            </w:pPr>
-            <w:r>
-              <w:rPr>
-                <w:sz w:val="28"/>
-                <w:szCs w:val="28"/>
-                <w:rtl w:val="0"/>
-              </w:rPr>
-              <w:t xml:space="preserve">9.  Sistema grava dados informados em meio persistente.</w:t>
-            </w:r>
+                <w:lang w:val="en-US"/>
+              </w:rPr>
+            </w:pPr>
           </w:p>
         </w:tc>
       </w:tr>
-      <w:tr>
+      <w:tr xmlns:wp14="http://schemas.microsoft.com/office/word/2010/wordml" wp14:textId="77777777">
         <w:trPr>
           <w:cantSplit w:val="0"/>
           <w:trHeight w:val="420" w:hRule="atLeast"/>
@@ -1724,9 +2037,10 @@
         <w:tc>
           <w:tcPr>
             <w:gridSpan w:val="2"/>
+            <w:tcMar/>
             <w:vAlign w:val="top"/>
           </w:tcPr>
-          <w:p>
+          <w:p wp14:textId="77777777">
             <w:pPr>
               <w:ind w:left="360" w:hanging="360"/>
               <w:jc w:val="center"/>
@@ -1736,6 +2050,7 @@
                 <w:sz w:val="28"/>
                 <w:szCs w:val="28"/>
                 <w:vertAlign w:val="baseline"/>
+                <w:lang w:val="en-US"/>
               </w:rPr>
             </w:pPr>
             <w:r>
@@ -1744,7 +2059,7 @@
                 <w:bCs w:val="1"/>
                 <w:sz w:val="28"/>
                 <w:szCs w:val="28"/>
-                <w:rtl w:val="0"/>
+                <w:lang w:val="en-US"/>
               </w:rPr>
               <w:t xml:space="preserve">Fluxo Alternativo</w:t>
             </w:r>
@@ -1756,7 +2071,7 @@
           </w:p>
         </w:tc>
       </w:tr>
-      <w:tr>
+      <w:tr xmlns:wp14="http://schemas.microsoft.com/office/word/2010/wordml" wp14:textId="77777777">
         <w:trPr>
           <w:cantSplit w:val="0"/>
           <w:trHeight w:val="1065" w:hRule="atLeast"/>
@@ -1765,14 +2080,16 @@
         <w:tc>
           <w:tcPr>
             <w:gridSpan w:val="2"/>
+            <w:tcMar/>
             <w:vAlign w:val="top"/>
           </w:tcPr>
-          <w:p>
+          <w:p wp14:textId="6BEC94F6">
             <w:pPr>
               <w:ind w:left="0" w:firstLine="0"/>
               <w:rPr>
                 <w:sz w:val="28"/>
                 <w:szCs w:val="28"/>
+                <w:lang w:val="en-US"/>
               </w:rPr>
             </w:pPr>
             <w:r>
@@ -1781,73 +2098,344 @@
                 <w:bCs w:val="1"/>
                 <w:sz w:val="28"/>
                 <w:szCs w:val="28"/>
-                <w:rtl w:val="0"/>
-              </w:rPr>
-              <w:t xml:space="preserve">Linhas 2 a 6. </w:t>
-            </w:r>
-            <w:r>
-              <w:rPr>
-                <w:sz w:val="28"/>
-                <w:szCs w:val="28"/>
-                <w:rtl w:val="0"/>
-              </w:rPr>
-              <w:t xml:space="preserve">Ator decide cancelar.</w:t>
-            </w:r>
-          </w:p>
-          <w:p>
+                <w:lang w:val="en-US"/>
+              </w:rPr>
+              <w:t>Linhas</w:t>
+            </w:r>
+            <w:r>
+              <w:rPr>
+                <w:b w:val="1"/>
+                <w:bCs w:val="1"/>
+                <w:sz w:val="28"/>
+                <w:szCs w:val="28"/>
+                <w:lang w:val="en-US"/>
+              </w:rPr>
+              <w:t xml:space="preserve"> 2 a </w:t>
+            </w:r>
+            <w:r>
+              <w:rPr>
+                <w:b w:val="1"/>
+                <w:bCs w:val="1"/>
+                <w:sz w:val="28"/>
+                <w:szCs w:val="28"/>
+                <w:lang w:val="en-US"/>
+              </w:rPr>
+              <w:t>4</w:t>
+            </w:r>
+            <w:r>
+              <w:rPr>
+                <w:b w:val="1"/>
+                <w:bCs w:val="1"/>
+                <w:sz w:val="28"/>
+                <w:szCs w:val="28"/>
+                <w:lang w:val="en-US"/>
+              </w:rPr>
+              <w:t xml:space="preserve">. </w:t>
+            </w:r>
+            <w:r>
+              <w:rPr>
+                <w:sz w:val="28"/>
+                <w:szCs w:val="28"/>
+                <w:lang w:val="en-US"/>
+              </w:rPr>
+              <w:t xml:space="preserve">Ator decide </w:t>
+            </w:r>
+            <w:r>
+              <w:rPr>
+                <w:sz w:val="28"/>
+                <w:szCs w:val="28"/>
+                <w:lang w:val="en-US"/>
+              </w:rPr>
+              <w:t>cancelar</w:t>
+            </w:r>
+            <w:r>
+              <w:rPr>
+                <w:sz w:val="28"/>
+                <w:szCs w:val="28"/>
+                <w:lang w:val="en-US"/>
+              </w:rPr>
+              <w:t xml:space="preserve"> a adição</w:t>
+            </w:r>
+            <w:r>
+              <w:rPr>
+                <w:sz w:val="28"/>
+                <w:szCs w:val="28"/>
+                <w:lang w:val="en-US"/>
+              </w:rPr>
+              <w:t>.</w:t>
+            </w:r>
+          </w:p>
+          <w:p wp14:textId="53354177">
             <w:pPr>
               <w:ind w:left="0" w:firstLine="0"/>
-              <w:rPr>
-                <w:sz w:val="28"/>
-                <w:szCs w:val="28"/>
-              </w:rPr>
-            </w:pPr>
-            <w:r>
-              <w:rPr>
-                <w:sz w:val="28"/>
-                <w:szCs w:val="28"/>
-                <w:rtl w:val="0"/>
-              </w:rPr>
-              <w:t xml:space="preserve">1. Ator aciona cancelamento da adição.</w:t>
-            </w:r>
-          </w:p>
-          <w:p>
+            </w:pPr>
+            <w:r>
+              <w:rPr>
+                <w:sz w:val="28"/>
+                <w:szCs w:val="28"/>
+                <w:lang w:val="en-US"/>
+              </w:rPr>
+              <w:t xml:space="preserve">1. </w:t>
+            </w:r>
+            <w:r>
+              <w:rPr>
+                <w:sz w:val="28"/>
+                <w:szCs w:val="28"/>
+                <w:lang w:val="en-US"/>
+              </w:rPr>
+              <w:t>O ator clica no ícone de exclusão (lixeira) ao lado do turno recém-adicionado.</w:t>
+            </w:r>
+          </w:p>
+          <w:p wp14:textId="449EBE06">
             <w:pPr>
               <w:ind w:left="0" w:firstLine="0"/>
-              <w:rPr>
-                <w:sz w:val="28"/>
-                <w:szCs w:val="28"/>
-              </w:rPr>
-            </w:pPr>
-            <w:r>
-              <w:rPr>
-                <w:sz w:val="28"/>
-                <w:szCs w:val="28"/>
-                <w:rtl w:val="0"/>
-              </w:rPr>
-              <w:t xml:space="preserve">2.Sistema retorna ao Passo 2 da </w:t>
-            </w:r>
-            <w:r>
-              <w:rPr>
-                <w:color w:val="ff0000"/>
-                <w:sz w:val="28"/>
-                <w:szCs w:val="28"/>
-                <w:rtl w:val="0"/>
-              </w:rPr>
-              <w:t xml:space="preserve">Seção Principal</w:t>
-            </w:r>
-            <w:r>
-              <w:rPr>
-                <w:sz w:val="28"/>
-                <w:szCs w:val="28"/>
-                <w:rtl w:val="0"/>
-              </w:rPr>
-              <w:t xml:space="preserve">.</w:t>
+            </w:pPr>
+            <w:r>
+              <w:rPr>
+                <w:sz w:val="28"/>
+                <w:szCs w:val="28"/>
+                <w:lang w:val="en-US"/>
+              </w:rPr>
+              <w:t>2.</w:t>
+            </w:r>
+            <w:r>
+              <w:rPr>
+                <w:sz w:val="28"/>
+                <w:szCs w:val="28"/>
+                <w:lang w:val="en-US"/>
+              </w:rPr>
+              <w:t xml:space="preserve"> </w:t>
+            </w:r>
+            <w:r>
+              <w:rPr>
+                <w:sz w:val="28"/>
+                <w:szCs w:val="28"/>
+                <w:lang w:val="en-US"/>
+              </w:rPr>
+              <w:t xml:space="preserve">Sistema </w:t>
+            </w:r>
+            <w:r>
+              <w:rPr>
+                <w:sz w:val="28"/>
+                <w:szCs w:val="28"/>
+                <w:lang w:val="en-US"/>
+              </w:rPr>
+              <w:t xml:space="preserve">remove o </w:t>
+            </w:r>
+            <w:r>
+              <w:rPr>
+                <w:sz w:val="28"/>
+                <w:szCs w:val="28"/>
+                <w:lang w:val="en-US"/>
+              </w:rPr>
+              <w:t>turno</w:t>
+            </w:r>
+            <w:r>
+              <w:rPr>
+                <w:sz w:val="28"/>
+                <w:szCs w:val="28"/>
+                <w:lang w:val="en-US"/>
+              </w:rPr>
+              <w:t xml:space="preserve"> da </w:t>
+            </w:r>
+            <w:r>
+              <w:rPr>
+                <w:sz w:val="28"/>
+                <w:szCs w:val="28"/>
+                <w:lang w:val="en-US"/>
+              </w:rPr>
+              <w:t>tela</w:t>
+            </w:r>
+          </w:p>
+          <w:p wp14:textId="6F8E4206">
+            <w:pPr>
+              <w:ind w:left="0" w:firstLine="0"/>
+            </w:pPr>
+            <w:r>
+              <w:rPr>
+                <w:sz w:val="28"/>
+                <w:szCs w:val="28"/>
+                <w:lang w:val="en-US"/>
+              </w:rPr>
+              <w:t xml:space="preserve">3. </w:t>
+            </w:r>
+            <w:r>
+              <w:rPr>
+                <w:sz w:val="28"/>
+                <w:szCs w:val="28"/>
+                <w:lang w:val="en-US"/>
+              </w:rPr>
+              <w:t xml:space="preserve"> O </w:t>
+            </w:r>
+            <w:r>
+              <w:rPr>
+                <w:sz w:val="28"/>
+                <w:szCs w:val="28"/>
+                <w:lang w:val="en-US"/>
+              </w:rPr>
+              <w:t>fluxo</w:t>
+            </w:r>
+            <w:r>
+              <w:rPr>
+                <w:sz w:val="28"/>
+                <w:szCs w:val="28"/>
+                <w:lang w:val="en-US"/>
+              </w:rPr>
+              <w:t xml:space="preserve"> de </w:t>
+            </w:r>
+            <w:r>
+              <w:rPr>
+                <w:sz w:val="28"/>
+                <w:szCs w:val="28"/>
+                <w:lang w:val="en-US"/>
+              </w:rPr>
+              <w:t>inserção</w:t>
+            </w:r>
+            <w:r>
+              <w:rPr>
+                <w:sz w:val="28"/>
+                <w:szCs w:val="28"/>
+                <w:lang w:val="en-US"/>
+              </w:rPr>
+              <w:t xml:space="preserve"> é </w:t>
+            </w:r>
+            <w:r>
+              <w:rPr>
+                <w:sz w:val="28"/>
+                <w:szCs w:val="28"/>
+                <w:lang w:val="en-US"/>
+              </w:rPr>
+              <w:t>encerrado</w:t>
+            </w:r>
+            <w:r>
+              <w:rPr>
+                <w:sz w:val="28"/>
+                <w:szCs w:val="28"/>
+                <w:lang w:val="en-US"/>
+              </w:rPr>
+              <w:t xml:space="preserve"> </w:t>
+            </w:r>
+          </w:p>
+          <w:p wp14:textId="1186637B">
+            <w:pPr>
+              <w:ind w:left="0" w:firstLine="0"/>
+              <w:rPr>
+                <w:sz w:val="28"/>
+                <w:szCs w:val="28"/>
+                <w:lang w:val="en-US"/>
+              </w:rPr>
+            </w:pPr>
+            <w:r>
+              <w:rPr>
+                <w:sz w:val="28"/>
+                <w:szCs w:val="28"/>
+                <w:lang w:val="en-US"/>
+              </w:rPr>
+              <w:t xml:space="preserve">4. </w:t>
+            </w:r>
+            <w:r>
+              <w:rPr>
+                <w:sz w:val="28"/>
+                <w:szCs w:val="28"/>
+                <w:lang w:val="en-US"/>
+              </w:rPr>
+              <w:t xml:space="preserve"> </w:t>
+            </w:r>
+            <w:r>
+              <w:rPr>
+                <w:sz w:val="28"/>
+                <w:szCs w:val="28"/>
+                <w:lang w:val="en-US"/>
+              </w:rPr>
+              <w:t>R</w:t>
+            </w:r>
+            <w:r>
+              <w:rPr>
+                <w:sz w:val="28"/>
+                <w:szCs w:val="28"/>
+                <w:lang w:val="en-US"/>
+              </w:rPr>
+              <w:t>etorna</w:t>
+            </w:r>
+            <w:r>
+              <w:rPr>
+                <w:sz w:val="28"/>
+                <w:szCs w:val="28"/>
+                <w:lang w:val="en-US"/>
+              </w:rPr>
+              <w:t xml:space="preserve"> </w:t>
+            </w:r>
+            <w:r>
+              <w:rPr>
+                <w:sz w:val="28"/>
+                <w:szCs w:val="28"/>
+                <w:lang w:val="en-US"/>
+              </w:rPr>
+              <w:t>ao</w:t>
+            </w:r>
+            <w:r>
+              <w:rPr>
+                <w:sz w:val="28"/>
+                <w:szCs w:val="28"/>
+                <w:lang w:val="en-US"/>
+              </w:rPr>
+              <w:t xml:space="preserve"> </w:t>
+            </w:r>
+            <w:r>
+              <w:rPr>
+                <w:sz w:val="28"/>
+                <w:szCs w:val="28"/>
+                <w:lang w:val="en-US"/>
+              </w:rPr>
+              <w:t>p</w:t>
+            </w:r>
+            <w:r>
+              <w:rPr>
+                <w:sz w:val="28"/>
+                <w:szCs w:val="28"/>
+                <w:lang w:val="en-US"/>
+              </w:rPr>
+              <w:t>asso</w:t>
+            </w:r>
+            <w:r>
+              <w:rPr>
+                <w:sz w:val="28"/>
+                <w:szCs w:val="28"/>
+                <w:lang w:val="en-US"/>
+              </w:rPr>
+              <w:t xml:space="preserve"> 6 da </w:t>
+            </w:r>
+            <w:r>
+              <w:rPr>
+                <w:color w:val="FF0000"/>
+                <w:sz w:val="28"/>
+                <w:szCs w:val="28"/>
+                <w:lang w:val="en-US"/>
+              </w:rPr>
+              <w:t>Seção</w:t>
+            </w:r>
+            <w:r>
+              <w:rPr>
+                <w:color w:val="FF0000"/>
+                <w:sz w:val="28"/>
+                <w:szCs w:val="28"/>
+                <w:lang w:val="en-US"/>
+              </w:rPr>
+              <w:t xml:space="preserve"> Principal</w:t>
+            </w:r>
+            <w:r>
+              <w:rPr>
+                <w:color w:val="FF0000"/>
+                <w:sz w:val="28"/>
+                <w:szCs w:val="28"/>
+                <w:lang w:val="en-US"/>
+              </w:rPr>
+              <w:t>.</w:t>
             </w:r>
           </w:p>
         </w:tc>
       </w:tr>
-      <w:tr>
+      <w:tr xmlns:wp14="http://schemas.microsoft.com/office/word/2010/wordml" wp14:textId="77777777">
         <w:trPr>
           <w:cantSplit w:val="0"/>
           <w:trHeight w:val="303" w:hRule="atLeast"/>
@@ -1856,9 +2444,10 @@
         <w:tc>
           <w:tcPr>
             <w:gridSpan w:val="2"/>
+            <w:tcMar/>
             <w:vAlign w:val="top"/>
           </w:tcPr>
-          <w:p>
+          <w:p wp14:textId="77777777">
             <w:pPr>
               <w:jc w:val="center"/>
               <w:rPr>
@@ -1867,6 +2456,7 @@
                 <w:sz w:val="28"/>
                 <w:szCs w:val="28"/>
                 <w:vertAlign w:val="baseline"/>
+                <w:lang w:val="en-US"/>
               </w:rPr>
             </w:pPr>
             <w:r>
@@ -1876,7 +2466,7 @@
                 <w:sz w:val="28"/>
                 <w:szCs w:val="28"/>
                 <w:vertAlign w:val="baseline"/>
-                <w:rtl w:val="0"/>
+                <w:lang w:val="en-US"/>
               </w:rPr>
               <w:t xml:space="preserve">Fluxo Exceção</w:t>
             </w:r>
@@ -1888,7 +2478,7 @@
           </w:p>
         </w:tc>
       </w:tr>
-      <w:tr>
+      <w:tr xmlns:wp14="http://schemas.microsoft.com/office/word/2010/wordml" wp14:textId="77777777">
         <w:trPr>
           <w:cantSplit w:val="0"/>
           <w:trHeight w:val="700" w:hRule="atLeast"/>
@@ -1897,13 +2487,15 @@
         <w:tc>
           <w:tcPr>
             <w:gridSpan w:val="2"/>
+            <w:tcMar/>
             <w:vAlign w:val="top"/>
           </w:tcPr>
-          <w:p>
-            <w:pPr>
-              <w:rPr>
-                <w:sz w:val="28"/>
-                <w:szCs w:val="28"/>
+          <w:p wp14:textId="34431437">
+            <w:pPr>
+              <w:rPr>
+                <w:sz w:val="28"/>
+                <w:szCs w:val="28"/>
+                <w:lang w:val="en-US"/>
               </w:rPr>
             </w:pPr>
             <w:r>
@@ -1912,49 +2504,231 @@
                 <w:bCs w:val="1"/>
                 <w:sz w:val="28"/>
                 <w:szCs w:val="28"/>
-                <w:rtl w:val="0"/>
-              </w:rPr>
-              <w:t xml:space="preserve">Linha 6</w:t>
-            </w:r>
-            <w:r>
-              <w:rPr>
-                <w:sz w:val="28"/>
-                <w:szCs w:val="28"/>
-                <w:rtl w:val="0"/>
-              </w:rPr>
-              <w:t xml:space="preserve">. Dados ausentes.</w:t>
+                <w:lang w:val="en-US"/>
+              </w:rPr>
+              <w:t>Linha</w:t>
+            </w:r>
+            <w:r>
+              <w:rPr>
+                <w:b w:val="1"/>
+                <w:bCs w:val="1"/>
+                <w:sz w:val="28"/>
+                <w:szCs w:val="28"/>
+                <w:lang w:val="en-US"/>
+              </w:rPr>
+              <w:t xml:space="preserve"> </w:t>
+            </w:r>
+            <w:r>
+              <w:rPr>
+                <w:b w:val="1"/>
+                <w:bCs w:val="1"/>
+                <w:sz w:val="28"/>
+                <w:szCs w:val="28"/>
+                <w:lang w:val="en-US"/>
+              </w:rPr>
+              <w:t>5</w:t>
+            </w:r>
+            <w:r>
+              <w:rPr>
+                <w:sz w:val="28"/>
+                <w:szCs w:val="28"/>
+                <w:lang w:val="en-US"/>
+              </w:rPr>
+              <w:t xml:space="preserve">. </w:t>
+            </w:r>
+            <w:r>
+              <w:rPr>
+                <w:sz w:val="28"/>
+                <w:szCs w:val="28"/>
+                <w:lang w:val="en-US"/>
+              </w:rPr>
+              <w:t>Choque de horários</w:t>
+            </w:r>
+            <w:r>
+              <w:rPr>
+                <w:sz w:val="28"/>
+                <w:szCs w:val="28"/>
+                <w:lang w:val="en-US"/>
+              </w:rPr>
+              <w:t>.</w:t>
             </w:r>
           </w:p>
           <w:p>
-            <w:pPr>
-              <w:rPr>
-                <w:sz w:val="28"/>
-                <w:szCs w:val="28"/>
-              </w:rPr>
-            </w:pPr>
-            <w:r>
-              <w:rPr>
-                <w:sz w:val="28"/>
-                <w:szCs w:val="28"/>
-                <w:rtl w:val="0"/>
-              </w:rPr>
-              <w:t xml:space="preserve">1.Sistema exibe uma mensagem especificando quais dados estão faltando no cadastro.</w:t>
-            </w:r>
-          </w:p>
-          <w:p>
-            <w:pPr>
-              <w:rPr>
-                <w:sz w:val="28"/>
-                <w:szCs w:val="28"/>
-              </w:rPr>
-            </w:pPr>
-            <w:r>
-              <w:rPr>
-                <w:sz w:val="28"/>
-                <w:szCs w:val="28"/>
-                <w:rtl w:val="0"/>
-              </w:rPr>
-              <w:t xml:space="preserve">2.Retorna ao Passo 2.</w:t>
+            <w:r>
+              <w:rPr>
+                <w:sz w:val="28"/>
+                <w:szCs w:val="28"/>
+                <w:lang w:val="en-US"/>
+              </w:rPr>
+              <w:t>1.</w:t>
+            </w:r>
+            <w:r>
+              <w:rPr>
+                <w:sz w:val="28"/>
+                <w:szCs w:val="28"/>
+                <w:lang w:val="en-US"/>
+              </w:rPr>
+              <w:t xml:space="preserve"> </w:t>
+            </w:r>
+            <w:r>
+              <w:rPr>
+                <w:sz w:val="28"/>
+                <w:szCs w:val="28"/>
+                <w:lang w:val="en-US"/>
+              </w:rPr>
+              <w:t xml:space="preserve">Sistema </w:t>
+            </w:r>
+            <w:r>
+              <w:rPr>
+                <w:sz w:val="28"/>
+                <w:szCs w:val="28"/>
+                <w:lang w:val="en-US"/>
+              </w:rPr>
+              <w:t>identifica que os horários do novo turno coincidem/conflitam com o intervalo de outro turno já existente no mesmo dia</w:t>
+            </w:r>
+            <w:r>
+              <w:rPr>
+                <w:sz w:val="28"/>
+                <w:szCs w:val="28"/>
+                <w:lang w:val="en-US"/>
+              </w:rPr>
+              <w:t>.</w:t>
+            </w:r>
+          </w:p>
+          <w:p wp14:textId="2029FC62">
+            <w:pPr/>
+            <w:r>
+              <w:rPr>
+                <w:sz w:val="28"/>
+                <w:szCs w:val="28"/>
+                <w:lang w:val="en-US"/>
+              </w:rPr>
+              <w:t xml:space="preserve">2.</w:t>
+            </w:r>
+            <w:r>
+              <w:rPr>
+                <w:sz w:val="28"/>
+                <w:szCs w:val="28"/>
+                <w:lang w:val="en-US"/>
+              </w:rPr>
+              <w:t xml:space="preserve"> O sistema exibe uma mensagem de erro e impede a gravação do horário conflitante</w:t>
+            </w:r>
+            <w:r>
+              <w:rPr>
+                <w:sz w:val="28"/>
+                <w:szCs w:val="28"/>
+                <w:lang w:val="en-US"/>
+              </w:rPr>
+              <w:t>.</w:t>
+            </w:r>
+          </w:p>
+          <w:p wp14:textId="504DF731">
+            <w:pPr/>
+            <w:r>
+              <w:rPr>
+                <w:sz w:val="28"/>
+                <w:szCs w:val="28"/>
+                <w:lang w:val="en-US"/>
+              </w:rPr>
+              <w:t xml:space="preserve">3.  </w:t>
+            </w:r>
+            <w:r>
+              <w:rPr>
+                <w:sz w:val="28"/>
+                <w:szCs w:val="28"/>
+                <w:lang w:val="en-US"/>
+              </w:rPr>
+              <w:t>Retorna</w:t>
+            </w:r>
+            <w:r>
+              <w:rPr>
+                <w:sz w:val="28"/>
+                <w:szCs w:val="28"/>
+                <w:lang w:val="en-US"/>
+              </w:rPr>
+              <w:t xml:space="preserve"> </w:t>
+            </w:r>
+            <w:r>
+              <w:rPr>
+                <w:sz w:val="28"/>
+                <w:szCs w:val="28"/>
+                <w:lang w:val="en-US"/>
+              </w:rPr>
+              <w:t>ao</w:t>
+            </w:r>
+            <w:r>
+              <w:rPr>
+                <w:sz w:val="28"/>
+                <w:szCs w:val="28"/>
+                <w:lang w:val="en-US"/>
+              </w:rPr>
+              <w:t xml:space="preserve"> </w:t>
+            </w:r>
+            <w:r>
+              <w:rPr>
+                <w:sz w:val="28"/>
+                <w:szCs w:val="28"/>
+                <w:lang w:val="en-US"/>
+              </w:rPr>
+              <w:t>passo</w:t>
+            </w:r>
+            <w:r>
+              <w:rPr>
+                <w:sz w:val="28"/>
+                <w:szCs w:val="28"/>
+                <w:lang w:val="en-US"/>
+              </w:rPr>
+              <w:t xml:space="preserve"> </w:t>
+            </w:r>
+            <w:r>
+              <w:rPr>
+                <w:sz w:val="28"/>
+                <w:szCs w:val="28"/>
+                <w:lang w:val="en-US"/>
+              </w:rPr>
+              <w:t>3</w:t>
+            </w:r>
+            <w:r>
+              <w:rPr>
+                <w:sz w:val="28"/>
+                <w:szCs w:val="28"/>
+                <w:lang w:val="en-US"/>
+              </w:rPr>
+              <w:t xml:space="preserve"> do</w:t>
+            </w:r>
+            <w:r>
+              <w:rPr>
+                <w:sz w:val="28"/>
+                <w:szCs w:val="28"/>
+                <w:lang w:val="en-US"/>
+              </w:rPr>
+              <w:t xml:space="preserve"> </w:t>
+            </w:r>
+            <w:r>
+              <w:rPr>
+                <w:color w:val="FF0000"/>
+                <w:sz w:val="28"/>
+                <w:szCs w:val="28"/>
+                <w:lang w:val="en-US"/>
+              </w:rPr>
+              <w:t>Fluxo</w:t>
+            </w:r>
+            <w:r>
+              <w:rPr>
+                <w:color w:val="FF0000"/>
+                <w:sz w:val="28"/>
+                <w:szCs w:val="28"/>
+                <w:lang w:val="en-US"/>
+              </w:rPr>
+              <w:t xml:space="preserve"> Principal</w:t>
+            </w:r>
+            <w:r>
+              <w:rPr>
+                <w:sz w:val="28"/>
+                <w:szCs w:val="28"/>
+                <w:lang w:val="en-US"/>
+              </w:rPr>
+              <w:t>.</w:t>
             </w:r>
             <w:r>
               <w:rPr>
@@ -1965,7 +2739,7 @@
         </w:tc>
       </w:tr>
     </w:tbl>
-    <w:p>
+    <w:p xmlns:wp14="http://schemas.microsoft.com/office/word/2010/wordml" wp14:textId="77777777">
       <w:pPr>
         <w:jc w:val="left"/>
         <w:rPr/>
@@ -1976,7 +2750,7 @@
         </w:rPr>
       </w:r>
     </w:p>
-    <w:p>
+    <w:p xmlns:wp14="http://schemas.microsoft.com/office/word/2010/wordml" wp14:textId="77777777">
       <w:pPr>
         <w:jc w:val="left"/>
         <w:rPr/>
@@ -1987,7 +2761,7 @@
         </w:rPr>
       </w:r>
     </w:p>
-    <w:p>
+    <w:p xmlns:wp14="http://schemas.microsoft.com/office/word/2010/wordml" wp14:textId="77777777">
       <w:pPr>
         <w:jc w:val="left"/>
         <w:rPr>
@@ -2000,11 +2774,12 @@
         </w:rPr>
       </w:r>
     </w:p>
-    <w:p>
+    <w:p xmlns:wp14="http://schemas.microsoft.com/office/word/2010/wordml" wp14:textId="77777777">
       <w:pPr>
         <w:pStyle w:val="Heading1"/>
         <w:rPr>
           <w:vertAlign w:val="baseline"/>
+          <w:lang w:val="en-US"/>
         </w:rPr>
       </w:pPr>
       <w:r>
@@ -2012,7 +2787,7 @@
           <w:b w:val="1"/>
           <w:bCs w:val="1"/>
           <w:vertAlign w:val="baseline"/>
-          <w:rtl w:val="0"/>
+          <w:lang w:val="en-US"/>
         </w:rPr>
         <w:t xml:space="preserve">Seção: </w:t>
       </w:r>
@@ -2020,7 +2795,7 @@
         <w:rPr>
           <w:b w:val="0"/>
           <w:bCs w:val="0"/>
-          <w:rtl w:val="0"/>
+          <w:lang w:val="en-US"/>
         </w:rPr>
         <w:t xml:space="preserve">Alterar Horário</w:t>
       </w:r>
@@ -2033,40 +2808,38 @@
     <w:tbl>
       <w:tblPr>
         <w:tblStyle w:val="Table3"/>
-        <w:tblW w:w="10330.0" w:type="dxa"/>
+        <w:tblW w:w="10330" w:type="dxa"/>
         <w:jc w:val="left"/>
         <w:tblInd w:w="-70.0" w:type="dxa"/>
         <w:tblBorders>
-          <w:top w:color="000000" w:space="0" w:sz="4" w:val="single"/>
-          <w:left w:color="000000" w:space="0" w:sz="4" w:val="single"/>
-          <w:bottom w:color="000000" w:space="0" w:sz="4" w:val="single"/>
-          <w:right w:color="000000" w:space="0" w:sz="4" w:val="single"/>
-          <w:insideH w:color="000000" w:space="0" w:sz="4" w:val="single"/>
-          <w:insideV w:color="000000" w:space="0" w:sz="4" w:val="single"/>
+          <w:top w:val="single" w:color="000000" w:sz="4" w:space="0"/>
+          <w:left w:val="single" w:color="000000" w:sz="4" w:space="0"/>
+          <w:bottom w:val="single" w:color="000000" w:sz="4" w:space="0"/>
+          <w:right w:val="single" w:color="000000" w:sz="4" w:space="0"/>
+          <w:insideH w:val="single" w:color="000000" w:sz="4" w:space="0"/>
+          <w:insideV w:val="single" w:color="000000" w:sz="4" w:space="0"/>
         </w:tblBorders>
         <w:tblLayout w:type="fixed"/>
         <w:tblLook w:val="0000"/>
+        <w:tblPrChange w:author="" w:id="570481189">
+          <w:tblPr/>
+        </w:tblPrChange>
       </w:tblPr>
       <w:tblGrid>
         <w:gridCol w:w="2905"/>
         <w:gridCol w:w="7425"/>
-        <w:tblGridChange w:id="0">
-          <w:tblGrid>
-            <w:gridCol w:w="2905"/>
-            <w:gridCol w:w="7425"/>
-          </w:tblGrid>
-        </w:tblGridChange>
       </w:tblGrid>
-      <w:tr>
+      <w:tr xmlns:wp14="http://schemas.microsoft.com/office/word/2010/wordml" wp14:textId="77777777">
         <w:trPr>
           <w:cantSplit w:val="0"/>
           <w:tblHeader w:val="0"/>
         </w:trPr>
         <w:tc>
           <w:tcPr>
+            <w:tcMar/>
             <w:vAlign w:val="top"/>
           </w:tcPr>
-          <w:p>
+          <w:p wp14:textId="77777777">
             <w:pPr>
               <w:rPr>
                 <w:b w:val="0"/>
@@ -2074,6 +2847,7 @@
                 <w:sz w:val="28"/>
                 <w:szCs w:val="28"/>
                 <w:vertAlign w:val="baseline"/>
+                <w:lang w:val="en-US"/>
               </w:rPr>
             </w:pPr>
             <w:r>
@@ -2083,7 +2857,7 @@
                 <w:sz w:val="28"/>
                 <w:szCs w:val="28"/>
                 <w:vertAlign w:val="baseline"/>
-                <w:rtl w:val="0"/>
+                <w:lang w:val="en-US"/>
               </w:rPr>
               <w:t xml:space="preserve">Sumário</w:t>
             </w:r>
@@ -2096,14 +2870,16 @@
         </w:tc>
         <w:tc>
           <w:tcPr>
+            <w:tcMar/>
             <w:vAlign w:val="top"/>
           </w:tcPr>
-          <w:p>
+          <w:p wp14:textId="1689F0AE">
             <w:pPr>
               <w:rPr>
                 <w:sz w:val="28"/>
                 <w:szCs w:val="28"/>
                 <w:vertAlign w:val="baseline"/>
+                <w:lang w:val="en-US"/>
               </w:rPr>
             </w:pPr>
             <w:r>
@@ -2111,31 +2887,86 @@
                 <w:sz w:val="28"/>
                 <w:szCs w:val="28"/>
                 <w:vertAlign w:val="baseline"/>
-                <w:rtl w:val="0"/>
-              </w:rPr>
-              <w:t xml:space="preserve">Remove dados d</w:t>
-            </w:r>
-            <w:r>
-              <w:rPr>
-                <w:sz w:val="28"/>
-                <w:szCs w:val="28"/>
-                <w:rtl w:val="0"/>
-              </w:rPr>
-              <w:t xml:space="preserve">o horário </w:t>
+                <w:lang w:val="en-US"/>
+              </w:rPr>
+              <w:t xml:space="preserve">Altera </w:t>
             </w:r>
             <w:r>
               <w:rPr>
                 <w:sz w:val="28"/>
                 <w:szCs w:val="28"/>
                 <w:vertAlign w:val="baseline"/>
-                <w:rtl w:val="0"/>
-              </w:rPr>
-              <w:t xml:space="preserve">do meio persistente.</w:t>
+                <w:lang w:val="en-US"/>
+              </w:rPr>
+              <w:t>os</w:t>
+            </w:r>
+            <w:r>
+              <w:rPr>
+                <w:sz w:val="28"/>
+                <w:szCs w:val="28"/>
+                <w:vertAlign w:val="baseline"/>
+                <w:lang w:val="en-US"/>
+              </w:rPr>
+              <w:t xml:space="preserve"> dados do </w:t>
+            </w:r>
+            <w:r>
+              <w:rPr>
+                <w:sz w:val="28"/>
+                <w:szCs w:val="28"/>
+                <w:vertAlign w:val="baseline"/>
+                <w:lang w:val="en-US"/>
+              </w:rPr>
+              <w:t>horário</w:t>
+            </w:r>
+            <w:r>
+              <w:rPr>
+                <w:sz w:val="28"/>
+                <w:szCs w:val="28"/>
+                <w:vertAlign w:val="baseline"/>
+                <w:lang w:val="en-US"/>
+              </w:rPr>
+              <w:t xml:space="preserve"> no </w:t>
+            </w:r>
+            <w:r>
+              <w:rPr>
+                <w:sz w:val="28"/>
+                <w:szCs w:val="28"/>
+                <w:vertAlign w:val="baseline"/>
+                <w:lang w:val="en-US"/>
+              </w:rPr>
+              <w:t>meio</w:t>
+            </w:r>
+            <w:r>
+              <w:rPr>
+                <w:sz w:val="28"/>
+                <w:szCs w:val="28"/>
+                <w:vertAlign w:val="baseline"/>
+                <w:lang w:val="en-US"/>
+              </w:rPr>
+              <w:t xml:space="preserve"> </w:t>
+            </w:r>
+            <w:r>
+              <w:rPr>
+                <w:sz w:val="28"/>
+                <w:szCs w:val="28"/>
+                <w:vertAlign w:val="baseline"/>
+                <w:lang w:val="en-US"/>
+              </w:rPr>
+              <w:t>persistente</w:t>
+            </w:r>
+            <w:r>
+              <w:rPr>
+                <w:sz w:val="28"/>
+                <w:szCs w:val="28"/>
+                <w:vertAlign w:val="baseline"/>
+                <w:lang w:val="en-US"/>
+              </w:rPr>
+              <w:t>.</w:t>
             </w:r>
           </w:p>
         </w:tc>
       </w:tr>
-      <w:tr>
+      <w:tr xmlns:wp14="http://schemas.microsoft.com/office/word/2010/wordml" wp14:textId="77777777">
         <w:trPr>
           <w:cantSplit w:val="1"/>
           <w:tblHeader w:val="0"/>
@@ -2143,15 +2974,17 @@
         <w:tc>
           <w:tcPr>
             <w:gridSpan w:val="2"/>
+            <w:tcMar/>
             <w:vAlign w:val="top"/>
           </w:tcPr>
-          <w:p>
+          <w:p wp14:textId="77777777">
             <w:pPr>
               <w:pStyle w:val="Heading2"/>
               <w:rPr>
                 <w:b w:val="0"/>
                 <w:bCs w:val="0"/>
                 <w:vertAlign w:val="baseline"/>
+                <w:lang w:val="en-US"/>
               </w:rPr>
             </w:pPr>
             <w:r>
@@ -2159,7 +2992,7 @@
                 <w:b w:val="1"/>
                 <w:bCs w:val="1"/>
                 <w:vertAlign w:val="baseline"/>
-                <w:rtl w:val="0"/>
+                <w:lang w:val="en-US"/>
               </w:rPr>
               <w:t xml:space="preserve">Fluxo Principal</w:t>
             </w:r>
@@ -2171,7 +3004,7 @@
           </w:p>
         </w:tc>
       </w:tr>
-      <w:tr>
+      <w:tr xmlns:wp14="http://schemas.microsoft.com/office/word/2010/wordml" wp14:textId="77777777">
         <w:trPr>
           <w:cantSplit w:val="0"/>
           <w:trHeight w:val="1615" w:hRule="atLeast"/>
@@ -2180,9 +3013,10 @@
         <w:tc>
           <w:tcPr>
             <w:gridSpan w:val="2"/>
+            <w:tcMar/>
             <w:vAlign w:val="top"/>
           </w:tcPr>
-          <w:p>
+          <w:p wp14:textId="59D68A1B">
             <w:pPr>
               <w:numPr>
                 <w:ilvl w:val="0"/>
@@ -2192,18 +3026,77 @@
               <w:rPr>
                 <w:sz w:val="28"/>
                 <w:szCs w:val="28"/>
-              </w:rPr>
-            </w:pPr>
-            <w:r>
-              <w:rPr>
-                <w:sz w:val="28"/>
-                <w:szCs w:val="28"/>
-                <w:rtl w:val="0"/>
-              </w:rPr>
-              <w:t xml:space="preserve">Ator solicita alterar horário.</w:t>
-            </w:r>
-          </w:p>
-          <w:p>
+                <w:lang w:val="pt-BR"/>
+              </w:rPr>
+            </w:pPr>
+            <w:r>
+              <w:rPr>
+                <w:sz w:val="28"/>
+                <w:szCs w:val="28"/>
+                <w:lang w:val="pt-BR"/>
+              </w:rPr>
+              <w:t xml:space="preserve">Ator </w:t>
+            </w:r>
+            <w:r>
+              <w:rPr>
+                <w:sz w:val="28"/>
+                <w:szCs w:val="28"/>
+                <w:lang w:val="pt-BR"/>
+              </w:rPr>
+              <w:t xml:space="preserve">localiza o turno que deseja modificar na </w:t>
+            </w:r>
+            <w:r>
+              <w:rPr>
+                <w:sz w:val="28"/>
+                <w:szCs w:val="28"/>
+                <w:lang w:val="pt-BR"/>
+              </w:rPr>
+              <w:t>lista</w:t>
+            </w:r>
+            <w:r>
+              <w:rPr>
+                <w:sz w:val="28"/>
+                <w:szCs w:val="28"/>
+                <w:lang w:val="pt-BR"/>
+              </w:rPr>
+              <w:t>.</w:t>
+            </w:r>
+            <w:r>
+              <w:rPr>
+                <w:sz w:val="28"/>
+                <w:szCs w:val="28"/>
+                <w:lang w:val="pt-BR"/>
+              </w:rPr>
+              <w:t xml:space="preserve"> (</w:t>
+            </w:r>
+            <w:r>
+              <w:rPr>
+                <w:color w:val="FF0000"/>
+                <w:sz w:val="28"/>
+                <w:szCs w:val="28"/>
+                <w:lang w:val="pt-BR"/>
+              </w:rPr>
+              <w:t>T</w:t>
+            </w:r>
+            <w:r>
+              <w:rPr>
+                <w:color w:val="FF0000"/>
+                <w:sz w:val="28"/>
+                <w:szCs w:val="28"/>
+                <w:lang w:val="pt-BR"/>
+              </w:rPr>
+              <w:t>ela_022</w:t>
+            </w:r>
+            <w:r>
+              <w:rPr>
+                <w:sz w:val="28"/>
+                <w:szCs w:val="28"/>
+                <w:lang w:val="pt-BR"/>
+              </w:rPr>
+              <w:t>)</w:t>
+            </w:r>
+          </w:p>
+          <w:p wp14:textId="331BAACB">
             <w:pPr>
               <w:numPr>
                 <w:ilvl w:val="0"/>
@@ -2213,35 +3106,27 @@
               <w:rPr>
                 <w:sz w:val="28"/>
                 <w:szCs w:val="28"/>
-              </w:rPr>
-            </w:pPr>
-            <w:r>
-              <w:rPr>
-                <w:sz w:val="28"/>
-                <w:szCs w:val="28"/>
-                <w:rtl w:val="0"/>
-              </w:rPr>
-              <w:t xml:space="preserve">Sistema exibe formulário com os dados atuais do horário (</w:t>
-            </w:r>
-            <w:r>
-              <w:rPr>
-                <w:color w:val="ff0000"/>
-                <w:sz w:val="28"/>
-                <w:szCs w:val="28"/>
-                <w:rtl w:val="0"/>
-              </w:rPr>
-              <w:t xml:space="preserve">Tela_046</w:t>
-            </w:r>
-            <w:r>
-              <w:rPr>
-                <w:sz w:val="28"/>
-                <w:szCs w:val="28"/>
-                <w:rtl w:val="0"/>
-              </w:rPr>
-              <w:t xml:space="preserve">).</w:t>
-            </w:r>
-          </w:p>
-          <w:p>
+                <w:lang w:val="en-US"/>
+              </w:rPr>
+            </w:pPr>
+            <w:r>
+              <w:rPr>
+                <w:sz w:val="28"/>
+                <w:szCs w:val="28"/>
+                <w:lang w:val="en-US"/>
+              </w:rPr>
+              <w:t>Ator altera os valores diretamente nos campos de Início, Fim ou Período de vigência</w:t>
+            </w:r>
+            <w:r>
+              <w:rPr>
+                <w:sz w:val="28"/>
+                <w:szCs w:val="28"/>
+                <w:lang w:val="en-US"/>
+              </w:rPr>
+              <w:t>.</w:t>
+            </w:r>
+          </w:p>
+          <w:p wp14:textId="6D14599B">
             <w:pPr>
               <w:numPr>
                 <w:ilvl w:val="0"/>
@@ -2252,18 +3137,44 @@
                 <w:sz w:val="28"/>
                 <w:szCs w:val="28"/>
                 <w:u w:val="none"/>
-              </w:rPr>
-            </w:pPr>
-            <w:r>
-              <w:rPr>
-                <w:sz w:val="28"/>
-                <w:szCs w:val="28"/>
-                <w:rtl w:val="0"/>
-              </w:rPr>
-              <w:t xml:space="preserve">Ator informa alterações e submete dados para o sistema.</w:t>
-            </w:r>
-          </w:p>
-          <w:p>
+                <w:lang w:val="pt-BR"/>
+              </w:rPr>
+            </w:pPr>
+            <w:r>
+              <w:rPr>
+                <w:sz w:val="28"/>
+                <w:szCs w:val="28"/>
+                <w:lang w:val="pt-BR"/>
+              </w:rPr>
+              <w:t>O sistema verifica a validade dos dados (</w:t>
+            </w:r>
+            <w:r>
+              <w:rPr>
+                <w:color w:val="FF0000"/>
+                <w:sz w:val="28"/>
+                <w:szCs w:val="28"/>
+                <w:lang w:val="pt-BR"/>
+              </w:rPr>
+              <w:t xml:space="preserve"> Fluxo de Exceção de Choque de horários</w:t>
+            </w:r>
+            <w:r>
+              <w:rPr>
+                <w:sz w:val="28"/>
+                <w:szCs w:val="28"/>
+                <w:lang w:val="pt-BR"/>
+              </w:rPr>
+              <w:t>)</w:t>
+            </w:r>
+            <w:r>
+              <w:rPr>
+                <w:sz w:val="28"/>
+                <w:szCs w:val="28"/>
+                <w:lang w:val="pt-BR"/>
+              </w:rPr>
+              <w:t>.</w:t>
+            </w:r>
+          </w:p>
+          <w:p wp14:textId="275CA4BA">
             <w:pPr>
               <w:numPr>
                 <w:ilvl w:val="0"/>
@@ -2274,59 +3185,29 @@
                 <w:sz w:val="28"/>
                 <w:szCs w:val="28"/>
                 <w:u w:val="none"/>
-              </w:rPr>
-            </w:pPr>
-            <w:r>
-              <w:rPr>
-                <w:sz w:val="28"/>
-                <w:szCs w:val="28"/>
-                <w:rtl w:val="0"/>
-              </w:rPr>
-              <w:t xml:space="preserve">Sistema verifica a validade dos dados conforme </w:t>
-            </w:r>
-            <w:r>
-              <w:rPr>
-                <w:color w:val="ff0000"/>
-                <w:sz w:val="28"/>
-                <w:szCs w:val="28"/>
-                <w:rtl w:val="0"/>
-              </w:rPr>
-              <w:t xml:space="preserve">DD-BemMeCare</w:t>
-            </w:r>
-            <w:r>
-              <w:rPr>
-                <w:sz w:val="28"/>
-                <w:szCs w:val="28"/>
-                <w:rtl w:val="0"/>
-              </w:rPr>
-              <w:t xml:space="preserve">.</w:t>
-            </w:r>
-          </w:p>
-          <w:p>
-            <w:pPr>
-              <w:numPr>
-                <w:ilvl w:val="0"/>
-                <w:numId w:val="6"/>
-              </w:numPr>
-              <w:ind w:left="360" w:hanging="360"/>
-              <w:rPr>
-                <w:sz w:val="28"/>
-                <w:szCs w:val="28"/>
-                <w:u w:val="none"/>
-              </w:rPr>
-            </w:pPr>
-            <w:r>
-              <w:rPr>
-                <w:sz w:val="28"/>
-                <w:szCs w:val="28"/>
-                <w:rtl w:val="0"/>
-              </w:rPr>
-              <w:t xml:space="preserve">Sistema atualiza dados informados em meio persistente.</w:t>
+                <w:lang w:val="en-US"/>
+              </w:rPr>
+            </w:pPr>
+            <w:r>
+              <w:rPr>
+                <w:sz w:val="28"/>
+                <w:szCs w:val="28"/>
+                <w:lang w:val="en-US"/>
+              </w:rPr>
+              <w:t>O sistema atualiza os dados do turno automaticamente em meio persistente</w:t>
+            </w:r>
+            <w:r>
+              <w:rPr>
+                <w:sz w:val="28"/>
+                <w:szCs w:val="28"/>
+                <w:lang w:val="en-US"/>
+              </w:rPr>
+              <w:t>.</w:t>
             </w:r>
           </w:p>
         </w:tc>
       </w:tr>
-      <w:tr>
+      <w:tr xmlns:wp14="http://schemas.microsoft.com/office/word/2010/wordml" wp14:textId="77777777">
         <w:trPr>
           <w:cantSplit w:val="0"/>
           <w:trHeight w:val="303" w:hRule="atLeast"/>
@@ -2335,9 +3216,10 @@
         <w:tc>
           <w:tcPr>
             <w:gridSpan w:val="2"/>
+            <w:tcMar/>
             <w:vAlign w:val="top"/>
           </w:tcPr>
-          <w:p>
+          <w:p wp14:textId="77777777">
             <w:pPr>
               <w:jc w:val="center"/>
               <w:rPr>
@@ -2346,6 +3228,7 @@
                 <w:sz w:val="28"/>
                 <w:szCs w:val="28"/>
                 <w:vertAlign w:val="baseline"/>
+                <w:lang w:val="en-US"/>
               </w:rPr>
             </w:pPr>
             <w:r>
@@ -2355,7 +3238,7 @@
                 <w:sz w:val="28"/>
                 <w:szCs w:val="28"/>
                 <w:vertAlign w:val="baseline"/>
-                <w:rtl w:val="0"/>
+                <w:lang w:val="en-US"/>
               </w:rPr>
               <w:t xml:space="preserve">Fluxo Alternativo</w:t>
             </w:r>
@@ -2367,7 +3250,7 @@
           </w:p>
         </w:tc>
       </w:tr>
-      <w:tr>
+      <w:tr xmlns:wp14="http://schemas.microsoft.com/office/word/2010/wordml" wp14:textId="77777777">
         <w:trPr>
           <w:cantSplit w:val="0"/>
           <w:trHeight w:val="303" w:hRule="atLeast"/>
@@ -2376,15 +3259,12 @@
         <w:tc>
           <w:tcPr>
             <w:gridSpan w:val="2"/>
+            <w:tcMar/>
             <w:vAlign w:val="top"/>
           </w:tcPr>
-          <w:p>
+          <w:p wp14:textId="76B9C4F2">
             <w:pPr>
               <w:jc w:val="both"/>
-              <w:rPr>
-                <w:sz w:val="28"/>
-                <w:szCs w:val="28"/>
-              </w:rPr>
             </w:pPr>
             <w:r>
               <w:rPr>
@@ -2392,73 +3272,301 @@
                 <w:bCs w:val="1"/>
                 <w:sz w:val="28"/>
                 <w:szCs w:val="28"/>
-                <w:rtl w:val="0"/>
-              </w:rPr>
-              <w:t xml:space="preserve">Linha 2</w:t>
-            </w:r>
-            <w:r>
-              <w:rPr>
-                <w:sz w:val="28"/>
-                <w:szCs w:val="28"/>
-                <w:rtl w:val="0"/>
-              </w:rPr>
-              <w:t xml:space="preserve">. Ator decide cancelar.</w:t>
-            </w:r>
-          </w:p>
-          <w:p>
+                <w:lang w:val="en-US"/>
+              </w:rPr>
+              <w:t>Linha</w:t>
+            </w:r>
+            <w:r>
+              <w:rPr>
+                <w:b w:val="1"/>
+                <w:bCs w:val="1"/>
+                <w:sz w:val="28"/>
+                <w:szCs w:val="28"/>
+                <w:lang w:val="en-US"/>
+              </w:rPr>
+              <w:t xml:space="preserve"> 2</w:t>
+            </w:r>
+            <w:r>
+              <w:rPr>
+                <w:sz w:val="28"/>
+                <w:szCs w:val="28"/>
+                <w:lang w:val="en-US"/>
+              </w:rPr>
+              <w:t xml:space="preserve">. Ator </w:t>
+            </w:r>
+            <w:r>
+              <w:rPr>
+                <w:sz w:val="28"/>
+                <w:szCs w:val="28"/>
+                <w:lang w:val="en-US"/>
+              </w:rPr>
+              <w:t>deseja reordenar a exibição dos turnos.</w:t>
+            </w:r>
+          </w:p>
+          <w:p wp14:textId="6DE94B33">
             <w:pPr>
               <w:ind w:left="360" w:firstLine="0"/>
               <w:rPr>
                 <w:sz w:val="28"/>
                 <w:szCs w:val="28"/>
-              </w:rPr>
-            </w:pPr>
-            <w:r>
-              <w:rPr>
-                <w:sz w:val="28"/>
-                <w:szCs w:val="28"/>
-                <w:rtl w:val="0"/>
-              </w:rPr>
-              <w:t xml:space="preserve">1. Ator aciona cancelamento da adição.</w:t>
-            </w:r>
-          </w:p>
-          <w:p>
+                <w:lang w:val="pt-BR"/>
+              </w:rPr>
+            </w:pPr>
+            <w:r>
+              <w:rPr>
+                <w:sz w:val="28"/>
+                <w:szCs w:val="28"/>
+                <w:lang w:val="pt-BR"/>
+              </w:rPr>
+              <w:t xml:space="preserve">1. </w:t>
+            </w:r>
+            <w:r>
+              <w:rPr>
+                <w:sz w:val="28"/>
+                <w:szCs w:val="28"/>
+                <w:lang w:val="pt-BR"/>
+              </w:rPr>
+              <w:t xml:space="preserve"> </w:t>
+            </w:r>
+            <w:r>
+              <w:rPr>
+                <w:sz w:val="28"/>
+                <w:szCs w:val="28"/>
+                <w:lang w:val="pt-BR"/>
+              </w:rPr>
+              <w:t>Ator</w:t>
+            </w:r>
+            <w:r>
+              <w:rPr>
+                <w:sz w:val="28"/>
+                <w:szCs w:val="28"/>
+                <w:lang w:val="pt-BR"/>
+              </w:rPr>
+              <w:t xml:space="preserve"> clica e arrasta o bloco do turno para outra posição na </w:t>
+            </w:r>
+            <w:r>
+              <w:rPr>
+                <w:sz w:val="28"/>
+                <w:szCs w:val="28"/>
+                <w:lang w:val="pt-BR"/>
+              </w:rPr>
+              <w:t>lista</w:t>
+            </w:r>
+            <w:r>
+              <w:rPr>
+                <w:sz w:val="28"/>
+                <w:szCs w:val="28"/>
+                <w:lang w:val="pt-BR"/>
+              </w:rPr>
+              <w:t xml:space="preserve"> .</w:t>
+            </w:r>
+          </w:p>
+          <w:p wp14:textId="43885959">
             <w:pPr>
               <w:ind w:left="360" w:firstLine="0"/>
-              <w:rPr>
-                <w:sz w:val="28"/>
-                <w:szCs w:val="28"/>
-              </w:rPr>
-            </w:pPr>
-            <w:r>
-              <w:rPr>
-                <w:sz w:val="28"/>
-                <w:szCs w:val="28"/>
-                <w:rtl w:val="0"/>
-              </w:rPr>
-              <w:t xml:space="preserve">2.Sistema retorna ao Passo 2 da </w:t>
-            </w:r>
-            <w:r>
-              <w:rPr>
-                <w:color w:val="ff0000"/>
-                <w:sz w:val="28"/>
-                <w:szCs w:val="28"/>
-                <w:rtl w:val="0"/>
-              </w:rPr>
-              <w:t xml:space="preserve">Seção Principal</w:t>
-            </w:r>
-            <w:r>
-              <w:rPr>
-                <w:sz w:val="28"/>
-                <w:szCs w:val="28"/>
-                <w:rtl w:val="0"/>
-              </w:rPr>
-              <w:t xml:space="preserve">.</w:t>
+            </w:pPr>
+            <w:r>
+              <w:rPr>
+                <w:sz w:val="28"/>
+                <w:szCs w:val="28"/>
+                <w:lang w:val="en-US"/>
+              </w:rPr>
+              <w:t>2.</w:t>
+            </w:r>
+            <w:r>
+              <w:rPr>
+                <w:sz w:val="28"/>
+                <w:szCs w:val="28"/>
+                <w:lang w:val="en-US"/>
+              </w:rPr>
+              <w:t xml:space="preserve"> </w:t>
+            </w:r>
+            <w:r>
+              <w:rPr>
+                <w:sz w:val="28"/>
+                <w:szCs w:val="28"/>
+                <w:lang w:val="en-US"/>
+              </w:rPr>
+              <w:t xml:space="preserve">Sistema </w:t>
+            </w:r>
+            <w:r>
+              <w:rPr>
+                <w:sz w:val="28"/>
+                <w:szCs w:val="28"/>
+                <w:lang w:val="en-US"/>
+              </w:rPr>
+              <w:t>verifica</w:t>
+            </w:r>
+            <w:r>
+              <w:rPr>
+                <w:sz w:val="28"/>
+                <w:szCs w:val="28"/>
+                <w:lang w:val="en-US"/>
+              </w:rPr>
+              <w:t xml:space="preserve"> </w:t>
+            </w:r>
+            <w:r>
+              <w:rPr>
+                <w:sz w:val="28"/>
+                <w:szCs w:val="28"/>
+                <w:lang w:val="en-US"/>
+              </w:rPr>
+              <w:t>a</w:t>
+            </w:r>
+            <w:r>
+              <w:rPr>
+                <w:sz w:val="28"/>
+                <w:szCs w:val="28"/>
+                <w:lang w:val="en-US"/>
+              </w:rPr>
+              <w:t xml:space="preserve"> </w:t>
+            </w:r>
+            <w:r>
+              <w:rPr>
+                <w:sz w:val="28"/>
+                <w:szCs w:val="28"/>
+                <w:lang w:val="en-US"/>
+              </w:rPr>
+              <w:t>ordem</w:t>
+            </w:r>
+            <w:r>
+              <w:rPr>
+                <w:sz w:val="28"/>
+                <w:szCs w:val="28"/>
+                <w:lang w:val="en-US"/>
+              </w:rPr>
+              <w:t xml:space="preserve"> </w:t>
+            </w:r>
+            <w:r>
+              <w:rPr>
+                <w:sz w:val="28"/>
+                <w:szCs w:val="28"/>
+                <w:lang w:val="en-US"/>
+              </w:rPr>
+              <w:t>cronológica</w:t>
+            </w:r>
+            <w:r>
+              <w:rPr>
+                <w:sz w:val="28"/>
+                <w:szCs w:val="28"/>
+                <w:lang w:val="en-US"/>
+              </w:rPr>
+              <w:t xml:space="preserve"> (</w:t>
+            </w:r>
+            <w:r>
+              <w:rPr>
+                <w:color w:val="0D0D0D" w:themeColor="text1" w:themeTint="F2" w:themeShade="FF"/>
+                <w:sz w:val="28"/>
+                <w:szCs w:val="28"/>
+                <w:lang w:val="en-US"/>
+              </w:rPr>
+              <w:t>Ver</w:t>
+            </w:r>
+            <w:r>
+              <w:rPr>
+                <w:color w:val="FF0000"/>
+                <w:sz w:val="28"/>
+                <w:szCs w:val="28"/>
+                <w:lang w:val="en-US"/>
+              </w:rPr>
+              <w:t xml:space="preserve"> </w:t>
+            </w:r>
+            <w:r>
+              <w:rPr>
+                <w:color w:val="FF0000"/>
+                <w:sz w:val="28"/>
+                <w:szCs w:val="28"/>
+                <w:lang w:val="en-US"/>
+              </w:rPr>
+              <w:t>Fluxo</w:t>
+            </w:r>
+            <w:r>
+              <w:rPr>
+                <w:color w:val="FF0000"/>
+                <w:sz w:val="28"/>
+                <w:szCs w:val="28"/>
+                <w:lang w:val="en-US"/>
+              </w:rPr>
+              <w:t xml:space="preserve"> </w:t>
+            </w:r>
+            <w:r>
+              <w:rPr>
+                <w:color w:val="FF0000"/>
+                <w:sz w:val="28"/>
+                <w:szCs w:val="28"/>
+                <w:lang w:val="en-US"/>
+              </w:rPr>
+              <w:t>Exceção</w:t>
+            </w:r>
+            <w:r>
+              <w:rPr>
+                <w:color w:val="FF0000"/>
+                <w:sz w:val="28"/>
+                <w:szCs w:val="28"/>
+                <w:lang w:val="en-US"/>
+              </w:rPr>
+              <w:t xml:space="preserve"> de </w:t>
+            </w:r>
+            <w:r>
+              <w:rPr>
+                <w:color w:val="FF0000"/>
+                <w:sz w:val="28"/>
+                <w:szCs w:val="28"/>
+                <w:lang w:val="en-US"/>
+              </w:rPr>
+              <w:t>Ordenação</w:t>
+            </w:r>
+            <w:r>
+              <w:rPr>
+                <w:color w:val="FF0000"/>
+                <w:sz w:val="28"/>
+                <w:szCs w:val="28"/>
+                <w:lang w:val="en-US"/>
+              </w:rPr>
+              <w:t xml:space="preserve"> </w:t>
+            </w:r>
+            <w:r>
+              <w:rPr>
+                <w:color w:val="FF0000"/>
+                <w:sz w:val="28"/>
+                <w:szCs w:val="28"/>
+                <w:lang w:val="en-US"/>
+              </w:rPr>
+              <w:t>Inválida</w:t>
+            </w:r>
+            <w:r>
+              <w:rPr>
+                <w:sz w:val="28"/>
+                <w:szCs w:val="28"/>
+                <w:lang w:val="en-US"/>
+              </w:rPr>
+              <w:t>).</w:t>
+            </w:r>
+          </w:p>
+          <w:p wp14:textId="19C9AC13">
+            <w:pPr>
+              <w:ind w:left="360" w:firstLine="0"/>
+            </w:pPr>
+            <w:r>
+              <w:rPr>
+                <w:sz w:val="28"/>
+                <w:szCs w:val="28"/>
+                <w:lang w:val="en-US"/>
+              </w:rPr>
+              <w:t xml:space="preserve">3. </w:t>
+            </w:r>
+            <w:r>
+              <w:rPr>
+                <w:sz w:val="28"/>
+                <w:szCs w:val="28"/>
+                <w:lang w:val="en-US"/>
+              </w:rPr>
+              <w:t xml:space="preserve">O sistema salva a nova ordenação visual.  </w:t>
             </w:r>
           </w:p>
         </w:tc>
       </w:tr>
-      <w:tr>
+      <w:tr xmlns:wp14="http://schemas.microsoft.com/office/word/2010/wordml" wp14:textId="77777777">
         <w:trPr>
           <w:cantSplit w:val="0"/>
           <w:trHeight w:val="303" w:hRule="atLeast"/>
@@ -2467,9 +3575,10 @@
         <w:tc>
           <w:tcPr>
             <w:gridSpan w:val="2"/>
+            <w:tcMar/>
             <w:vAlign w:val="top"/>
           </w:tcPr>
-          <w:p>
+          <w:p wp14:textId="77777777">
             <w:pPr>
               <w:jc w:val="center"/>
               <w:rPr>
@@ -2477,6 +3586,7 @@
                 <w:bCs w:val="1"/>
                 <w:sz w:val="28"/>
                 <w:szCs w:val="28"/>
+                <w:lang w:val="en-US"/>
               </w:rPr>
             </w:pPr>
             <w:r>
@@ -2485,14 +3595,14 @@
                 <w:bCs w:val="1"/>
                 <w:sz w:val="28"/>
                 <w:szCs w:val="28"/>
-                <w:rtl w:val="0"/>
-              </w:rPr>
-              <w:t xml:space="preserve">Fluxo Exceção</w:t>
+                <w:lang w:val="en-US"/>
+              </w:rPr>
+              <w:t>Fluxo Exceção</w:t>
             </w:r>
           </w:p>
         </w:tc>
       </w:tr>
-      <w:tr>
+      <w:tr xmlns:wp14="http://schemas.microsoft.com/office/word/2010/wordml" wp14:textId="77777777">
         <w:trPr>
           <w:cantSplit w:val="0"/>
           <w:trHeight w:val="303" w:hRule="atLeast"/>
@@ -2501,14 +3611,16 @@
         <w:tc>
           <w:tcPr>
             <w:gridSpan w:val="2"/>
+            <w:tcMar/>
             <w:vAlign w:val="top"/>
           </w:tcPr>
-          <w:p>
+          <w:p wp14:textId="63CD9D7A">
             <w:pPr>
               <w:jc w:val="left"/>
               <w:rPr>
                 <w:sz w:val="28"/>
                 <w:szCs w:val="28"/>
+                <w:lang w:val="en-US"/>
               </w:rPr>
             </w:pPr>
             <w:r>
@@ -2517,41 +3629,160 @@
                 <w:bCs w:val="1"/>
                 <w:sz w:val="28"/>
                 <w:szCs w:val="28"/>
-                <w:rtl w:val="0"/>
-              </w:rPr>
-              <w:t xml:space="preserve">Linha 4: </w:t>
-            </w:r>
-            <w:r>
-              <w:rPr>
-                <w:sz w:val="28"/>
-                <w:szCs w:val="28"/>
-                <w:rtl w:val="0"/>
-              </w:rPr>
-              <w:t xml:space="preserve">Dados não válidos. </w:t>
-            </w:r>
-          </w:p>
-          <w:p>
+                <w:lang w:val="en-US"/>
+              </w:rPr>
+              <w:t>Linha</w:t>
+            </w:r>
+            <w:r>
+              <w:rPr>
+                <w:b w:val="1"/>
+                <w:bCs w:val="1"/>
+                <w:sz w:val="28"/>
+                <w:szCs w:val="28"/>
+                <w:lang w:val="en-US"/>
+              </w:rPr>
+              <w:t xml:space="preserve"> </w:t>
+            </w:r>
+            <w:r>
+              <w:rPr>
+                <w:b w:val="1"/>
+                <w:bCs w:val="1"/>
+                <w:sz w:val="28"/>
+                <w:szCs w:val="28"/>
+                <w:lang w:val="en-US"/>
+              </w:rPr>
+              <w:t>2</w:t>
+            </w:r>
+            <w:r>
+              <w:rPr>
+                <w:b w:val="1"/>
+                <w:bCs w:val="1"/>
+                <w:sz w:val="28"/>
+                <w:szCs w:val="28"/>
+                <w:lang w:val="en-US"/>
+              </w:rPr>
+              <w:t xml:space="preserve"> do</w:t>
+            </w:r>
+            <w:r>
+              <w:rPr>
+                <w:b w:val="1"/>
+                <w:bCs w:val="1"/>
+                <w:sz w:val="28"/>
+                <w:szCs w:val="28"/>
+                <w:lang w:val="en-US"/>
+              </w:rPr>
+              <w:t xml:space="preserve"> </w:t>
+            </w:r>
+            <w:r>
+              <w:rPr>
+                <w:b w:val="1"/>
+                <w:bCs w:val="1"/>
+                <w:color w:val="FF0000"/>
+                <w:sz w:val="28"/>
+                <w:szCs w:val="28"/>
+                <w:lang w:val="en-US"/>
+              </w:rPr>
+              <w:t>Fluxo</w:t>
+            </w:r>
+            <w:r>
+              <w:rPr>
+                <w:b w:val="1"/>
+                <w:bCs w:val="1"/>
+                <w:color w:val="FF0000"/>
+                <w:sz w:val="28"/>
+                <w:szCs w:val="28"/>
+                <w:lang w:val="en-US"/>
+              </w:rPr>
+              <w:t xml:space="preserve"> Alternativo</w:t>
+            </w:r>
+            <w:r>
+              <w:rPr>
+                <w:b w:val="1"/>
+                <w:bCs w:val="1"/>
+                <w:sz w:val="28"/>
+                <w:szCs w:val="28"/>
+                <w:lang w:val="en-US"/>
+              </w:rPr>
+              <w:t xml:space="preserve">: </w:t>
+            </w:r>
+            <w:r>
+              <w:rPr>
+                <w:b w:val="1"/>
+                <w:bCs w:val="1"/>
+                <w:sz w:val="28"/>
+                <w:szCs w:val="28"/>
+                <w:lang w:val="en-US"/>
+              </w:rPr>
+              <w:t>Ordem</w:t>
+            </w:r>
+            <w:r>
+              <w:rPr>
+                <w:b w:val="1"/>
+                <w:bCs w:val="1"/>
+                <w:sz w:val="28"/>
+                <w:szCs w:val="28"/>
+                <w:lang w:val="en-US"/>
+              </w:rPr>
+              <w:t xml:space="preserve"> </w:t>
+            </w:r>
+            <w:r>
+              <w:rPr>
+                <w:b w:val="1"/>
+                <w:bCs w:val="1"/>
+                <w:sz w:val="28"/>
+                <w:szCs w:val="28"/>
+                <w:lang w:val="en-US"/>
+              </w:rPr>
+              <w:t>cronológica</w:t>
+            </w:r>
+            <w:r>
+              <w:rPr>
+                <w:b w:val="1"/>
+                <w:bCs w:val="1"/>
+                <w:sz w:val="28"/>
+                <w:szCs w:val="28"/>
+                <w:lang w:val="en-US"/>
+              </w:rPr>
+              <w:t xml:space="preserve"> </w:t>
+            </w:r>
+            <w:r>
+              <w:rPr>
+                <w:b w:val="1"/>
+                <w:bCs w:val="1"/>
+                <w:sz w:val="28"/>
+                <w:szCs w:val="28"/>
+                <w:lang w:val="en-US"/>
+              </w:rPr>
+              <w:t>incorreta</w:t>
+            </w:r>
+            <w:r>
+              <w:rPr>
+                <w:sz w:val="28"/>
+                <w:szCs w:val="28"/>
+                <w:lang w:val="en-US"/>
+              </w:rPr>
+              <w:t xml:space="preserve">. </w:t>
+            </w:r>
+          </w:p>
+          <w:p wp14:textId="2FD1F033">
             <w:pPr>
               <w:numPr>
                 <w:ilvl w:val="0"/>
                 <w:numId w:val="2"/>
               </w:numPr>
               <w:ind w:left="720" w:hanging="360"/>
-              <w:rPr>
-                <w:sz w:val="28"/>
-                <w:szCs w:val="28"/>
-              </w:rPr>
-            </w:pPr>
-            <w:r>
-              <w:rPr>
-                <w:sz w:val="28"/>
-                <w:szCs w:val="28"/>
-                <w:rtl w:val="0"/>
-              </w:rPr>
-              <w:t xml:space="preserve">Sistema exibe mensagem "Dados inválidos."</w:t>
-            </w:r>
-          </w:p>
-          <w:p>
+              <w:rPr/>
+            </w:pPr>
+            <w:r>
+              <w:rPr>
+                <w:sz w:val="28"/>
+                <w:szCs w:val="28"/>
+                <w:lang w:val="en-US"/>
+              </w:rPr>
+              <w:t>O ator tenta soltar um turno com horário maior acima de um turno com horário menor</w:t>
+            </w:r>
+          </w:p>
+          <w:p wp14:textId="2E2054FC">
             <w:pPr>
               <w:numPr>
                 <w:ilvl w:val="0"/>
@@ -2561,18 +3792,27 @@
               <w:rPr>
                 <w:sz w:val="28"/>
                 <w:szCs w:val="28"/>
-              </w:rPr>
-            </w:pPr>
-            <w:r>
-              <w:rPr>
-                <w:sz w:val="28"/>
-                <w:szCs w:val="28"/>
-                <w:rtl w:val="0"/>
-              </w:rPr>
-              <w:t xml:space="preserve">Retorna ao Passo 3.</w:t>
-            </w:r>
-          </w:p>
-          <w:p>
+                <w:lang w:val="en-US"/>
+              </w:rPr>
+            </w:pPr>
+            <w:r>
+              <w:rPr>
+                <w:sz w:val="28"/>
+                <w:szCs w:val="28"/>
+                <w:lang w:val="en-US"/>
+              </w:rPr>
+              <w:t>O sistema bloqueia a ação, retornando o turno para sua posição cronológica correta</w:t>
+            </w:r>
+            <w:r>
+              <w:rPr>
+                <w:sz w:val="28"/>
+                <w:szCs w:val="28"/>
+                <w:lang w:val="en-US"/>
+              </w:rPr>
+              <w:t>.</w:t>
+            </w:r>
+          </w:p>
+          <w:p wp14:textId="77777777">
             <w:pPr>
               <w:ind w:left="720" w:firstLine="0"/>
               <w:jc w:val="left"/>
@@ -2590,7 +3830,7 @@
         </w:tc>
       </w:tr>
     </w:tbl>
-    <w:p>
+    <w:p xmlns:wp14="http://schemas.microsoft.com/office/word/2010/wordml" wp14:textId="77777777">
       <w:pPr>
         <w:jc w:val="center"/>
         <w:rPr>
@@ -2603,11 +3843,12 @@
         </w:rPr>
       </w:r>
     </w:p>
-    <w:p>
+    <w:p xmlns:wp14="http://schemas.microsoft.com/office/word/2010/wordml" wp14:textId="77777777">
       <w:pPr>
         <w:pStyle w:val="Heading1"/>
         <w:rPr>
           <w:vertAlign w:val="baseline"/>
+          <w:lang w:val="en-US"/>
         </w:rPr>
       </w:pPr>
       <w:r>
@@ -2615,7 +3856,7 @@
           <w:b w:val="1"/>
           <w:bCs w:val="1"/>
           <w:vertAlign w:val="baseline"/>
-          <w:rtl w:val="0"/>
+          <w:lang w:val="en-US"/>
         </w:rPr>
         <w:t xml:space="preserve">Seção: </w:t>
       </w:r>
@@ -2623,7 +3864,7 @@
         <w:rPr>
           <w:b w:val="0"/>
           <w:bCs w:val="0"/>
-          <w:rtl w:val="0"/>
+          <w:lang w:val="en-US"/>
         </w:rPr>
         <w:t xml:space="preserve">Remover Horário</w:t>
       </w:r>
@@ -2636,40 +3877,38 @@
     <w:tbl>
       <w:tblPr>
         <w:tblStyle w:val="Table4"/>
-        <w:tblW w:w="10330.0" w:type="dxa"/>
+        <w:tblW w:w="10330" w:type="dxa"/>
         <w:jc w:val="left"/>
         <w:tblInd w:w="-70.0" w:type="dxa"/>
         <w:tblBorders>
-          <w:top w:color="000000" w:space="0" w:sz="4" w:val="single"/>
-          <w:left w:color="000000" w:space="0" w:sz="4" w:val="single"/>
-          <w:bottom w:color="000000" w:space="0" w:sz="4" w:val="single"/>
-          <w:right w:color="000000" w:space="0" w:sz="4" w:val="single"/>
-          <w:insideH w:color="000000" w:space="0" w:sz="4" w:val="single"/>
-          <w:insideV w:color="000000" w:space="0" w:sz="4" w:val="single"/>
+          <w:top w:val="single" w:color="000000" w:sz="4" w:space="0"/>
+          <w:left w:val="single" w:color="000000" w:sz="4" w:space="0"/>
+          <w:bottom w:val="single" w:color="000000" w:sz="4" w:space="0"/>
+          <w:right w:val="single" w:color="000000" w:sz="4" w:space="0"/>
+          <w:insideH w:val="single" w:color="000000" w:sz="4" w:space="0"/>
+          <w:insideV w:val="single" w:color="000000" w:sz="4" w:space="0"/>
         </w:tblBorders>
         <w:tblLayout w:type="fixed"/>
         <w:tblLook w:val="0000"/>
+        <w:tblPrChange w:author="" w:id="1062204536">
+          <w:tblPr/>
+        </w:tblPrChange>
       </w:tblPr>
       <w:tblGrid>
         <w:gridCol w:w="2905"/>
         <w:gridCol w:w="7425"/>
-        <w:tblGridChange w:id="0">
-          <w:tblGrid>
-            <w:gridCol w:w="2905"/>
-            <w:gridCol w:w="7425"/>
-          </w:tblGrid>
-        </w:tblGridChange>
       </w:tblGrid>
-      <w:tr>
+      <w:tr xmlns:wp14="http://schemas.microsoft.com/office/word/2010/wordml" wp14:textId="77777777">
         <w:trPr>
           <w:cantSplit w:val="0"/>
           <w:tblHeader w:val="0"/>
         </w:trPr>
         <w:tc>
           <w:tcPr>
+            <w:tcMar/>
             <w:vAlign w:val="top"/>
           </w:tcPr>
-          <w:p>
+          <w:p wp14:textId="77777777">
             <w:pPr>
               <w:rPr>
                 <w:b w:val="0"/>
@@ -2677,6 +3916,7 @@
                 <w:sz w:val="28"/>
                 <w:szCs w:val="28"/>
                 <w:vertAlign w:val="baseline"/>
+                <w:lang w:val="en-US"/>
               </w:rPr>
             </w:pPr>
             <w:r>
@@ -2686,7 +3926,7 @@
                 <w:sz w:val="28"/>
                 <w:szCs w:val="28"/>
                 <w:vertAlign w:val="baseline"/>
-                <w:rtl w:val="0"/>
+                <w:lang w:val="en-US"/>
               </w:rPr>
               <w:t xml:space="preserve">Sumário</w:t>
             </w:r>
@@ -2699,21 +3939,23 @@
         </w:tc>
         <w:tc>
           <w:tcPr>
+            <w:tcMar/>
             <w:vAlign w:val="top"/>
           </w:tcPr>
-          <w:p>
+          <w:p wp14:textId="77777777">
             <w:pPr>
               <w:rPr>
                 <w:sz w:val="28"/>
                 <w:szCs w:val="28"/>
                 <w:vertAlign w:val="baseline"/>
-              </w:rPr>
-            </w:pPr>
-            <w:r>
-              <w:rPr>
-                <w:sz w:val="28"/>
-                <w:szCs w:val="28"/>
-                <w:rtl w:val="0"/>
+                <w:lang w:val="en-US"/>
+              </w:rPr>
+            </w:pPr>
+            <w:r>
+              <w:rPr>
+                <w:sz w:val="28"/>
+                <w:szCs w:val="28"/>
+                <w:lang w:val="en-US"/>
               </w:rPr>
               <w:t xml:space="preserve">Remove dados do horário do meio persistente.</w:t>
             </w:r>
@@ -2725,7 +3967,7 @@
           </w:p>
         </w:tc>
       </w:tr>
-      <w:tr>
+      <w:tr xmlns:wp14="http://schemas.microsoft.com/office/word/2010/wordml" wp14:textId="77777777">
         <w:trPr>
           <w:cantSplit w:val="1"/>
           <w:tblHeader w:val="0"/>
@@ -2733,15 +3975,17 @@
         <w:tc>
           <w:tcPr>
             <w:gridSpan w:val="2"/>
+            <w:tcMar/>
             <w:vAlign w:val="top"/>
           </w:tcPr>
-          <w:p>
+          <w:p wp14:textId="0B7BAFA9">
             <w:pPr>
               <w:pStyle w:val="Heading2"/>
               <w:rPr>
                 <w:b w:val="0"/>
                 <w:bCs w:val="0"/>
                 <w:vertAlign w:val="baseline"/>
+                <w:lang w:val="en-US"/>
               </w:rPr>
             </w:pPr>
             <w:r>
@@ -2749,9 +3993,18 @@
                 <w:b w:val="1"/>
                 <w:bCs w:val="1"/>
                 <w:vertAlign w:val="baseline"/>
-                <w:rtl w:val="0"/>
-              </w:rPr>
-              <w:t xml:space="preserve">Fluxo Principal</w:t>
+                <w:lang w:val="en-US"/>
+              </w:rPr>
+              <w:t xml:space="preserve">Fluxo</w:t>
+            </w:r>
+            <w:r>
+              <w:rPr>
+                <w:b w:val="1"/>
+                <w:bCs w:val="1"/>
+                <w:vertAlign w:val="baseline"/>
+                <w:lang w:val="en-US"/>
+              </w:rPr>
+              <w:t xml:space="preserve"> Principal</w:t>
             </w:r>
             <w:r>
               <w:rPr>
@@ -2761,7 +4014,7 @@
           </w:p>
         </w:tc>
       </w:tr>
-      <w:tr>
+      <w:tr xmlns:wp14="http://schemas.microsoft.com/office/word/2010/wordml" wp14:textId="77777777">
         <w:trPr>
           <w:cantSplit w:val="0"/>
           <w:trHeight w:val="1615" w:hRule="atLeast"/>
@@ -2770,30 +4023,54 @@
         <w:tc>
           <w:tcPr>
             <w:gridSpan w:val="2"/>
+            <w:tcMar/>
             <w:vAlign w:val="top"/>
           </w:tcPr>
-          <w:p>
+          <w:p wp14:textId="6044097F">
             <w:pPr>
               <w:numPr>
                 <w:ilvl w:val="0"/>
                 <w:numId w:val="7"/>
               </w:numPr>
               <w:ind w:left="360" w:hanging="360"/>
-              <w:rPr>
-                <w:sz w:val="28"/>
-                <w:szCs w:val="28"/>
-              </w:rPr>
-            </w:pPr>
-            <w:r>
-              <w:rPr>
-                <w:sz w:val="28"/>
-                <w:szCs w:val="28"/>
-                <w:rtl w:val="0"/>
-              </w:rPr>
-              <w:t xml:space="preserve">Ator solicita remover horário</w:t>
-            </w:r>
-          </w:p>
-          <w:p>
+              <w:rPr/>
+            </w:pPr>
+            <w:r>
+              <w:rPr>
+                <w:sz w:val="28"/>
+                <w:szCs w:val="28"/>
+                <w:lang w:val="pt-BR"/>
+              </w:rPr>
+              <w:t>Ator solicita remover um horário clicando no ícone de lixeira  (</w:t>
+            </w:r>
+            <w:r>
+              <w:rPr>
+                <w:color w:val="FF0000"/>
+                <w:sz w:val="28"/>
+                <w:szCs w:val="28"/>
+                <w:lang w:val="pt-BR"/>
+              </w:rPr>
+              <w:t>T</w:t>
+            </w:r>
+            <w:r>
+              <w:rPr>
+                <w:color w:val="FF0000"/>
+                <w:sz w:val="28"/>
+                <w:szCs w:val="28"/>
+                <w:lang w:val="pt-BR"/>
+              </w:rPr>
+              <w:t>ela_022</w:t>
+            </w:r>
+            <w:r>
+              <w:rPr>
+                <w:sz w:val="28"/>
+                <w:szCs w:val="28"/>
+                <w:lang w:val="pt-BR"/>
+              </w:rPr>
+              <w:t>).</w:t>
+            </w:r>
+          </w:p>
+          <w:p wp14:textId="041B0A74">
             <w:pPr>
               <w:numPr>
                 <w:ilvl w:val="0"/>
@@ -2804,18 +4081,187 @@
                 <w:sz w:val="28"/>
                 <w:szCs w:val="28"/>
                 <w:u w:val="none"/>
-              </w:rPr>
-            </w:pPr>
-            <w:r>
-              <w:rPr>
-                <w:sz w:val="28"/>
-                <w:szCs w:val="28"/>
-                <w:rtl w:val="0"/>
-              </w:rPr>
-              <w:t xml:space="preserve">Sistema exibe a mensagem “Deseja realmente remover esse horário?”. </w:t>
-            </w:r>
-          </w:p>
-          <w:p>
+                <w:lang w:val="en-US"/>
+              </w:rPr>
+            </w:pPr>
+            <w:r>
+              <w:rPr>
+                <w:sz w:val="28"/>
+                <w:szCs w:val="28"/>
+                <w:lang w:val="en-US"/>
+              </w:rPr>
+              <w:t>Siste</w:t>
+            </w:r>
+            <w:r>
+              <w:rPr>
+                <w:sz w:val="28"/>
+                <w:szCs w:val="28"/>
+                <w:lang w:val="en-US"/>
+              </w:rPr>
+              <w:t xml:space="preserve">ma </w:t>
+            </w:r>
+            <w:r>
+              <w:rPr>
+                <w:sz w:val="28"/>
+                <w:szCs w:val="28"/>
+                <w:lang w:val="en-US"/>
+              </w:rPr>
+              <w:t>exibe</w:t>
+            </w:r>
+            <w:r>
+              <w:rPr>
+                <w:sz w:val="28"/>
+                <w:szCs w:val="28"/>
+                <w:lang w:val="en-US"/>
+              </w:rPr>
+              <w:t xml:space="preserve"> </w:t>
+            </w:r>
+            <w:r>
+              <w:rPr>
+                <w:sz w:val="28"/>
+                <w:szCs w:val="28"/>
+                <w:lang w:val="en-US"/>
+              </w:rPr>
+              <w:t xml:space="preserve">a </w:t>
+            </w:r>
+            <w:r>
+              <w:rPr>
+                <w:sz w:val="28"/>
+                <w:szCs w:val="28"/>
+                <w:lang w:val="en-US"/>
+              </w:rPr>
+              <w:t>m</w:t>
+            </w:r>
+            <w:r>
+              <w:rPr>
+                <w:sz w:val="28"/>
+                <w:szCs w:val="28"/>
+                <w:lang w:val="en-US"/>
+              </w:rPr>
+              <w:t>ensagem</w:t>
+            </w:r>
+            <w:r>
+              <w:rPr>
+                <w:sz w:val="28"/>
+                <w:szCs w:val="28"/>
+                <w:lang w:val="en-US"/>
+              </w:rPr>
+              <w:t xml:space="preserve"> “</w:t>
+            </w:r>
+            <w:r>
+              <w:rPr>
+                <w:sz w:val="28"/>
+                <w:szCs w:val="28"/>
+                <w:lang w:val="en-US"/>
+              </w:rPr>
+              <w:t>De</w:t>
+            </w:r>
+            <w:r>
+              <w:rPr>
+                <w:sz w:val="28"/>
+                <w:szCs w:val="28"/>
+                <w:lang w:val="en-US"/>
+              </w:rPr>
+              <w:t>seja</w:t>
+            </w:r>
+            <w:r>
+              <w:rPr>
+                <w:sz w:val="28"/>
+                <w:szCs w:val="28"/>
+                <w:lang w:val="en-US"/>
+              </w:rPr>
+              <w:t xml:space="preserve"> </w:t>
+            </w:r>
+            <w:r>
+              <w:rPr>
+                <w:sz w:val="28"/>
+                <w:szCs w:val="28"/>
+                <w:lang w:val="en-US"/>
+              </w:rPr>
+              <w:t>re</w:t>
+            </w:r>
+            <w:r>
+              <w:rPr>
+                <w:sz w:val="28"/>
+                <w:szCs w:val="28"/>
+                <w:lang w:val="en-US"/>
+              </w:rPr>
+              <w:t>alme</w:t>
+            </w:r>
+            <w:r>
+              <w:rPr>
+                <w:sz w:val="28"/>
+                <w:szCs w:val="28"/>
+                <w:lang w:val="en-US"/>
+              </w:rPr>
+              <w:t>nte</w:t>
+            </w:r>
+            <w:r>
+              <w:rPr>
+                <w:sz w:val="28"/>
+                <w:szCs w:val="28"/>
+                <w:lang w:val="en-US"/>
+              </w:rPr>
+              <w:t xml:space="preserve"> </w:t>
+            </w:r>
+            <w:r>
+              <w:rPr>
+                <w:sz w:val="28"/>
+                <w:szCs w:val="28"/>
+                <w:lang w:val="en-US"/>
+              </w:rPr>
+              <w:t>r</w:t>
+            </w:r>
+            <w:r>
+              <w:rPr>
+                <w:sz w:val="28"/>
+                <w:szCs w:val="28"/>
+                <w:lang w:val="en-US"/>
+              </w:rPr>
+              <w:t>emover esse</w:t>
+            </w:r>
+            <w:r>
+              <w:rPr>
+                <w:sz w:val="28"/>
+                <w:szCs w:val="28"/>
+                <w:lang w:val="en-US"/>
+              </w:rPr>
+              <w:t xml:space="preserve"> </w:t>
+            </w:r>
+            <w:r>
+              <w:rPr>
+                <w:sz w:val="28"/>
+                <w:szCs w:val="28"/>
+                <w:lang w:val="en-US"/>
+              </w:rPr>
+              <w:t>horário</w:t>
+            </w:r>
+            <w:r>
+              <w:rPr>
+                <w:sz w:val="28"/>
+                <w:szCs w:val="28"/>
+                <w:lang w:val="en-US"/>
+              </w:rPr>
+              <w:t>?</w:t>
+            </w:r>
+            <w:r>
+              <w:rPr>
+                <w:sz w:val="28"/>
+                <w:szCs w:val="28"/>
+                <w:lang w:val="en-US"/>
+              </w:rPr>
+              <w:t>”.</w:t>
+            </w:r>
+            <w:r>
+              <w:rPr>
+                <w:sz w:val="28"/>
+                <w:szCs w:val="28"/>
+                <w:lang w:val="en-US"/>
+              </w:rPr>
+              <w:t xml:space="preserve"> </w:t>
+            </w:r>
+          </w:p>
+          <w:p wp14:textId="77777777">
             <w:pPr>
               <w:numPr>
                 <w:ilvl w:val="0"/>
@@ -2826,18 +4272,19 @@
                 <w:sz w:val="28"/>
                 <w:szCs w:val="28"/>
                 <w:u w:val="none"/>
-              </w:rPr>
-            </w:pPr>
-            <w:r>
-              <w:rPr>
-                <w:sz w:val="28"/>
-                <w:szCs w:val="28"/>
-                <w:rtl w:val="0"/>
-              </w:rPr>
-              <w:t xml:space="preserve">Ator confirma remoção.</w:t>
-            </w:r>
-          </w:p>
-          <w:p>
+                <w:lang w:val="en-US"/>
+              </w:rPr>
+            </w:pPr>
+            <w:r>
+              <w:rPr>
+                <w:sz w:val="28"/>
+                <w:szCs w:val="28"/>
+                <w:lang w:val="en-US"/>
+              </w:rPr>
+              <w:t>Ator confirma remoção.</w:t>
+            </w:r>
+          </w:p>
+          <w:p wp14:textId="77777777">
             <w:pPr>
               <w:numPr>
                 <w:ilvl w:val="0"/>
@@ -2848,20 +4295,21 @@
                 <w:sz w:val="28"/>
                 <w:szCs w:val="28"/>
                 <w:u w:val="none"/>
-              </w:rPr>
-            </w:pPr>
-            <w:r>
-              <w:rPr>
-                <w:sz w:val="28"/>
-                <w:szCs w:val="28"/>
-                <w:rtl w:val="0"/>
+                <w:lang w:val="en-US"/>
+              </w:rPr>
+            </w:pPr>
+            <w:r>
+              <w:rPr>
+                <w:sz w:val="28"/>
+                <w:szCs w:val="28"/>
+                <w:lang w:val="en-US"/>
               </w:rPr>
               <w:t xml:space="preserve">Sistema exclui os dados do horário do meio persistente. </w:t>
             </w:r>
           </w:p>
         </w:tc>
       </w:tr>
-      <w:tr>
+      <w:tr xmlns:wp14="http://schemas.microsoft.com/office/word/2010/wordml" wp14:textId="77777777">
         <w:trPr>
           <w:cantSplit w:val="0"/>
           <w:trHeight w:val="360" w:hRule="atLeast"/>
@@ -2870,9 +4318,10 @@
         <w:tc>
           <w:tcPr>
             <w:gridSpan w:val="2"/>
+            <w:tcMar/>
             <w:vAlign w:val="top"/>
           </w:tcPr>
-          <w:p>
+          <w:p wp14:textId="77777777">
             <w:pPr>
               <w:ind w:left="360" w:hanging="360"/>
               <w:jc w:val="center"/>
@@ -2882,6 +4331,7 @@
                 <w:sz w:val="28"/>
                 <w:szCs w:val="28"/>
                 <w:vertAlign w:val="baseline"/>
+                <w:lang w:val="en-US"/>
               </w:rPr>
             </w:pPr>
             <w:r>
@@ -2890,7 +4340,7 @@
                 <w:bCs w:val="1"/>
                 <w:sz w:val="28"/>
                 <w:szCs w:val="28"/>
-                <w:rtl w:val="0"/>
+                <w:lang w:val="en-US"/>
               </w:rPr>
               <w:t xml:space="preserve">Fluxo Alternativo</w:t>
             </w:r>
@@ -2902,7 +4352,7 @@
           </w:p>
         </w:tc>
       </w:tr>
-      <w:tr>
+      <w:tr xmlns:wp14="http://schemas.microsoft.com/office/word/2010/wordml" wp14:textId="77777777">
         <w:trPr>
           <w:cantSplit w:val="0"/>
           <w:trHeight w:val="360" w:hRule="atLeast"/>
@@ -2911,14 +4361,16 @@
         <w:tc>
           <w:tcPr>
             <w:gridSpan w:val="2"/>
+            <w:tcMar/>
             <w:vAlign w:val="top"/>
           </w:tcPr>
-          <w:p>
+          <w:p wp14:textId="46EBF6C6">
             <w:pPr>
               <w:jc w:val="both"/>
               <w:rPr>
                 <w:sz w:val="28"/>
                 <w:szCs w:val="28"/>
+                <w:lang w:val="en-US"/>
               </w:rPr>
             </w:pPr>
             <w:r>
@@ -2927,39 +4379,158 @@
                 <w:bCs w:val="1"/>
                 <w:sz w:val="28"/>
                 <w:szCs w:val="28"/>
-                <w:rtl w:val="0"/>
-              </w:rPr>
-              <w:t xml:space="preserve">Linha 5: </w:t>
-            </w:r>
-            <w:r>
-              <w:rPr>
-                <w:sz w:val="28"/>
-                <w:szCs w:val="28"/>
-                <w:rtl w:val="0"/>
-              </w:rPr>
-              <w:t xml:space="preserve">Ator solicita cancelar. Retorna ao Passo 2 da </w:t>
-            </w:r>
-            <w:r>
-              <w:rPr>
-                <w:color w:val="ff0000"/>
-                <w:sz w:val="28"/>
-                <w:szCs w:val="28"/>
-                <w:rtl w:val="0"/>
-              </w:rPr>
-              <w:t xml:space="preserve">Seção Principal</w:t>
-            </w:r>
-            <w:r>
-              <w:rPr>
-                <w:sz w:val="28"/>
-                <w:szCs w:val="28"/>
-                <w:rtl w:val="0"/>
-              </w:rPr>
-              <w:t xml:space="preserve">.</w:t>
+                <w:lang w:val="en-US"/>
+              </w:rPr>
+              <w:t>Linha</w:t>
+            </w:r>
+            <w:r>
+              <w:rPr>
+                <w:b w:val="1"/>
+                <w:bCs w:val="1"/>
+                <w:sz w:val="28"/>
+                <w:szCs w:val="28"/>
+                <w:lang w:val="en-US"/>
+              </w:rPr>
+              <w:t xml:space="preserve"> </w:t>
+            </w:r>
+            <w:r>
+              <w:rPr>
+                <w:b w:val="1"/>
+                <w:bCs w:val="1"/>
+                <w:sz w:val="28"/>
+                <w:szCs w:val="28"/>
+                <w:lang w:val="en-US"/>
+              </w:rPr>
+              <w:t>3</w:t>
+            </w:r>
+            <w:r>
+              <w:rPr>
+                <w:b w:val="1"/>
+                <w:bCs w:val="1"/>
+                <w:sz w:val="28"/>
+                <w:szCs w:val="28"/>
+                <w:lang w:val="en-US"/>
+              </w:rPr>
+              <w:t xml:space="preserve">: </w:t>
+            </w:r>
+            <w:r>
+              <w:rPr>
+                <w:sz w:val="28"/>
+                <w:szCs w:val="28"/>
+                <w:lang w:val="en-US"/>
+              </w:rPr>
+              <w:t xml:space="preserve">Ator </w:t>
+            </w:r>
+            <w:r>
+              <w:rPr>
+                <w:sz w:val="28"/>
+                <w:szCs w:val="28"/>
+                <w:lang w:val="en-US"/>
+              </w:rPr>
+              <w:t>solicita</w:t>
+            </w:r>
+            <w:r>
+              <w:rPr>
+                <w:sz w:val="28"/>
+                <w:szCs w:val="28"/>
+                <w:lang w:val="en-US"/>
+              </w:rPr>
+              <w:t xml:space="preserve"> </w:t>
+            </w:r>
+            <w:r>
+              <w:rPr>
+                <w:sz w:val="28"/>
+                <w:szCs w:val="28"/>
+                <w:lang w:val="en-US"/>
+              </w:rPr>
+              <w:t>cancelar</w:t>
+            </w:r>
+            <w:r>
+              <w:rPr>
+                <w:sz w:val="28"/>
+                <w:szCs w:val="28"/>
+                <w:lang w:val="en-US"/>
+              </w:rPr>
+              <w:t xml:space="preserve">. </w:t>
+            </w:r>
+            <w:r>
+              <w:rPr>
+                <w:sz w:val="28"/>
+                <w:szCs w:val="28"/>
+                <w:lang w:val="en-US"/>
+              </w:rPr>
+              <w:t>Retorna</w:t>
+            </w:r>
+            <w:r>
+              <w:rPr>
+                <w:sz w:val="28"/>
+                <w:szCs w:val="28"/>
+                <w:lang w:val="en-US"/>
+              </w:rPr>
+              <w:t xml:space="preserve"> </w:t>
+            </w:r>
+            <w:r>
+              <w:rPr>
+                <w:sz w:val="28"/>
+                <w:szCs w:val="28"/>
+                <w:lang w:val="en-US"/>
+              </w:rPr>
+              <w:t>ao</w:t>
+            </w:r>
+            <w:r>
+              <w:rPr>
+                <w:sz w:val="28"/>
+                <w:szCs w:val="28"/>
+                <w:lang w:val="en-US"/>
+              </w:rPr>
+              <w:t xml:space="preserve"> Passo </w:t>
+            </w:r>
+            <w:r>
+              <w:rPr>
+                <w:sz w:val="28"/>
+                <w:szCs w:val="28"/>
+                <w:lang w:val="en-US"/>
+              </w:rPr>
+              <w:t>6</w:t>
+            </w:r>
+            <w:r>
+              <w:rPr>
+                <w:sz w:val="28"/>
+                <w:szCs w:val="28"/>
+                <w:lang w:val="en-US"/>
+              </w:rPr>
+              <w:t xml:space="preserve"> da </w:t>
+            </w:r>
+            <w:r>
+              <w:rPr>
+                <w:color w:val="FF0000"/>
+                <w:sz w:val="28"/>
+                <w:szCs w:val="28"/>
+                <w:lang w:val="en-US"/>
+              </w:rPr>
+              <w:t>Seção</w:t>
+            </w:r>
+            <w:r>
+              <w:rPr>
+                <w:color w:val="FF0000"/>
+                <w:sz w:val="28"/>
+                <w:szCs w:val="28"/>
+                <w:lang w:val="en-US"/>
+              </w:rPr>
+              <w:t xml:space="preserve"> Principal</w:t>
+            </w:r>
+            <w:r>
+              <w:rPr>
+                <w:sz w:val="28"/>
+                <w:szCs w:val="28"/>
+                <w:lang w:val="en-US"/>
+              </w:rPr>
+              <w:t>.</w:t>
             </w:r>
           </w:p>
         </w:tc>
       </w:tr>
-      <w:tr>
+      <w:tr xmlns:wp14="http://schemas.microsoft.com/office/word/2010/wordml" wp14:textId="77777777">
         <w:trPr>
           <w:cantSplit w:val="0"/>
           <w:trHeight w:val="303" w:hRule="atLeast"/>
@@ -2968,9 +4539,10 @@
         <w:tc>
           <w:tcPr>
             <w:gridSpan w:val="2"/>
+            <w:tcMar/>
             <w:vAlign w:val="top"/>
           </w:tcPr>
-          <w:p>
+          <w:p wp14:textId="77777777">
             <w:pPr>
               <w:jc w:val="center"/>
               <w:rPr>
@@ -2979,6 +4551,7 @@
                 <w:sz w:val="28"/>
                 <w:szCs w:val="28"/>
                 <w:vertAlign w:val="baseline"/>
+                <w:lang w:val="en-US"/>
               </w:rPr>
             </w:pPr>
             <w:r>
@@ -2988,7 +4561,7 @@
                 <w:sz w:val="28"/>
                 <w:szCs w:val="28"/>
                 <w:vertAlign w:val="baseline"/>
-                <w:rtl w:val="0"/>
+                <w:lang w:val="en-US"/>
               </w:rPr>
               <w:t xml:space="preserve">Fluxo Exceção</w:t>
             </w:r>
@@ -3000,7 +4573,7 @@
           </w:p>
         </w:tc>
       </w:tr>
-      <w:tr>
+      <w:tr xmlns:wp14="http://schemas.microsoft.com/office/word/2010/wordml" wp14:textId="77777777">
         <w:trPr>
           <w:cantSplit w:val="0"/>
           <w:trHeight w:val="700" w:hRule="atLeast"/>
@@ -3009,14 +4582,16 @@
         <w:tc>
           <w:tcPr>
             <w:gridSpan w:val="2"/>
+            <w:tcMar/>
             <w:vAlign w:val="top"/>
           </w:tcPr>
-          <w:p>
+          <w:p wp14:textId="2FC7C8AE">
             <w:pPr>
               <w:ind w:left="0" w:firstLine="0"/>
               <w:rPr>
                 <w:sz w:val="28"/>
                 <w:szCs w:val="28"/>
+                <w:lang w:val="en-US"/>
               </w:rPr>
             </w:pPr>
             <w:r>
@@ -3025,20 +4600,104 @@
                 <w:bCs w:val="1"/>
                 <w:sz w:val="28"/>
                 <w:szCs w:val="28"/>
-                <w:rtl w:val="0"/>
-              </w:rPr>
-              <w:t xml:space="preserve">Linha 6</w:t>
-            </w:r>
-            <w:r>
-              <w:rPr>
-                <w:sz w:val="28"/>
-                <w:szCs w:val="28"/>
-                <w:rtl w:val="0"/>
-              </w:rPr>
-              <w:t xml:space="preserve">. Horário não pode ser excluído. </w:t>
-            </w:r>
-          </w:p>
-          <w:p>
+                <w:lang w:val="en-US"/>
+              </w:rPr>
+              <w:t>Linha</w:t>
+            </w:r>
+            <w:r>
+              <w:rPr>
+                <w:b w:val="1"/>
+                <w:bCs w:val="1"/>
+                <w:sz w:val="28"/>
+                <w:szCs w:val="28"/>
+                <w:lang w:val="en-US"/>
+              </w:rPr>
+              <w:t xml:space="preserve"> </w:t>
+            </w:r>
+            <w:r>
+              <w:rPr>
+                <w:b w:val="1"/>
+                <w:bCs w:val="1"/>
+                <w:sz w:val="28"/>
+                <w:szCs w:val="28"/>
+                <w:lang w:val="en-US"/>
+              </w:rPr>
+              <w:t>4</w:t>
+            </w:r>
+            <w:r>
+              <w:rPr>
+                <w:sz w:val="28"/>
+                <w:szCs w:val="28"/>
+                <w:lang w:val="en-US"/>
+              </w:rPr>
+              <w:t xml:space="preserve">. </w:t>
+            </w:r>
+            <w:r>
+              <w:rPr>
+                <w:sz w:val="28"/>
+                <w:szCs w:val="28"/>
+                <w:lang w:val="en-US"/>
+              </w:rPr>
+              <w:t>Horário</w:t>
+            </w:r>
+            <w:r>
+              <w:rPr>
+                <w:sz w:val="28"/>
+                <w:szCs w:val="28"/>
+                <w:lang w:val="en-US"/>
+              </w:rPr>
+              <w:t xml:space="preserve"> </w:t>
+            </w:r>
+            <w:r>
+              <w:rPr>
+                <w:sz w:val="28"/>
+                <w:szCs w:val="28"/>
+                <w:lang w:val="en-US"/>
+              </w:rPr>
+              <w:t>não</w:t>
+            </w:r>
+            <w:r>
+              <w:rPr>
+                <w:sz w:val="28"/>
+                <w:szCs w:val="28"/>
+                <w:lang w:val="en-US"/>
+              </w:rPr>
+              <w:t xml:space="preserve"> </w:t>
+            </w:r>
+            <w:r>
+              <w:rPr>
+                <w:sz w:val="28"/>
+                <w:szCs w:val="28"/>
+                <w:lang w:val="en-US"/>
+              </w:rPr>
+              <w:t>pode</w:t>
+            </w:r>
+            <w:r>
+              <w:rPr>
+                <w:sz w:val="28"/>
+                <w:szCs w:val="28"/>
+                <w:lang w:val="en-US"/>
+              </w:rPr>
+              <w:t xml:space="preserve"> ser </w:t>
+            </w:r>
+            <w:r>
+              <w:rPr>
+                <w:sz w:val="28"/>
+                <w:szCs w:val="28"/>
+                <w:lang w:val="en-US"/>
+              </w:rPr>
+              <w:t>excluído</w:t>
+            </w:r>
+            <w:r>
+              <w:rPr>
+                <w:sz w:val="28"/>
+                <w:szCs w:val="28"/>
+                <w:lang w:val="en-US"/>
+              </w:rPr>
+              <w:t xml:space="preserve">. </w:t>
+            </w:r>
+          </w:p>
+          <w:p wp14:textId="77777777">
             <w:pPr>
               <w:numPr>
                 <w:ilvl w:val="0"/>
@@ -3049,18 +4708,19 @@
                 <w:sz w:val="28"/>
                 <w:szCs w:val="28"/>
                 <w:u w:val="none"/>
-              </w:rPr>
-            </w:pPr>
-            <w:r>
-              <w:rPr>
-                <w:sz w:val="28"/>
-                <w:szCs w:val="28"/>
-                <w:rtl w:val="0"/>
+                <w:lang w:val="en-US"/>
+              </w:rPr>
+            </w:pPr>
+            <w:r>
+              <w:rPr>
+                <w:sz w:val="28"/>
+                <w:szCs w:val="28"/>
+                <w:lang w:val="en-US"/>
               </w:rPr>
               <w:t xml:space="preserve">Sistema exibe mensagem “O horário não pode ser excluído. Horário ainda possui agendamentos em aberto para o profissional.” </w:t>
             </w:r>
           </w:p>
-          <w:p>
+          <w:p wp14:textId="15D98E28">
             <w:pPr>
               <w:numPr>
                 <w:ilvl w:val="0"/>
@@ -3070,30 +4730,88 @@
               <w:rPr>
                 <w:sz w:val="28"/>
                 <w:szCs w:val="28"/>
-              </w:rPr>
-            </w:pPr>
-            <w:r>
-              <w:rPr>
-                <w:sz w:val="28"/>
-                <w:szCs w:val="28"/>
-                <w:rtl w:val="0"/>
-              </w:rPr>
-              <w:t xml:space="preserve">Sistema retornando ao Passo 2 da </w:t>
+                <w:lang w:val="en-US"/>
+              </w:rPr>
+            </w:pPr>
+            <w:r>
+              <w:rPr>
+                <w:sz w:val="28"/>
+                <w:szCs w:val="28"/>
+                <w:lang w:val="en-US"/>
+              </w:rPr>
+              <w:t xml:space="preserve">Sistema </w:t>
+            </w:r>
+            <w:r>
+              <w:rPr>
+                <w:sz w:val="28"/>
+                <w:szCs w:val="28"/>
+                <w:lang w:val="en-US"/>
+              </w:rPr>
+              <w:t xml:space="preserve">retornando</w:t>
+            </w:r>
+            <w:r>
+              <w:rPr>
+                <w:sz w:val="28"/>
+                <w:szCs w:val="28"/>
+                <w:lang w:val="en-US"/>
+              </w:rPr>
+              <w:t xml:space="preserve"> </w:t>
+            </w:r>
+            <w:r>
+              <w:rPr>
+                <w:sz w:val="28"/>
+                <w:szCs w:val="28"/>
+                <w:lang w:val="en-US"/>
+              </w:rPr>
+              <w:t xml:space="preserve">ao</w:t>
+            </w:r>
+            <w:r>
+              <w:rPr>
+                <w:sz w:val="28"/>
+                <w:szCs w:val="28"/>
+                <w:lang w:val="en-US"/>
+              </w:rPr>
+              <w:t xml:space="preserve"> Passo </w:t>
+            </w:r>
+            <w:r>
+              <w:rPr>
+                <w:sz w:val="28"/>
+                <w:szCs w:val="28"/>
+                <w:lang w:val="en-US"/>
+              </w:rPr>
+              <w:t xml:space="preserve">6</w:t>
+            </w:r>
+            <w:r>
+              <w:rPr>
+                <w:sz w:val="28"/>
+                <w:szCs w:val="28"/>
+                <w:lang w:val="en-US"/>
+              </w:rPr>
+              <w:t xml:space="preserve"> da </w:t>
             </w:r>
             <w:r>
               <w:rPr>
                 <w:color w:val="ff0000"/>
                 <w:sz w:val="28"/>
                 <w:szCs w:val="28"/>
-                <w:rtl w:val="0"/>
-              </w:rPr>
-              <w:t xml:space="preserve">Seção Principal</w:t>
-            </w:r>
-            <w:r>
-              <w:rPr>
-                <w:sz w:val="28"/>
-                <w:szCs w:val="28"/>
-                <w:rtl w:val="0"/>
+                <w:lang w:val="en-US"/>
+              </w:rPr>
+              <w:t xml:space="preserve">Seção</w:t>
+            </w:r>
+            <w:r>
+              <w:rPr>
+                <w:color w:val="ff0000"/>
+                <w:sz w:val="28"/>
+                <w:szCs w:val="28"/>
+                <w:lang w:val="en-US"/>
+              </w:rPr>
+              <w:t xml:space="preserve"> Principal</w:t>
+            </w:r>
+            <w:r>
+              <w:rPr>
+                <w:sz w:val="28"/>
+                <w:szCs w:val="28"/>
+                <w:lang w:val="en-US"/>
               </w:rPr>
               <w:t xml:space="preserve">.</w:t>
             </w:r>
@@ -3106,377 +4824,294 @@
         </w:tc>
       </w:tr>
     </w:tbl>
+    <w:p xmlns:wp14="http://schemas.microsoft.com/office/word/2010/wordml" wp14:textId="77777777">
+      <w:pPr>
+        <w:pStyle w:val="Heading1"/>
+      </w:pPr>
+    </w:p>
     <w:p>
       <w:pPr>
+        <w:pStyle w:val="Normal"/>
+      </w:pPr>
+    </w:p>
+    <w:p xmlns:wp14="http://schemas.microsoft.com/office/word/2010/wordml" wp14:textId="4716EE44">
+      <w:pPr>
         <w:pStyle w:val="Heading1"/>
-        <w:rPr/>
       </w:pPr>
       <w:r>
         <w:rPr>
-          <w:rtl w:val="0"/>
+          <w:lang w:val="en-US"/>
         </w:rPr>
+        <w:t>Seção</w:t>
       </w:r>
-    </w:p>
-    <w:p>
-      <w:pPr>
-        <w:pStyle w:val="Heading1"/>
-        <w:rPr/>
-      </w:pPr>
       <w:r>
         <w:rPr>
-          <w:rtl w:val="0"/>
+          <w:lang w:val="en-US"/>
         </w:rPr>
-        <w:t xml:space="preserve">Seção: </w:t>
+        <w:t xml:space="preserve">: </w:t>
       </w:r>
       <w:r>
         <w:rPr>
           <w:b w:val="0"/>
           <w:bCs w:val="0"/>
-          <w:rtl w:val="0"/>
+          <w:lang w:val="en-US"/>
         </w:rPr>
-        <w:t xml:space="preserve">Consultar Dados do Horário</w:t>
+        <w:t xml:space="preserve">Consultar Dados do </w:t>
       </w:r>
       <w:r>
         <w:rPr>
-          <w:rtl w:val="0"/>
+          <w:b w:val="0"/>
+          <w:bCs w:val="0"/>
+          <w:lang w:val="en-US"/>
         </w:rPr>
-      </w:r>
-    </w:p>
-    <w:sdt>
-      <w:sdtPr>
-        <w:lock w:val="contentLocked"/>
-        <w:id w:val="384177851"/>
-        <w:tag w:val="goog_rdk_0"/>
-      </w:sdtPr>
-      <w:sdtContent>
-        <w:tbl>
-          <w:tblPr>
-            <w:tblStyle w:val="Table5"/>
-            <w:tblW w:w="10330.0" w:type="dxa"/>
-            <w:jc w:val="left"/>
-            <w:tblInd w:w="-70.0" w:type="dxa"/>
-            <w:tblBorders>
-              <w:top w:color="000000" w:space="0" w:sz="4" w:val="single"/>
-              <w:left w:color="000000" w:space="0" w:sz="4" w:val="single"/>
-              <w:bottom w:color="000000" w:space="0" w:sz="4" w:val="single"/>
-              <w:right w:color="000000" w:space="0" w:sz="4" w:val="single"/>
-              <w:insideH w:color="000000" w:space="0" w:sz="4" w:val="single"/>
-              <w:insideV w:color="000000" w:space="0" w:sz="4" w:val="single"/>
-            </w:tblBorders>
-            <w:tblLayout w:type="fixed"/>
-            <w:tblLook w:val="0000"/>
-          </w:tblPr>
-          <w:tblGrid>
-            <w:gridCol w:w="2905"/>
-            <w:gridCol w:w="7425"/>
-            <w:tblGridChange w:id="0">
-              <w:tblGrid>
-                <w:gridCol w:w="2905"/>
-                <w:gridCol w:w="7425"/>
-              </w:tblGrid>
-            </w:tblGridChange>
-          </w:tblGrid>
-          <w:tr>
-            <w:trPr>
-              <w:cantSplit w:val="0"/>
-              <w:tblHeader w:val="0"/>
-            </w:trPr>
-            <w:tc>
-              <w:tcPr>
-                <w:vAlign w:val="top"/>
-              </w:tcPr>
-              <w:p>
-                <w:pPr>
-                  <w:rPr>
-                    <w:sz w:val="28"/>
-                    <w:szCs w:val="28"/>
-                  </w:rPr>
-                </w:pPr>
-                <w:r>
-                  <w:rPr>
-                    <w:b w:val="1"/>
-                    <w:bCs w:val="1"/>
-                    <w:sz w:val="28"/>
-                    <w:szCs w:val="28"/>
-                    <w:rtl w:val="0"/>
-                  </w:rPr>
-                  <w:t xml:space="preserve">Sumário</w:t>
-                </w:r>
-                <w:r>
-                  <w:rPr>
-                    <w:rtl w:val="0"/>
-                  </w:rPr>
-                </w:r>
-              </w:p>
-            </w:tc>
-            <w:tc>
-              <w:tcPr>
-                <w:vAlign w:val="top"/>
-              </w:tcPr>
-              <w:p>
-                <w:pPr>
-                  <w:rPr>
-                    <w:sz w:val="28"/>
-                    <w:szCs w:val="28"/>
-                  </w:rPr>
-                </w:pPr>
-                <w:r>
-                  <w:rPr>
-                    <w:sz w:val="28"/>
-                    <w:szCs w:val="28"/>
-                    <w:rtl w:val="0"/>
-                  </w:rPr>
-                  <w:t xml:space="preserve">Consulta os dados do horário do acervo.</w:t>
-                </w:r>
-              </w:p>
-            </w:tc>
-          </w:tr>
-          <w:tr>
-            <w:trPr>
-              <w:cantSplit w:val="1"/>
-              <w:tblHeader w:val="0"/>
-            </w:trPr>
-            <w:tc>
-              <w:tcPr>
-                <w:gridSpan w:val="2"/>
-                <w:vAlign w:val="top"/>
-              </w:tcPr>
-              <w:p>
-                <w:pPr>
-                  <w:pStyle w:val="Heading2"/>
-                  <w:rPr/>
-                </w:pPr>
-                <w:bookmarkStart w:colFirst="0" w:colLast="0" w:name="_heading=h.sfarxuq4jawy" w:id="0"/>
-                <w:bookmarkEnd w:id="0"/>
-                <w:r>
-                  <w:rPr>
-                    <w:b w:val="1"/>
-                    <w:bCs w:val="1"/>
-                    <w:rtl w:val="0"/>
-                  </w:rPr>
-                  <w:t xml:space="preserve">Fluxo Principal</w:t>
-                </w:r>
-                <w:r>
-                  <w:rPr>
-                    <w:rtl w:val="0"/>
-                  </w:rPr>
-                </w:r>
-              </w:p>
-            </w:tc>
-          </w:tr>
-          <w:tr>
-            <w:trPr>
-              <w:cantSplit w:val="0"/>
-              <w:trHeight w:val="849" w:hRule="atLeast"/>
-              <w:tblHeader w:val="0"/>
-            </w:trPr>
-            <w:tc>
-              <w:tcPr>
-                <w:gridSpan w:val="2"/>
-                <w:vAlign w:val="top"/>
-              </w:tcPr>
-              <w:p>
-                <w:pPr>
-                  <w:numPr>
-                    <w:ilvl w:val="0"/>
-                    <w:numId w:val="1"/>
-                  </w:numPr>
-                  <w:ind w:left="720" w:hanging="360"/>
-                  <w:rPr>
-                    <w:sz w:val="28"/>
-                    <w:szCs w:val="28"/>
-                    <w:u w:val="none"/>
-                  </w:rPr>
-                </w:pPr>
-                <w:r>
-                  <w:rPr>
-                    <w:sz w:val="28"/>
-                    <w:szCs w:val="28"/>
-                    <w:rtl w:val="0"/>
-                  </w:rPr>
-                  <w:t xml:space="preserve">Ator solicita ver detalhes sobre o horário.</w:t>
-                </w:r>
-              </w:p>
-              <w:p>
-                <w:pPr>
-                  <w:ind w:left="-720" w:firstLine="0"/>
-                  <w:rPr>
-                    <w:sz w:val="28"/>
-                    <w:szCs w:val="28"/>
-                  </w:rPr>
-                </w:pPr>
-                <w:r>
-                  <w:rPr>
-                    <w:sz w:val="28"/>
-                    <w:szCs w:val="28"/>
-                    <w:rtl w:val="0"/>
-                  </w:rPr>
-                  <w:t xml:space="preserve">                2. Sistema exibe todos os dados do horário(</w:t>
-                </w:r>
-                <w:r>
-                  <w:rPr>
-                    <w:color w:val="ff0000"/>
-                    <w:sz w:val="28"/>
-                    <w:szCs w:val="28"/>
-                    <w:rtl w:val="0"/>
-                  </w:rPr>
-                  <w:t xml:space="preserve">Tela_045</w:t>
-                </w:r>
-                <w:r>
-                  <w:rPr>
-                    <w:sz w:val="28"/>
-                    <w:szCs w:val="28"/>
-                    <w:rtl w:val="0"/>
-                  </w:rPr>
-                  <w:t xml:space="preserve">)..</w:t>
-                </w:r>
-              </w:p>
-            </w:tc>
-          </w:tr>
-          <w:tr>
-            <w:trPr>
-              <w:cantSplit w:val="0"/>
-              <w:trHeight w:val="345" w:hRule="atLeast"/>
-              <w:tblHeader w:val="0"/>
-            </w:trPr>
-            <w:tc>
-              <w:tcPr>
-                <w:gridSpan w:val="2"/>
-                <w:vAlign w:val="top"/>
-              </w:tcPr>
-              <w:p>
-                <w:pPr>
-                  <w:jc w:val="center"/>
-                  <w:rPr>
-                    <w:b w:val="1"/>
-                    <w:bCs w:val="1"/>
-                    <w:sz w:val="28"/>
-                    <w:szCs w:val="28"/>
-                  </w:rPr>
-                </w:pPr>
-                <w:r>
-                  <w:rPr>
-                    <w:b w:val="1"/>
-                    <w:bCs w:val="1"/>
-                    <w:sz w:val="28"/>
-                    <w:szCs w:val="28"/>
-                    <w:rtl w:val="0"/>
-                  </w:rPr>
-                  <w:t xml:space="preserve">Fluxo Alternativo</w:t>
-                </w:r>
-              </w:p>
-            </w:tc>
-          </w:tr>
-          <w:tr>
-            <w:trPr>
-              <w:cantSplit w:val="0"/>
-              <w:trHeight w:val="450" w:hRule="atLeast"/>
-              <w:tblHeader w:val="0"/>
-            </w:trPr>
-            <w:tc>
-              <w:tcPr>
-                <w:gridSpan w:val="2"/>
-                <w:vAlign w:val="top"/>
-              </w:tcPr>
-              <w:p>
-                <w:pPr>
-                  <w:jc w:val="both"/>
-                  <w:rPr>
-                    <w:b w:val="1"/>
-                    <w:bCs w:val="1"/>
-                    <w:sz w:val="28"/>
-                    <w:szCs w:val="28"/>
-                  </w:rPr>
-                </w:pPr>
-                <w:r>
-                  <w:rPr>
-                    <w:b w:val="1"/>
-                    <w:bCs w:val="1"/>
-                    <w:sz w:val="28"/>
-                    <w:szCs w:val="28"/>
-                    <w:rtl w:val="0"/>
-                  </w:rPr>
-                  <w:t xml:space="preserve">Linha 2: </w:t>
-                </w:r>
-                <w:r>
-                  <w:rPr>
-                    <w:sz w:val="28"/>
-                    <w:szCs w:val="28"/>
-                    <w:rtl w:val="0"/>
-                  </w:rPr>
-                  <w:t xml:space="preserve">Ator solicita cancelar. Retorna ao Passo 2 da </w:t>
-                </w:r>
-                <w:r>
-                  <w:rPr>
-                    <w:color w:val="ff0000"/>
-                    <w:sz w:val="28"/>
-                    <w:szCs w:val="28"/>
-                    <w:rtl w:val="0"/>
-                  </w:rPr>
-                  <w:t xml:space="preserve">Seção Principal</w:t>
-                </w:r>
-                <w:r>
-                  <w:rPr>
-                    <w:sz w:val="28"/>
-                    <w:szCs w:val="28"/>
-                    <w:rtl w:val="0"/>
-                  </w:rPr>
-                  <w:t xml:space="preserve">.</w:t>
-                </w:r>
-                <w:r>
-                  <w:rPr>
-                    <w:rtl w:val="0"/>
-                  </w:rPr>
-                </w:r>
-              </w:p>
-            </w:tc>
-          </w:tr>
-        </w:tbl>
-      </w:sdtContent>
-    </w:sdt>
-    <w:p>
-      <w:pPr>
-        <w:jc w:val="center"/>
-        <w:rPr/>
-      </w:pPr>
-      <w:r>
-        <w:rPr>
-          <w:rtl w:val="0"/>
-        </w:rPr>
-      </w:r>
-    </w:p>
-    <w:p>
-      <w:pPr>
-        <w:rPr/>
-      </w:pPr>
-      <w:r>
-        <w:rPr>
-          <w:rtl w:val="0"/>
-        </w:rPr>
+        <w:t>Horário</w:t>
       </w:r>
     </w:p>
     <w:tbl>
       <w:tblPr>
-        <w:tblStyle w:val="Table6"/>
-        <w:tblW w:w="10548.0" w:type="dxa"/>
+        <w:tblW w:w="0" w:type="auto"/>
+        <w:jc w:val="left"/>
+        <w:tblInd w:w="-70" w:type="dxa"/>
+        <w:tblBorders>
+          <w:top w:val="single" w:color="000000" w:themeColor="text1" w:sz="4"/>
+          <w:left w:val="single" w:color="000000" w:themeColor="text1" w:sz="4"/>
+          <w:bottom w:val="single" w:color="000000" w:themeColor="text1" w:sz="4"/>
+          <w:right w:val="single" w:color="000000" w:themeColor="text1" w:sz="4"/>
+          <w:insideH w:val="single" w:color="000000" w:themeColor="text1" w:sz="4"/>
+          <w:insideV w:val="single" w:color="000000" w:themeColor="text1" w:sz="4"/>
+        </w:tblBorders>
+        <w:tblLook w:val="0000" w:firstRow="0" w:lastRow="0" w:firstColumn="0" w:lastColumn="0" w:noHBand="0" w:noVBand="0"/>
+      </w:tblPr>
+      <w:tblGrid>
+        <w:gridCol w:w="2905"/>
+        <w:gridCol w:w="7425"/>
+      </w:tblGrid>
+      <w:tr xmlns:wp14="http://schemas.microsoft.com/office/word/2010/wordml" wp14:textId="77777777">
+        <w:trPr>
+          <w:trHeight w:val="300"/>
+        </w:trPr>
+        <w:tc>
+          <w:tcPr>
+            <w:tcW w:w="2905" w:type="dxa"/>
+            <w:tcMar/>
+            <w:vAlign w:val="top"/>
+          </w:tcPr>
+          <w:p wp14:textId="77777777">
+            <w:pPr>
+              <w:rPr>
+                <w:b w:val="0"/>
+                <w:bCs w:val="0"/>
+                <w:sz w:val="28"/>
+                <w:szCs w:val="28"/>
+                <w:vertAlign w:val="baseline"/>
+                <w:lang w:val="en-US"/>
+              </w:rPr>
+            </w:pPr>
+            <w:r>
+              <w:rPr>
+                <w:b w:val="1"/>
+                <w:bCs w:val="1"/>
+                <w:sz w:val="28"/>
+                <w:szCs w:val="28"/>
+                <w:vertAlign w:val="baseline"/>
+                <w:lang w:val="en-US"/>
+              </w:rPr>
+              <w:t>Sumário</w:t>
+            </w:r>
+          </w:p>
+        </w:tc>
+        <w:tc>
+          <w:tcPr>
+            <w:tcW w:w="7425" w:type="dxa"/>
+            <w:tcMar/>
+            <w:vAlign w:val="top"/>
+          </w:tcPr>
+          <w:p>
+            <w:r>
+              <w:rPr>
+                <w:sz w:val="28"/>
+                <w:szCs w:val="28"/>
+                <w:lang w:val="en-US"/>
+              </w:rPr>
+              <w:t xml:space="preserve">Consulta </w:t>
+            </w:r>
+            <w:r>
+              <w:rPr>
+                <w:sz w:val="28"/>
+                <w:szCs w:val="28"/>
+                <w:lang w:val="en-US"/>
+              </w:rPr>
+              <w:t>os</w:t>
+            </w:r>
+            <w:r>
+              <w:rPr>
+                <w:sz w:val="28"/>
+                <w:szCs w:val="28"/>
+                <w:lang w:val="en-US"/>
+              </w:rPr>
+              <w:t xml:space="preserve"> dados do horário do acervo</w:t>
+            </w:r>
+          </w:p>
+        </w:tc>
+      </w:tr>
+      <w:tr xmlns:wp14="http://schemas.microsoft.com/office/word/2010/wordml" wp14:textId="77777777">
+        <w:trPr>
+          <w:trHeight w:val="300"/>
+        </w:trPr>
+        <w:tc>
+          <w:tcPr>
+            <w:tcW w:w="10330" w:type="dxa"/>
+            <w:gridSpan w:val="2"/>
+            <w:tcMar/>
+            <w:vAlign w:val="top"/>
+          </w:tcPr>
+          <w:p>
+            <w:pPr>
+              <w:pStyle w:val="Heading2"/>
+              <w:rPr>
+                <w:b w:val="0"/>
+                <w:bCs w:val="0"/>
+                <w:vertAlign w:val="baseline"/>
+                <w:lang w:val="en-US"/>
+              </w:rPr>
+            </w:pPr>
+            <w:r>
+              <w:rPr>
+                <w:b w:val="1"/>
+                <w:bCs w:val="1"/>
+                <w:vertAlign w:val="baseline"/>
+                <w:lang w:val="en-US"/>
+              </w:rPr>
+              <w:t>Fluxo</w:t>
+            </w:r>
+            <w:r>
+              <w:rPr>
+                <w:b w:val="1"/>
+                <w:bCs w:val="1"/>
+                <w:vertAlign w:val="baseline"/>
+                <w:lang w:val="en-US"/>
+              </w:rPr>
+              <w:t xml:space="preserve"> Principal</w:t>
+            </w:r>
+          </w:p>
+        </w:tc>
+      </w:tr>
+      <w:tr xmlns:wp14="http://schemas.microsoft.com/office/word/2010/wordml" wp14:textId="77777777">
+        <w:trPr>
+          <w:trHeight w:val="1615"/>
+        </w:trPr>
+        <w:tc>
+          <w:tcPr>
+            <w:tcW w:w="10330" w:type="dxa"/>
+            <w:gridSpan w:val="2"/>
+            <w:tcMar/>
+            <w:vAlign w:val="top"/>
+          </w:tcPr>
+          <w:p>
+            <w:pPr>
+              <w:pStyle w:val="ListParagraph"/>
+              <w:numPr>
+                <w:ilvl w:val="0"/>
+                <w:numId w:val="11"/>
+              </w:numPr>
+              <w:rPr>
+                <w:sz w:val="28"/>
+                <w:szCs w:val="28"/>
+                <w:lang w:val="pt-BR"/>
+              </w:rPr>
+            </w:pPr>
+            <w:r>
+              <w:rPr>
+                <w:sz w:val="28"/>
+                <w:szCs w:val="28"/>
+                <w:lang w:val="pt-BR"/>
+              </w:rPr>
+              <w:t>Ator solicita ver os detalhes dos horários navegando pelas abas dos dias da semana</w:t>
+            </w:r>
+            <w:r>
+              <w:rPr>
+                <w:sz w:val="28"/>
+                <w:szCs w:val="28"/>
+                <w:lang w:val="pt-BR"/>
+              </w:rPr>
+              <w:t>.</w:t>
+            </w:r>
+          </w:p>
+          <w:p>
+            <w:pPr>
+              <w:pStyle w:val="ListParagraph"/>
+              <w:numPr>
+                <w:ilvl w:val="0"/>
+                <w:numId w:val="11"/>
+              </w:numPr>
+              <w:rPr/>
+            </w:pPr>
+            <w:r>
+              <w:rPr>
+                <w:sz w:val="28"/>
+                <w:szCs w:val="28"/>
+                <w:lang w:val="pt-BR"/>
+              </w:rPr>
+              <w:t>O sistema exibe todos os dados dos turnos (Início, Fim e Vigência) cadastrados para aquele dia da semana (</w:t>
+            </w:r>
+            <w:r>
+              <w:rPr>
+                <w:color w:val="FF0000"/>
+                <w:sz w:val="28"/>
+                <w:szCs w:val="28"/>
+                <w:lang w:val="pt-BR"/>
+              </w:rPr>
+              <w:t>Tela_022</w:t>
+            </w:r>
+            <w:r>
+              <w:rPr>
+                <w:sz w:val="28"/>
+                <w:szCs w:val="28"/>
+                <w:lang w:val="pt-BR"/>
+              </w:rPr>
+              <w:t>).</w:t>
+            </w:r>
+          </w:p>
+        </w:tc>
+      </w:tr>
+    </w:tbl>
+    <w:p>
+      <w:pPr>
+        <w:jc w:val="center"/>
+      </w:pPr>
+    </w:p>
+    <w:p>
+      <w:pPr>
+        <w:jc w:val="center"/>
+      </w:pPr>
+    </w:p>
+    <w:p xmlns:wp14="http://schemas.microsoft.com/office/word/2010/wordml" wp14:textId="77777777">
+      <w:pPr/>
+    </w:p>
+    <w:tbl>
+      <w:tblPr>
+        <w:tblW w:w="10548" w:type="dxa"/>
         <w:jc w:val="left"/>
         <w:tblInd w:w="-108.0" w:type="dxa"/>
         <w:tblBorders>
-          <w:top w:color="000000" w:space="0" w:sz="4" w:val="single"/>
-          <w:left w:color="000000" w:space="0" w:sz="4" w:val="single"/>
-          <w:bottom w:color="000000" w:space="0" w:sz="4" w:val="single"/>
-          <w:right w:color="000000" w:space="0" w:sz="4" w:val="single"/>
-          <w:insideH w:color="000000" w:space="0" w:sz="4" w:val="single"/>
-          <w:insideV w:color="000000" w:space="0" w:sz="4" w:val="single"/>
+          <w:top w:val="single" w:color="000000" w:themeColor="text1" w:sz="4" w:space="0"/>
+          <w:left w:val="single" w:color="000000" w:themeColor="text1" w:sz="4" w:space="0"/>
+          <w:bottom w:val="single" w:color="000000" w:themeColor="text1" w:sz="4" w:space="0"/>
+          <w:right w:val="single" w:color="000000" w:themeColor="text1" w:sz="4" w:space="0"/>
+          <w:insideH w:val="single" w:color="000000" w:themeColor="text1" w:sz="4" w:space="0"/>
+          <w:insideV w:val="single" w:color="000000" w:themeColor="text1" w:sz="4" w:space="0"/>
         </w:tblBorders>
         <w:tblLayout w:type="fixed"/>
-        <w:tblLook w:val="0000"/>
+        <w:tblLook w:val="0000" w:firstRow="0" w:lastRow="0" w:firstColumn="0" w:lastColumn="0" w:noHBand="0" w:noVBand="0"/>
+        <w:tblPrChange w:author="" w:id="769208221">
+          <w:tblPr/>
+        </w:tblPrChange>
       </w:tblPr>
       <w:tblGrid>
         <w:gridCol w:w="2628"/>
         <w:gridCol w:w="1800"/>
         <w:gridCol w:w="6120"/>
-        <w:tblGridChange w:id="0">
+        <w:tblGridChange w:id="942479651">
           <w:tblGrid>
             <w:gridCol w:w="2628"/>
             <w:gridCol w:w="1800"/>
@@ -3484,7 +5119,7 @@
           </w:tblGrid>
         </w:tblGridChange>
       </w:tblGrid>
-      <w:tr>
+      <w:tr xmlns:wp14="http://schemas.microsoft.com/office/word/2010/wordml" wp14:textId="77777777">
         <w:trPr>
           <w:cantSplit w:val="0"/>
           <w:tblHeader w:val="0"/>
@@ -3493,14 +5128,15 @@
           <w:tcPr>
             <w:gridSpan w:val="3"/>
             <w:tcBorders>
-              <w:top w:color="000000" w:space="0" w:sz="4" w:val="single"/>
-              <w:left w:color="000000" w:space="0" w:sz="4" w:val="single"/>
-              <w:bottom w:color="000000" w:space="0" w:sz="4" w:val="single"/>
-              <w:right w:color="000000" w:space="0" w:sz="4" w:val="single"/>
+              <w:top w:val="single" w:color="000000" w:themeColor="text1" w:sz="4" w:space="0"/>
+              <w:left w:val="single" w:color="000000" w:themeColor="text1" w:sz="4" w:space="0"/>
+              <w:bottom w:val="single" w:color="000000" w:themeColor="text1" w:sz="4" w:space="0"/>
+              <w:right w:val="single" w:color="000000" w:themeColor="text1" w:sz="4" w:space="0"/>
             </w:tcBorders>
+            <w:tcMar/>
             <w:vAlign w:val="top"/>
           </w:tcPr>
-          <w:p>
+          <w:p wp14:textId="77777777">
             <w:pPr>
               <w:jc w:val="center"/>
               <w:rPr>
@@ -3530,7 +5166,7 @@
           </w:p>
         </w:tc>
       </w:tr>
-      <w:tr>
+      <w:tr xmlns:wp14="http://schemas.microsoft.com/office/word/2010/wordml" wp14:textId="77777777">
         <w:trPr>
           <w:cantSplit w:val="0"/>
           <w:tblHeader w:val="0"/>
@@ -3538,14 +5174,15 @@
         <w:tc>
           <w:tcPr>
             <w:tcBorders>
-              <w:top w:color="000000" w:space="0" w:sz="4" w:val="single"/>
-              <w:left w:color="000000" w:space="0" w:sz="4" w:val="single"/>
-              <w:bottom w:color="000000" w:space="0" w:sz="4" w:val="single"/>
-              <w:right w:color="000000" w:space="0" w:sz="4" w:val="single"/>
+              <w:top w:val="single" w:color="000000" w:themeColor="text1" w:sz="4" w:space="0"/>
+              <w:left w:val="single" w:color="000000" w:themeColor="text1" w:sz="4" w:space="0"/>
+              <w:bottom w:val="single" w:color="000000" w:themeColor="text1" w:sz="4" w:space="0"/>
+              <w:right w:val="single" w:color="000000" w:themeColor="text1" w:sz="4" w:space="0"/>
             </w:tcBorders>
+            <w:tcMar/>
             <w:vAlign w:val="top"/>
           </w:tcPr>
-          <w:p>
+          <w:p wp14:textId="77777777">
             <w:pPr>
               <w:jc w:val="center"/>
               <w:rPr>
@@ -3564,14 +5201,15 @@
         <w:tc>
           <w:tcPr>
             <w:tcBorders>
-              <w:top w:color="000000" w:space="0" w:sz="4" w:val="single"/>
-              <w:left w:color="000000" w:space="0" w:sz="4" w:val="single"/>
-              <w:bottom w:color="000000" w:space="0" w:sz="4" w:val="single"/>
-              <w:right w:color="000000" w:space="0" w:sz="4" w:val="single"/>
+              <w:top w:val="single" w:color="000000" w:themeColor="text1" w:sz="4" w:space="0"/>
+              <w:left w:val="single" w:color="000000" w:themeColor="text1" w:sz="4" w:space="0"/>
+              <w:bottom w:val="single" w:color="000000" w:themeColor="text1" w:sz="4" w:space="0"/>
+              <w:right w:val="single" w:color="000000" w:themeColor="text1" w:sz="4" w:space="0"/>
             </w:tcBorders>
+            <w:tcMar/>
             <w:vAlign w:val="top"/>
           </w:tcPr>
-          <w:p>
+          <w:p wp14:textId="77777777">
             <w:pPr>
               <w:jc w:val="center"/>
               <w:rPr>
@@ -3590,31 +5228,33 @@
         <w:tc>
           <w:tcPr>
             <w:tcBorders>
-              <w:top w:color="000000" w:space="0" w:sz="4" w:val="single"/>
-              <w:left w:color="000000" w:space="0" w:sz="4" w:val="single"/>
-              <w:bottom w:color="000000" w:space="0" w:sz="4" w:val="single"/>
-              <w:right w:color="000000" w:space="0" w:sz="4" w:val="single"/>
+              <w:top w:val="single" w:color="000000" w:themeColor="text1" w:sz="4" w:space="0"/>
+              <w:left w:val="single" w:color="000000" w:themeColor="text1" w:sz="4" w:space="0"/>
+              <w:bottom w:val="single" w:color="000000" w:themeColor="text1" w:sz="4" w:space="0"/>
+              <w:right w:val="single" w:color="000000" w:themeColor="text1" w:sz="4" w:space="0"/>
             </w:tcBorders>
+            <w:tcMar/>
             <w:vAlign w:val="top"/>
           </w:tcPr>
-          <w:p>
+          <w:p wp14:textId="77777777">
             <w:pPr>
               <w:jc w:val="center"/>
               <w:rPr>
                 <w:vertAlign w:val="baseline"/>
+                <w:lang w:val="en-US"/>
               </w:rPr>
             </w:pPr>
             <w:r>
               <w:rPr>
                 <w:vertAlign w:val="baseline"/>
-                <w:rtl w:val="0"/>
-              </w:rPr>
-              <w:t xml:space="preserve">Alteração</w:t>
+                <w:lang w:val="en-US"/>
+              </w:rPr>
+              <w:t>Alteração</w:t>
             </w:r>
           </w:p>
         </w:tc>
       </w:tr>
-      <w:tr>
+      <w:tr xmlns:wp14="http://schemas.microsoft.com/office/word/2010/wordml" wp14:textId="77777777">
         <w:trPr>
           <w:cantSplit w:val="0"/>
           <w:tblHeader w:val="0"/>
@@ -3622,14 +5262,15 @@
         <w:tc>
           <w:tcPr>
             <w:tcBorders>
-              <w:top w:color="000000" w:space="0" w:sz="4" w:val="single"/>
-              <w:left w:color="000000" w:space="0" w:sz="4" w:val="single"/>
-              <w:bottom w:color="000000" w:space="0" w:sz="4" w:val="single"/>
-              <w:right w:color="000000" w:space="0" w:sz="4" w:val="single"/>
+              <w:top w:val="single" w:color="000000" w:themeColor="text1" w:sz="4" w:space="0"/>
+              <w:left w:val="single" w:color="000000" w:themeColor="text1" w:sz="4" w:space="0"/>
+              <w:bottom w:val="single" w:color="000000" w:themeColor="text1" w:sz="4" w:space="0"/>
+              <w:right w:val="single" w:color="000000" w:themeColor="text1" w:sz="4" w:space="0"/>
             </w:tcBorders>
+            <w:tcMar/>
             <w:vAlign w:val="top"/>
           </w:tcPr>
-          <w:p>
+          <w:p wp14:textId="77777777">
             <w:pPr>
               <w:jc w:val="center"/>
               <w:rPr>
@@ -3652,14 +5293,15 @@
         <w:tc>
           <w:tcPr>
             <w:tcBorders>
-              <w:top w:color="000000" w:space="0" w:sz="4" w:val="single"/>
-              <w:left w:color="000000" w:space="0" w:sz="4" w:val="single"/>
-              <w:bottom w:color="000000" w:space="0" w:sz="4" w:val="single"/>
-              <w:right w:color="000000" w:space="0" w:sz="4" w:val="single"/>
+              <w:top w:val="single" w:color="000000" w:themeColor="text1" w:sz="4" w:space="0"/>
+              <w:left w:val="single" w:color="000000" w:themeColor="text1" w:sz="4" w:space="0"/>
+              <w:bottom w:val="single" w:color="000000" w:themeColor="text1" w:sz="4" w:space="0"/>
+              <w:right w:val="single" w:color="000000" w:themeColor="text1" w:sz="4" w:space="0"/>
             </w:tcBorders>
+            <w:tcMar/>
             <w:vAlign w:val="top"/>
           </w:tcPr>
-          <w:p>
+          <w:p wp14:textId="77777777">
             <w:pPr>
               <w:jc w:val="center"/>
               <w:rPr>
@@ -3682,29 +5324,31 @@
         <w:tc>
           <w:tcPr>
             <w:tcBorders>
-              <w:top w:color="000000" w:space="0" w:sz="4" w:val="single"/>
-              <w:left w:color="000000" w:space="0" w:sz="4" w:val="single"/>
-              <w:bottom w:color="000000" w:space="0" w:sz="4" w:val="single"/>
-              <w:right w:color="000000" w:space="0" w:sz="4" w:val="single"/>
+              <w:top w:val="single" w:color="000000" w:themeColor="text1" w:sz="4" w:space="0"/>
+              <w:left w:val="single" w:color="000000" w:themeColor="text1" w:sz="4" w:space="0"/>
+              <w:bottom w:val="single" w:color="000000" w:themeColor="text1" w:sz="4" w:space="0"/>
+              <w:right w:val="single" w:color="000000" w:themeColor="text1" w:sz="4" w:space="0"/>
             </w:tcBorders>
+            <w:tcMar/>
             <w:vAlign w:val="top"/>
           </w:tcPr>
-          <w:p>
+          <w:p wp14:textId="77777777">
             <w:pPr>
               <w:jc w:val="center"/>
               <w:rPr>
                 <w:vertAlign w:val="baseline"/>
+                <w:lang w:val="en-US"/>
               </w:rPr>
             </w:pPr>
             <w:r>
               <w:rPr>
                 <w:vertAlign w:val="baseline"/>
-                <w:rtl w:val="0"/>
-              </w:rPr>
-              <w:t xml:space="preserve">Criação do Caso de Uso</w:t>
-            </w:r>
-          </w:p>
-          <w:p>
+                <w:lang w:val="en-US"/>
+              </w:rPr>
+              <w:t>Criação do Caso de Uso</w:t>
+            </w:r>
+          </w:p>
+          <w:p wp14:textId="77777777">
             <w:pPr>
               <w:jc w:val="center"/>
               <w:rPr>
@@ -3719,7 +5363,7 @@
           </w:p>
         </w:tc>
       </w:tr>
-      <w:tr>
+      <w:tr xmlns:wp14="http://schemas.microsoft.com/office/word/2010/wordml" wp14:textId="77777777">
         <w:trPr>
           <w:cantSplit w:val="0"/>
           <w:tblHeader w:val="0"/>
@@ -3727,14 +5371,15 @@
         <w:tc>
           <w:tcPr>
             <w:tcBorders>
-              <w:top w:color="000000" w:space="0" w:sz="4" w:val="single"/>
-              <w:left w:color="000000" w:space="0" w:sz="4" w:val="single"/>
-              <w:bottom w:color="000000" w:space="0" w:sz="4" w:val="single"/>
-              <w:right w:color="000000" w:space="0" w:sz="4" w:val="single"/>
+              <w:top w:val="single" w:color="000000" w:themeColor="text1" w:sz="4" w:space="0"/>
+              <w:left w:val="single" w:color="000000" w:themeColor="text1" w:sz="4" w:space="0"/>
+              <w:bottom w:val="single" w:color="000000" w:themeColor="text1" w:sz="4" w:space="0"/>
+              <w:right w:val="single" w:color="000000" w:themeColor="text1" w:sz="4" w:space="0"/>
             </w:tcBorders>
+            <w:tcMar/>
             <w:vAlign w:val="top"/>
           </w:tcPr>
-          <w:p>
+          <w:p wp14:textId="77777777">
             <w:pPr>
               <w:jc w:val="center"/>
               <w:rPr/>
@@ -3750,59 +5395,167 @@
         <w:tc>
           <w:tcPr>
             <w:tcBorders>
-              <w:top w:color="000000" w:space="0" w:sz="4" w:val="single"/>
-              <w:left w:color="000000" w:space="0" w:sz="4" w:val="single"/>
-              <w:bottom w:color="000000" w:space="0" w:sz="4" w:val="single"/>
-              <w:right w:color="000000" w:space="0" w:sz="4" w:val="single"/>
+              <w:top w:val="single" w:color="000000" w:themeColor="text1" w:sz="4" w:space="0"/>
+              <w:left w:val="single" w:color="000000" w:themeColor="text1" w:sz="4" w:space="0"/>
+              <w:bottom w:val="single" w:color="000000" w:themeColor="text1" w:sz="4" w:space="0"/>
+              <w:right w:val="single" w:color="000000" w:themeColor="text1" w:sz="4" w:space="0"/>
             </w:tcBorders>
+            <w:tcMar/>
             <w:vAlign w:val="top"/>
           </w:tcPr>
-          <w:p>
+          <w:p wp14:textId="420EDAB3">
             <w:pPr>
               <w:jc w:val="center"/>
-              <w:rPr/>
-            </w:pPr>
-            <w:r>
-              <w:rPr>
-                <w:rtl w:val="0"/>
-              </w:rPr>
-              <w:t xml:space="preserve">Guilherme Seeixas</w:t>
+            </w:pPr>
+            <w:r>
+              <w:rPr>
+                <w:lang w:val="en-US"/>
+              </w:rPr>
+              <w:t xml:space="preserve">Guilherme </w:t>
+            </w:r>
+            <w:r>
+              <w:rPr>
+                <w:lang w:val="en-US"/>
+              </w:rPr>
+              <w:t>Seixas</w:t>
             </w:r>
           </w:p>
         </w:tc>
         <w:tc>
           <w:tcPr>
             <w:tcBorders>
-              <w:top w:color="000000" w:space="0" w:sz="4" w:val="single"/>
-              <w:left w:color="000000" w:space="0" w:sz="4" w:val="single"/>
-              <w:bottom w:color="000000" w:space="0" w:sz="4" w:val="single"/>
-              <w:right w:color="000000" w:space="0" w:sz="4" w:val="single"/>
+              <w:top w:val="single" w:color="000000" w:themeColor="text1" w:sz="4" w:space="0"/>
+              <w:left w:val="single" w:color="000000" w:themeColor="text1" w:sz="4" w:space="0"/>
+              <w:bottom w:val="single" w:color="000000" w:themeColor="text1" w:sz="4" w:space="0"/>
+              <w:right w:val="single" w:color="000000" w:themeColor="text1" w:sz="4" w:space="0"/>
             </w:tcBorders>
+            <w:tcMar/>
+            <w:vAlign w:val="top"/>
+          </w:tcPr>
+          <w:p wp14:textId="0B74C494">
+            <w:pPr>
+              <w:jc w:val="center"/>
+            </w:pPr>
+            <w:r>
+              <w:rPr>
+                <w:lang w:val="en-US"/>
+              </w:rPr>
+              <w:t>Adição</w:t>
+            </w:r>
+            <w:r>
+              <w:rPr>
+                <w:lang w:val="en-US"/>
+              </w:rPr>
+              <w:t xml:space="preserve"> </w:t>
+            </w:r>
+            <w:r>
+              <w:rPr>
+                <w:lang w:val="en-US"/>
+              </w:rPr>
+              <w:t>Fluxo</w:t>
+            </w:r>
+            <w:r>
+              <w:rPr>
+                <w:lang w:val="en-US"/>
+              </w:rPr>
+              <w:t xml:space="preserve"> </w:t>
+            </w:r>
+            <w:r>
+              <w:rPr>
+                <w:lang w:val="en-US"/>
+              </w:rPr>
+              <w:t>Exceção</w:t>
+            </w:r>
+            <w:r>
+              <w:rPr>
+                <w:rtl w:val="0"/>
+              </w:rPr>
+            </w:r>
+          </w:p>
+        </w:tc>
+      </w:tr>
+      <w:tr xmlns:wp14="http://schemas.microsoft.com/office/word/2010/wordml" wp14:textId="77777777">
+        <w:trPr>
+          <w:cantSplit w:val="0"/>
+          <w:tblHeader w:val="0"/>
+          <w:trHeight w:val="300"/>
+        </w:trPr>
+        <w:tc>
+          <w:tcPr>
+            <w:tcW w:w="2628" w:type="dxa"/>
+            <w:tcBorders>
+              <w:top w:val="single" w:color="000000" w:themeColor="text1" w:sz="4" w:space="0"/>
+              <w:left w:val="single" w:color="000000" w:themeColor="text1" w:sz="4" w:space="0"/>
+              <w:bottom w:val="single" w:color="000000" w:themeColor="text1" w:sz="4" w:space="0"/>
+              <w:right w:val="single" w:color="000000" w:themeColor="text1" w:sz="4" w:space="0"/>
+            </w:tcBorders>
+            <w:tcMar/>
             <w:vAlign w:val="top"/>
           </w:tcPr>
           <w:p>
             <w:pPr>
+              <w:pStyle w:val="Normal"/>
               <w:jc w:val="center"/>
-              <w:rPr>
-                <w:vertAlign w:val="baseline"/>
-              </w:rPr>
-            </w:pPr>
-            <w:r>
-              <w:rPr>
-                <w:rtl w:val="0"/>
-              </w:rPr>
-              <w:t xml:space="preserve">Adição Fluxo Exceção</w:t>
-            </w:r>
-            <w:r>
-              <w:rPr>
-                <w:rtl w:val="0"/>
-              </w:rPr>
+            </w:pPr>
+            <w:r>
+              <w:rPr/>
+              <w:t>15/09/2026</w:t>
+            </w:r>
+          </w:p>
+        </w:tc>
+        <w:tc>
+          <w:tcPr>
+            <w:tcW w:w="1800" w:type="dxa"/>
+            <w:tcBorders>
+              <w:top w:val="single" w:color="000000" w:themeColor="text1" w:sz="4" w:space="0"/>
+              <w:left w:val="single" w:color="000000" w:themeColor="text1" w:sz="4" w:space="0"/>
+              <w:bottom w:val="single" w:color="000000" w:themeColor="text1" w:sz="4" w:space="0"/>
+              <w:right w:val="single" w:color="000000" w:themeColor="text1" w:sz="4" w:space="0"/>
+            </w:tcBorders>
+            <w:tcMar/>
+            <w:vAlign w:val="top"/>
+          </w:tcPr>
+          <w:p>
+            <w:pPr>
+              <w:pStyle w:val="Normal"/>
+              <w:jc w:val="center"/>
+            </w:pPr>
+            <w:r>
+              <w:rPr>
+                <w:lang w:val="en-US"/>
+              </w:rPr>
+              <w:t>Guilherme Seixas</w:t>
+            </w:r>
+          </w:p>
+        </w:tc>
+        <w:tc>
+          <w:tcPr>
+            <w:tcW w:w="6120" w:type="dxa"/>
+            <w:tcBorders>
+              <w:top w:val="single" w:color="000000" w:themeColor="text1" w:sz="4" w:space="0"/>
+              <w:left w:val="single" w:color="000000" w:themeColor="text1" w:sz="4" w:space="0"/>
+              <w:bottom w:val="single" w:color="000000" w:themeColor="text1" w:sz="4" w:space="0"/>
+              <w:right w:val="single" w:color="000000" w:themeColor="text1" w:sz="4" w:space="0"/>
+            </w:tcBorders>
+            <w:tcMar/>
+            <w:vAlign w:val="top"/>
+          </w:tcPr>
+          <w:p>
+            <w:pPr>
+              <w:pStyle w:val="Normal"/>
+              <w:jc w:val="center"/>
+            </w:pPr>
+            <w:r>
+              <w:rPr>
+                <w:lang w:val="en-US"/>
+              </w:rPr>
+              <w:t>Atualização dos fluxos para adequação aos novos protótipos da tela de Expediente</w:t>
             </w:r>
           </w:p>
         </w:tc>
       </w:tr>
     </w:tbl>
-    <w:p>
+    <w:p xmlns:wp14="http://schemas.microsoft.com/office/word/2010/wordml" wp14:textId="77777777">
       <w:pPr>
         <w:rPr>
           <w:vertAlign w:val="baseline"/>
@@ -3815,9 +5568,10 @@
       </w:r>
     </w:p>
     <w:sectPr>
-      <w:pgSz w:h="16838" w:w="11906" w:orient="portrait"/>
-      <w:pgMar w:bottom="1418" w:top="1418" w:left="851" w:right="851" w:header="709" w:footer="709"/>
+      <w:pgSz w:w="11906" w:h="16838" w:orient="portrait"/>
+      <w:pgMar w:top="1418" w:right="851" w:bottom="1418" w:left="851" w:header="709" w:footer="709"/>
       <w:pgNumType w:start="1"/>
+      <w:cols w:num="1"/>
     </w:sectPr>
   </w:body>
 </w:document>
@@ -3825,8 +5579,10 @@
 
 <file path=word/numbering.xml><?xml version="1.0" encoding="utf-8"?>
 <w:numbering xmlns:mc="http://schemas.openxmlformats.org/markup-compatibility/2006" xmlns:o="urn:schemas-microsoft-com:office:office" xmlns:r="http://schemas.openxmlformats.org/officeDocument/2006/relationships" xmlns:m="http://schemas.openxmlformats.org/officeDocument/2006/math" xmlns:v="urn:schemas-microsoft-com:vml" xmlns:wp="http://schemas.openxmlformats.org/drawingml/2006/wordprocessingDrawing" xmlns:w10="urn:schemas-microsoft-com:office:word" xmlns:w="http://schemas.openxmlformats.org/wordprocessingml/2006/main" xmlns:wne="http://schemas.microsoft.com/office/word/2006/wordml" xmlns:sl="http://schemas.openxmlformats.org/schemaLibrary/2006/main" xmlns:a="http://schemas.openxmlformats.org/drawingml/2006/main" xmlns:pic="http://schemas.openxmlformats.org/drawingml/2006/picture" xmlns:c="http://schemas.openxmlformats.org/drawingml/2006/chart" xmlns:lc="http://schemas.openxmlformats.org/drawingml/2006/lockedCanvas" xmlns:dgm="http://schemas.openxmlformats.org/drawingml/2006/diagram" xmlns:wps="http://schemas.microsoft.com/office/word/2010/wordprocessingShape" xmlns:wpg="http://schemas.microsoft.com/office/word/2010/wordprocessingGroup" xmlns:w14="http://schemas.microsoft.com/office/word/2010/wordml" xmlns:w15="http://schemas.microsoft.com/office/word/2012/wordml" xmlns:w16="http://schemas.microsoft.com/office/word/2018/wordml" xmlns:w16cex="http://schemas.microsoft.com/office/word/2018/wordml/cex" xmlns:w16cid="http://schemas.microsoft.com/office/word/2016/wordml/cid" xmlns="http://schemas.microsoft.com/office/tasks/2019/documenttasks" xmlns:cr="http://schemas.microsoft.com/office/comments/2020/reactions">
-  <w:abstractNum w:abstractNumId="1">
-    <w:lvl w:ilvl="0">
+  <w:abstractNum xmlns:w="http://schemas.openxmlformats.org/wordprocessingml/2006/main" w:abstractNumId="11">
+    <w:nsid w:val="238cf0e5"/>
+    <w:multiLevelType xmlns:w="http://schemas.openxmlformats.org/wordprocessingml/2006/main" w:val="hybridMultilevel"/>
+    <w:lvl xmlns:w="http://schemas.openxmlformats.org/wordprocessingml/2006/main" w:ilvl="0">
       <w:start w:val="1"/>
       <w:numFmt w:val="decimal"/>
       <w:lvlText w:val="%1."/>
@@ -3834,11 +5590,8 @@
       <w:pPr>
         <w:ind w:left="720" w:hanging="360"/>
       </w:pPr>
-      <w:rPr>
-        <w:u w:val="none"/>
-      </w:rPr>
-    </w:lvl>
-    <w:lvl w:ilvl="1">
+    </w:lvl>
+    <w:lvl xmlns:w="http://schemas.openxmlformats.org/wordprocessingml/2006/main" w:ilvl="1">
       <w:start w:val="1"/>
       <w:numFmt w:val="lowerLetter"/>
       <w:lvlText w:val="%2."/>
@@ -3846,23 +5599,17 @@
       <w:pPr>
         <w:ind w:left="1440" w:hanging="360"/>
       </w:pPr>
-      <w:rPr>
-        <w:u w:val="none"/>
-      </w:rPr>
-    </w:lvl>
-    <w:lvl w:ilvl="2">
+    </w:lvl>
+    <w:lvl xmlns:w="http://schemas.openxmlformats.org/wordprocessingml/2006/main" w:ilvl="2">
       <w:start w:val="1"/>
       <w:numFmt w:val="lowerRoman"/>
       <w:lvlText w:val="%3."/>
       <w:lvlJc w:val="right"/>
       <w:pPr>
-        <w:ind w:left="2160" w:hanging="360"/>
-      </w:pPr>
-      <w:rPr>
-        <w:u w:val="none"/>
-      </w:rPr>
-    </w:lvl>
-    <w:lvl w:ilvl="3">
+        <w:ind w:left="2160" w:hanging="180"/>
+      </w:pPr>
+    </w:lvl>
+    <w:lvl xmlns:w="http://schemas.openxmlformats.org/wordprocessingml/2006/main" w:ilvl="3">
       <w:start w:val="1"/>
       <w:numFmt w:val="decimal"/>
       <w:lvlText w:val="%4."/>
@@ -3870,11 +5617,8 @@
       <w:pPr>
         <w:ind w:left="2880" w:hanging="360"/>
       </w:pPr>
-      <w:rPr>
-        <w:u w:val="none"/>
-      </w:rPr>
-    </w:lvl>
-    <w:lvl w:ilvl="4">
+    </w:lvl>
+    <w:lvl xmlns:w="http://schemas.openxmlformats.org/wordprocessingml/2006/main" w:ilvl="4">
       <w:start w:val="1"/>
       <w:numFmt w:val="lowerLetter"/>
       <w:lvlText w:val="%5."/>
@@ -3882,23 +5626,17 @@
       <w:pPr>
         <w:ind w:left="3600" w:hanging="360"/>
       </w:pPr>
-      <w:rPr>
-        <w:u w:val="none"/>
-      </w:rPr>
-    </w:lvl>
-    <w:lvl w:ilvl="5">
+    </w:lvl>
+    <w:lvl xmlns:w="http://schemas.openxmlformats.org/wordprocessingml/2006/main" w:ilvl="5">
       <w:start w:val="1"/>
       <w:numFmt w:val="lowerRoman"/>
       <w:lvlText w:val="%6."/>
       <w:lvlJc w:val="right"/>
       <w:pPr>
-        <w:ind w:left="4320" w:hanging="360"/>
-      </w:pPr>
-      <w:rPr>
-        <w:u w:val="none"/>
-      </w:rPr>
-    </w:lvl>
-    <w:lvl w:ilvl="6">
+        <w:ind w:left="4320" w:hanging="180"/>
+      </w:pPr>
+    </w:lvl>
+    <w:lvl xmlns:w="http://schemas.openxmlformats.org/wordprocessingml/2006/main" w:ilvl="6">
       <w:start w:val="1"/>
       <w:numFmt w:val="decimal"/>
       <w:lvlText w:val="%7."/>
@@ -3906,11 +5644,8 @@
       <w:pPr>
         <w:ind w:left="5040" w:hanging="360"/>
       </w:pPr>
-      <w:rPr>
-        <w:u w:val="none"/>
-      </w:rPr>
-    </w:lvl>
-    <w:lvl w:ilvl="7">
+    </w:lvl>
+    <w:lvl xmlns:w="http://schemas.openxmlformats.org/wordprocessingml/2006/main" w:ilvl="7">
       <w:start w:val="1"/>
       <w:numFmt w:val="lowerLetter"/>
       <w:lvlText w:val="%8."/>
@@ -3918,22 +5653,212 @@
       <w:pPr>
         <w:ind w:left="5760" w:hanging="360"/>
       </w:pPr>
-      <w:rPr>
-        <w:u w:val="none"/>
-      </w:rPr>
-    </w:lvl>
-    <w:lvl w:ilvl="8">
+    </w:lvl>
+    <w:lvl xmlns:w="http://schemas.openxmlformats.org/wordprocessingml/2006/main" w:ilvl="8">
       <w:start w:val="1"/>
       <w:numFmt w:val="lowerRoman"/>
       <w:lvlText w:val="%9."/>
       <w:lvlJc w:val="right"/>
       <w:pPr>
+        <w:ind w:left="6480" w:hanging="180"/>
+      </w:pPr>
+    </w:lvl>
+  </w:abstractNum>
+  <w:abstractNum xmlns:w="http://schemas.openxmlformats.org/wordprocessingml/2006/main" w:abstractNumId="10">
+    <w:nsid w:val="3204d269"/>
+    <w:multiLevelType xmlns:w="http://schemas.openxmlformats.org/wordprocessingml/2006/main" w:val="hybridMultilevel"/>
+    <w:lvl xmlns:w="http://schemas.openxmlformats.org/wordprocessingml/2006/main" w:ilvl="0">
+      <w:start w:val="1"/>
+      <w:numFmt w:val="decimal"/>
+      <w:lvlText w:val="%1."/>
+      <w:lvlJc w:val="left"/>
+      <w:pPr>
+        <w:ind w:left="720" w:hanging="360"/>
+      </w:pPr>
+    </w:lvl>
+    <w:lvl xmlns:w="http://schemas.openxmlformats.org/wordprocessingml/2006/main" w:ilvl="1">
+      <w:start w:val="1"/>
+      <w:numFmt w:val="lowerLetter"/>
+      <w:lvlText w:val="%2."/>
+      <w:lvlJc w:val="left"/>
+      <w:pPr>
+        <w:ind w:left="1440" w:hanging="360"/>
+      </w:pPr>
+    </w:lvl>
+    <w:lvl xmlns:w="http://schemas.openxmlformats.org/wordprocessingml/2006/main" w:ilvl="2">
+      <w:start w:val="1"/>
+      <w:numFmt w:val="lowerRoman"/>
+      <w:lvlText w:val="%3."/>
+      <w:lvlJc w:val="right"/>
+      <w:pPr>
+        <w:ind w:left="2160" w:hanging="180"/>
+      </w:pPr>
+    </w:lvl>
+    <w:lvl xmlns:w="http://schemas.openxmlformats.org/wordprocessingml/2006/main" w:ilvl="3">
+      <w:start w:val="1"/>
+      <w:numFmt w:val="decimal"/>
+      <w:lvlText w:val="%4."/>
+      <w:lvlJc w:val="left"/>
+      <w:pPr>
+        <w:ind w:left="2880" w:hanging="360"/>
+      </w:pPr>
+    </w:lvl>
+    <w:lvl xmlns:w="http://schemas.openxmlformats.org/wordprocessingml/2006/main" w:ilvl="4">
+      <w:start w:val="1"/>
+      <w:numFmt w:val="lowerLetter"/>
+      <w:lvlText w:val="%5."/>
+      <w:lvlJc w:val="left"/>
+      <w:pPr>
+        <w:ind w:left="3600" w:hanging="360"/>
+      </w:pPr>
+    </w:lvl>
+    <w:lvl xmlns:w="http://schemas.openxmlformats.org/wordprocessingml/2006/main" w:ilvl="5">
+      <w:start w:val="1"/>
+      <w:numFmt w:val="lowerRoman"/>
+      <w:lvlText w:val="%6."/>
+      <w:lvlJc w:val="right"/>
+      <w:pPr>
+        <w:ind w:left="4320" w:hanging="180"/>
+      </w:pPr>
+    </w:lvl>
+    <w:lvl xmlns:w="http://schemas.openxmlformats.org/wordprocessingml/2006/main" w:ilvl="6">
+      <w:start w:val="1"/>
+      <w:numFmt w:val="decimal"/>
+      <w:lvlText w:val="%7."/>
+      <w:lvlJc w:val="left"/>
+      <w:pPr>
+        <w:ind w:left="5040" w:hanging="360"/>
+      </w:pPr>
+    </w:lvl>
+    <w:lvl xmlns:w="http://schemas.openxmlformats.org/wordprocessingml/2006/main" w:ilvl="7">
+      <w:start w:val="1"/>
+      <w:numFmt w:val="lowerLetter"/>
+      <w:lvlText w:val="%8."/>
+      <w:lvlJc w:val="left"/>
+      <w:pPr>
+        <w:ind w:left="5760" w:hanging="360"/>
+      </w:pPr>
+    </w:lvl>
+    <w:lvl xmlns:w="http://schemas.openxmlformats.org/wordprocessingml/2006/main" w:ilvl="8">
+      <w:start w:val="1"/>
+      <w:numFmt w:val="lowerRoman"/>
+      <w:lvlText w:val="%9."/>
+      <w:lvlJc w:val="right"/>
+      <w:pPr>
+        <w:ind w:left="6480" w:hanging="180"/>
+      </w:pPr>
+    </w:lvl>
+  </w:abstractNum>
+  <w:abstractNum w:abstractNumId="1">
+    <w:lvl w:ilvl="0">
+      <w:start w:val="1"/>
+      <w:numFmt w:val="decimal"/>
+      <w:lvlText w:val="%1."/>
+      <w:lvlJc w:val="left"/>
+      <w:pPr>
+        <w:ind w:left="720" w:hanging="360"/>
+      </w:pPr>
+      <w:rPr>
+        <w:u w:val="none"/>
+      </w:rPr>
+    </w:lvl>
+    <w:lvl w:ilvl="1">
+      <w:start w:val="1"/>
+      <w:numFmt w:val="lowerLetter"/>
+      <w:lvlText w:val="%2."/>
+      <w:lvlJc w:val="left"/>
+      <w:pPr>
+        <w:ind w:left="1440" w:hanging="360"/>
+      </w:pPr>
+      <w:rPr>
+        <w:u w:val="none"/>
+      </w:rPr>
+    </w:lvl>
+    <w:lvl w:ilvl="2">
+      <w:start w:val="1"/>
+      <w:numFmt w:val="lowerRoman"/>
+      <w:lvlText w:val="%3."/>
+      <w:lvlJc w:val="right"/>
+      <w:pPr>
+        <w:ind w:left="2160" w:hanging="360"/>
+      </w:pPr>
+      <w:rPr>
+        <w:u w:val="none"/>
+      </w:rPr>
+    </w:lvl>
+    <w:lvl w:ilvl="3">
+      <w:start w:val="1"/>
+      <w:numFmt w:val="decimal"/>
+      <w:lvlText w:val="%4."/>
+      <w:lvlJc w:val="left"/>
+      <w:pPr>
+        <w:ind w:left="2880" w:hanging="360"/>
+      </w:pPr>
+      <w:rPr>
+        <w:u w:val="none"/>
+      </w:rPr>
+    </w:lvl>
+    <w:lvl w:ilvl="4">
+      <w:start w:val="1"/>
+      <w:numFmt w:val="lowerLetter"/>
+      <w:lvlText w:val="%5."/>
+      <w:lvlJc w:val="left"/>
+      <w:pPr>
+        <w:ind w:left="3600" w:hanging="360"/>
+      </w:pPr>
+      <w:rPr>
+        <w:u w:val="none"/>
+      </w:rPr>
+    </w:lvl>
+    <w:lvl w:ilvl="5">
+      <w:start w:val="1"/>
+      <w:numFmt w:val="lowerRoman"/>
+      <w:lvlText w:val="%6."/>
+      <w:lvlJc w:val="right"/>
+      <w:pPr>
+        <w:ind w:left="4320" w:hanging="360"/>
+      </w:pPr>
+      <w:rPr>
+        <w:u w:val="none"/>
+      </w:rPr>
+    </w:lvl>
+    <w:lvl w:ilvl="6">
+      <w:start w:val="1"/>
+      <w:numFmt w:val="decimal"/>
+      <w:lvlText w:val="%7."/>
+      <w:lvlJc w:val="left"/>
+      <w:pPr>
+        <w:ind w:left="5040" w:hanging="360"/>
+      </w:pPr>
+      <w:rPr>
+        <w:u w:val="none"/>
+      </w:rPr>
+    </w:lvl>
+    <w:lvl w:ilvl="7">
+      <w:start w:val="1"/>
+      <w:numFmt w:val="lowerLetter"/>
+      <w:lvlText w:val="%8."/>
+      <w:lvlJc w:val="left"/>
+      <w:pPr>
+        <w:ind w:left="5760" w:hanging="360"/>
+      </w:pPr>
+      <w:rPr>
+        <w:u w:val="none"/>
+      </w:rPr>
+    </w:lvl>
+    <w:lvl w:ilvl="8">
+      <w:start w:val="1"/>
+      <w:numFmt w:val="lowerRoman"/>
+      <w:lvlText w:val="%9."/>
+      <w:lvlJc w:val="right"/>
+      <w:pPr>
         <w:ind w:left="6480" w:hanging="360"/>
       </w:pPr>
       <w:rPr>
         <w:u w:val="none"/>
       </w:rPr>
     </w:lvl>
+    <w:nsid w:val="1b06ffe5"/>
   </w:abstractNum>
   <w:abstractNum w:abstractNumId="2">
     <w:lvl w:ilvl="0">
@@ -4044,6 +5969,7 @@
         <w:u w:val="none"/>
       </w:rPr>
     </w:lvl>
+    <w:nsid w:val="29d2349c"/>
   </w:abstractNum>
   <w:abstractNum w:abstractNumId="3">
     <w:lvl w:ilvl="0">
@@ -4154,6 +6080,7 @@
         <w:u w:val="none"/>
       </w:rPr>
     </w:lvl>
+    <w:nsid w:val="5c165bc6"/>
   </w:abstractNum>
   <w:abstractNum w:abstractNumId="4">
     <w:lvl w:ilvl="0">
@@ -4264,6 +6191,7 @@
         <w:u w:val="none"/>
       </w:rPr>
     </w:lvl>
+    <w:nsid w:val="6b5c3b31"/>
   </w:abstractNum>
   <w:abstractNum w:abstractNumId="5">
     <w:lvl w:ilvl="0">
@@ -4374,6 +6302,7 @@
         <w:u w:val="none"/>
       </w:rPr>
     </w:lvl>
+    <w:nsid w:val="62862da2"/>
   </w:abstractNum>
   <w:abstractNum w:abstractNumId="6">
     <w:lvl w:ilvl="0">
@@ -4484,6 +6413,7 @@
         <w:vertAlign w:val="baseline"/>
       </w:rPr>
     </w:lvl>
+    <w:nsid w:val="4137ac03"/>
   </w:abstractNum>
   <w:abstractNum w:abstractNumId="7">
     <w:lvl w:ilvl="0">
@@ -4594,6 +6524,7 @@
         <w:vertAlign w:val="baseline"/>
       </w:rPr>
     </w:lvl>
+    <w:nsid w:val="1b93033c"/>
   </w:abstractNum>
   <w:abstractNum w:abstractNumId="8">
     <w:lvl w:ilvl="0">
@@ -4704,6 +6635,7 @@
         <w:vertAlign w:val="baseline"/>
       </w:rPr>
     </w:lvl>
+    <w:nsid w:val="6041e4c"/>
   </w:abstractNum>
   <w:abstractNum w:abstractNumId="9">
     <w:lvl w:ilvl="0">
@@ -4814,7 +6746,14 @@
         <w:u w:val="none"/>
       </w:rPr>
     </w:lvl>
+    <w:nsid w:val="3cc66e44"/>
   </w:abstractNum>
+  <w:num w:numId="11">
+    <w:abstractNumId w:val="11"/>
+  </w:num>
+  <w:num w:numId="10">
+    <w:abstractNumId w:val="10"/>
+  </w:num>
   <w:num w:numId="1">
     <w:abstractNumId w:val="1"/>
   </w:num>
@@ -4846,7 +6785,7 @@
 </file>
 
 <file path=word/styles.xml><?xml version="1.0" encoding="utf-8"?>
-<w:styles xmlns:mc="http://schemas.openxmlformats.org/markup-compatibility/2006" xmlns:o="urn:schemas-microsoft-com:office:office" xmlns:r="http://schemas.openxmlformats.org/officeDocument/2006/relationships" xmlns:m="http://schemas.openxmlformats.org/officeDocument/2006/math" xmlns:v="urn:schemas-microsoft-com:vml" xmlns:wp="http://schemas.openxmlformats.org/drawingml/2006/wordprocessingDrawing" xmlns:w10="urn:schemas-microsoft-com:office:word" xmlns:w="http://schemas.openxmlformats.org/wordprocessingml/2006/main" xmlns:wne="http://schemas.microsoft.com/office/word/2006/wordml" xmlns:sl="http://schemas.openxmlformats.org/schemaLibrary/2006/main" xmlns:a="http://schemas.openxmlformats.org/drawingml/2006/main" xmlns:pic="http://schemas.openxmlformats.org/drawingml/2006/picture" xmlns:c="http://schemas.openxmlformats.org/drawingml/2006/chart" xmlns:lc="http://schemas.openxmlformats.org/drawingml/2006/lockedCanvas" xmlns:dgm="http://schemas.openxmlformats.org/drawingml/2006/diagram" xmlns:wps="http://schemas.microsoft.com/office/word/2010/wordprocessingShape" xmlns:wpg="http://schemas.microsoft.com/office/word/2010/wordprocessingGroup" xmlns:w14="http://schemas.microsoft.com/office/word/2010/wordml" xmlns:w15="http://schemas.microsoft.com/office/word/2012/wordml" xmlns:w16="http://schemas.microsoft.com/office/word/2018/wordml" xmlns:w16cex="http://schemas.microsoft.com/office/word/2018/wordml/cex" xmlns:w16cid="http://schemas.microsoft.com/office/word/2016/wordml/cid" xmlns="http://schemas.microsoft.com/office/tasks/2019/documenttasks" xmlns:cr="http://schemas.microsoft.com/office/comments/2020/reactions">
+<w:styles xmlns:wp14="http://schemas.microsoft.com/office/word/2010/wordprocessingDrawing" xmlns:mc="http://schemas.openxmlformats.org/markup-compatibility/2006" xmlns:o="urn:schemas-microsoft-com:office:office" xmlns:r="http://schemas.openxmlformats.org/officeDocument/2006/relationships" xmlns:m="http://schemas.openxmlformats.org/officeDocument/2006/math" xmlns:v="urn:schemas-microsoft-com:vml" xmlns:wp="http://schemas.openxmlformats.org/drawingml/2006/wordprocessingDrawing" xmlns:w10="urn:schemas-microsoft-com:office:word" xmlns:w="http://schemas.openxmlformats.org/wordprocessingml/2006/main" xmlns:wne="http://schemas.microsoft.com/office/word/2006/wordml" xmlns:sl="http://schemas.openxmlformats.org/schemaLibrary/2006/main" xmlns:a="http://schemas.openxmlformats.org/drawingml/2006/main" xmlns:pic="http://schemas.openxmlformats.org/drawingml/2006/picture" xmlns:c="http://schemas.openxmlformats.org/drawingml/2006/chart" xmlns:lc="http://schemas.openxmlformats.org/drawingml/2006/lockedCanvas" xmlns:dgm="http://schemas.openxmlformats.org/drawingml/2006/diagram" xmlns:wps="http://schemas.microsoft.com/office/word/2010/wordprocessingShape" xmlns:wpg="http://schemas.microsoft.com/office/word/2010/wordprocessingGroup" xmlns:w14="http://schemas.microsoft.com/office/word/2010/wordml" xmlns:w15="http://schemas.microsoft.com/office/word/2012/wordml" xmlns:w16="http://schemas.microsoft.com/office/word/2018/wordml" xmlns:w16cex="http://schemas.microsoft.com/office/word/2018/wordml/cex" xmlns:w16cid="http://schemas.microsoft.com/office/word/2016/wordml/cid" xmlns="http://schemas.microsoft.com/office/tasks/2019/documenttasks" xmlns:cr="http://schemas.microsoft.com/office/comments/2020/reactions" mc:Ignorable="wp14">
   <w:docDefaults>
     <w:rPrDefault>
       <w:rPr>
@@ -4860,7 +6799,7 @@
     </w:pPrDefault>
   </w:docDefaults>
   <w:style w:type="table" w:styleId="TableNormal" w:default="1">
-    <w:name w:val="TableNormal"/>
+    <w:name w:val="Normal Table"/>
     <w:tblPr>
       <w:tblCellMar>
         <w:top w:w="100.0" w:type="dxa"/>
@@ -4871,7 +6810,7 @@
     </w:tblPr>
   </w:style>
   <w:style w:type="paragraph" w:styleId="Normal" w:default="1">
-    <w:name w:val="normal"/>
+    <w:name w:val="Normal"/>
   </w:style>
   <w:style w:type="paragraph" w:styleId="Heading1">
     <w:name w:val="heading 1"/>
@@ -4910,7 +6849,7 @@
       <w:keepNext w:val="1"/>
       <w:keepLines w:val="1"/>
       <w:pageBreakBefore w:val="0"/>
-      <w:spacing w:after="80" w:before="280" w:lineRule="auto"/>
+      <w:spacing w:before="280" w:after="80" w:lineRule="auto"/>
     </w:pPr>
     <w:rPr>
       <w:b w:val="1"/>
@@ -4927,7 +6866,7 @@
       <w:keepNext w:val="1"/>
       <w:keepLines w:val="1"/>
       <w:pageBreakBefore w:val="0"/>
-      <w:spacing w:after="40" w:before="240" w:lineRule="auto"/>
+      <w:spacing w:before="240" w:after="40" w:lineRule="auto"/>
     </w:pPr>
     <w:rPr>
       <w:b w:val="1"/>
@@ -4944,7 +6883,7 @@
       <w:keepNext w:val="1"/>
       <w:keepLines w:val="1"/>
       <w:pageBreakBefore w:val="0"/>
-      <w:spacing w:after="40" w:before="220" w:lineRule="auto"/>
+      <w:spacing w:before="220" w:after="40" w:lineRule="auto"/>
     </w:pPr>
     <w:rPr>
       <w:b w:val="1"/>
@@ -4961,7 +6900,7 @@
       <w:keepNext w:val="1"/>
       <w:keepLines w:val="1"/>
       <w:pageBreakBefore w:val="0"/>
-      <w:spacing w:after="40" w:before="200" w:lineRule="auto"/>
+      <w:spacing w:before="200" w:after="40" w:lineRule="auto"/>
     </w:pPr>
     <w:rPr>
       <w:b w:val="1"/>
@@ -4993,10 +6932,10 @@
       <w:keepNext w:val="1"/>
       <w:keepLines w:val="1"/>
       <w:pageBreakBefore w:val="0"/>
-      <w:spacing w:after="80" w:before="360" w:lineRule="auto"/>
+      <w:spacing w:before="360" w:after="80" w:lineRule="auto"/>
     </w:pPr>
     <w:rPr>
-      <w:rFonts w:ascii="Georgia" w:cs="Georgia" w:eastAsia="Georgia" w:hAnsi="Georgia"/>
+      <w:rFonts w:ascii="Georgia" w:hAnsi="Georgia" w:eastAsia="Georgia" w:cs="Georgia"/>
       <w:i w:val="1"/>
       <w:iCs w:val="1"/>
       <w:color w:val="666666"/>
@@ -5079,6 +7018,42 @@
         <w:left w:w="108.0" w:type="dxa"/>
         <w:bottom w:w="0.0" w:type="dxa"/>
         <w:right w:w="108.0" w:type="dxa"/>
+      </w:tblCellMar>
+    </w:tblPr>
+  </w:style>
+  <w:style xmlns:w14="http://schemas.microsoft.com/office/word/2010/wordml" xmlns:mc="http://schemas.openxmlformats.org/markup-compatibility/2006" xmlns:w="http://schemas.openxmlformats.org/wordprocessingml/2006/main" w:type="paragraph" w:styleId="ListParagraph" mc:Ignorable="w14">
+    <w:name xmlns:w="http://schemas.openxmlformats.org/wordprocessingml/2006/main" w:val="List Paragraph"/>
+    <w:basedOn xmlns:w="http://schemas.openxmlformats.org/wordprocessingml/2006/main" w:val="Normal"/>
+    <w:uiPriority xmlns:w="http://schemas.openxmlformats.org/wordprocessingml/2006/main" w:val="34"/>
+    <w:qFormat xmlns:w="http://schemas.openxmlformats.org/wordprocessingml/2006/main"/>
+    <w:pPr xmlns:w="http://schemas.openxmlformats.org/wordprocessingml/2006/main">
+      <w:ind xmlns:w="http://schemas.openxmlformats.org/wordprocessingml/2006/main" w:left="720"/>
+      <w:contextualSpacing xmlns:w="http://schemas.openxmlformats.org/wordprocessingml/2006/main"/>
+    </w:pPr>
+  </w:style>
+  <w:style xmlns:w="http://schemas.openxmlformats.org/wordprocessingml/2006/main" w:type="table" w:styleId="TableGrid">
+    <w:name xmlns:w="http://schemas.openxmlformats.org/wordprocessingml/2006/main" w:val="Table Grid"/>
+    <w:basedOn xmlns:w="http://schemas.openxmlformats.org/wordprocessingml/2006/main" w:val="TableNormal"/>
+    <w:uiPriority xmlns:w="http://schemas.openxmlformats.org/wordprocessingml/2006/main" w:val="59"/>
+    <w:rsid xmlns:w="http://schemas.openxmlformats.org/wordprocessingml/2006/main" w:val="00FB4123"/>
+    <w:pPr xmlns:w="http://schemas.openxmlformats.org/wordprocessingml/2006/main">
+      <w:spacing w:after="0" w:line="240" w:lineRule="auto"/>
+    </w:pPr>
+    <w:tblPr xmlns:w="http://schemas.openxmlformats.org/wordprocessingml/2006/main">
+      <w:tblInd w:w="0" w:type="dxa"/>
+      <w:tblBorders>
+        <w:top w:val="single" w:color="000000" w:themeColor="text1" w:sz="4" w:space="0"/>
+        <w:left w:val="single" w:color="000000" w:themeColor="text1" w:sz="4" w:space="0"/>
+        <w:bottom w:val="single" w:color="000000" w:themeColor="text1" w:sz="4" w:space="0"/>
+        <w:right w:val="single" w:color="000000" w:themeColor="text1" w:sz="4" w:space="0"/>
+        <w:insideH w:val="single" w:color="000000" w:themeColor="text1" w:sz="4" w:space="0"/>
+        <w:insideV w:val="single" w:color="000000" w:themeColor="text1" w:sz="4" w:space="0"/>
+      </w:tblBorders>
+      <w:tblCellMar>
+        <w:top w:w="0" w:type="dxa"/>
+        <w:left w:w="108" w:type="dxa"/>
+        <w:bottom w:w="0" w:type="dxa"/>
+        <w:right w:w="108" w:type="dxa"/>
       </w:tblCellMar>
     </w:tblPr>
   </w:style>

--- a/Requisitos/UC07_Manter horário.docx
+++ b/Requisitos/UC07_Manter horário.docx
@@ -733,15 +733,15 @@
                 <w:szCs w:val="28"/>
                 <w:lang w:val="en-US"/>
               </w:rPr>
-              <w:t>Ícone de alteração (lapis)</w:t>
-            </w:r>
-            <w:r>
-              <w:rPr>
-                <w:sz w:val="28"/>
-                <w:szCs w:val="28"/>
-                <w:lang w:val="en-US"/>
-              </w:rPr>
-              <w:t xml:space="preserve">: Ver </w:t>
+              <w:t>Alteração</w:t>
+            </w:r>
+            <w:r>
+              <w:rPr>
+                <w:sz w:val="28"/>
+                <w:szCs w:val="28"/>
+                <w:lang w:val="en-US"/>
+              </w:rPr>
+              <w:t xml:space="preserve"> Ver </w:t>
             </w:r>
             <w:r>
               <w:rPr>
